--- a/7-manuals/technical-manual.docx
+++ b/7-manuals/technical-manual.docx
@@ -4,21 +4,75 @@
   <w:body>
     <w:p>
       <w:pPr>
-        <w:spacing w:before="3100" w:line="480" w:lineRule="auto"/>
+        <w:spacing w:before="1100"/>
         <w:jc w:val="center"/>
       </w:pPr>
       <w:r>
+        <w:drawing>
+          <wp:inline>
+            <wp:extent cx="4389120" cy="2501042"/>
+            <wp:docPr id="72" name="Picture 72"/>
+            <wp:cNvGraphicFramePr>
+              <a:graphicFrameLocks noChangeAspect="1"/>
+            </wp:cNvGraphicFramePr>
+            <a:graphic>
+              <a:graphicData uri="http://schemas.openxmlformats.org/drawingml/2006/picture">
+                <pic:pic>
+                  <pic:nvPicPr>
+                    <pic:cNvPr id="0" name="SaborExpress_logo_transparente.png"/>
+                    <pic:cNvPicPr/>
+                  </pic:nvPicPr>
+                  <pic:blipFill>
+                    <a:blip r:embed="rId9"/>
+                    <a:stretch>
+                      <a:fillRect/>
+                    </a:stretch>
+                  </pic:blipFill>
+                  <pic:spPr>
+                    <a:xfrm>
+                      <a:off x="0" y="0"/>
+                      <a:ext cx="4389120" cy="2501042"/>
+                    </a:xfrm>
+                    <a:prstGeom prst="rect"/>
+                  </pic:spPr>
+                </pic:pic>
+              </a:graphicData>
+            </a:graphic>
+          </wp:inline>
+        </w:drawing>
+      </w:r>
+    </w:p>
+    <w:p>
+      <w:pPr>
+        <w:spacing w:before="900" w:after="500"/>
+        <w:jc w:val="center"/>
+      </w:pPr>
+      <w:r>
         <w:rPr>
           <w:rFonts w:ascii="Times New Roman" w:hAnsi="Times New Roman"/>
           <w:b/>
-          <w:sz w:val="28"/>
+          <w:sz w:val="34"/>
         </w:rPr>
         <w:t>04 Manual tecnico SaborExpress</w:t>
       </w:r>
     </w:p>
     <w:p>
       <w:pPr>
-        <w:spacing w:line="480" w:lineRule="auto"/>
+        <w:spacing w:after="160"/>
+        <w:jc w:val="center"/>
+      </w:pPr>
+      <w:r>
+        <w:rPr>
+          <w:rFonts w:ascii="Times New Roman" w:hAnsi="Times New Roman"/>
+          <w:b/>
+          <w:sz w:val="24"/>
+        </w:rPr>
+        <w:t>SABOREXPRESS — PROYECTO DE SOFTWARE</w:t>
+      </w:r>
+    </w:p>
+    <w:p>
+      <w:pPr>
+        <w:spacing w:after="160"/>
         <w:jc w:val="center"/>
       </w:pPr>
       <w:r>
@@ -26,12 +80,12 @@
           <w:rFonts w:ascii="Times New Roman" w:hAnsi="Times New Roman"/>
           <w:sz w:val="24"/>
         </w:rPr>
-        <w:t>Equipo de desarrollo SaborExpress</w:t>
-      </w:r>
-    </w:p>
-    <w:p>
-      <w:pPr>
-        <w:spacing w:line="480" w:lineRule="auto"/>
+        <w:t>Yerson Stiven Cuellar Rubiano</w:t>
+      </w:r>
+    </w:p>
+    <w:p>
+      <w:pPr>
+        <w:spacing w:after="160"/>
         <w:jc w:val="center"/>
       </w:pPr>
       <w:r>
@@ -39,12 +93,12 @@
           <w:rFonts w:ascii="Times New Roman" w:hAnsi="Times New Roman"/>
           <w:sz w:val="24"/>
         </w:rPr>
-        <w:t>Filiación institucional y autores individuales: por confirmar</w:t>
-      </w:r>
-    </w:p>
-    <w:p>
-      <w:pPr>
-        <w:spacing w:line="480" w:lineRule="auto"/>
+        <w:t>Ficha de formación: 3145555</w:t>
+      </w:r>
+    </w:p>
+    <w:p>
+      <w:pPr>
+        <w:spacing w:after="160"/>
         <w:jc w:val="center"/>
       </w:pPr>
       <w:r>
@@ -52,12 +106,12 @@
           <w:rFonts w:ascii="Times New Roman" w:hAnsi="Times New Roman"/>
           <w:sz w:val="24"/>
         </w:rPr>
-        <w:t>Estudio académico de ingeniería de software y documentación</w:t>
-      </w:r>
-    </w:p>
-    <w:p>
-      <w:pPr>
-        <w:spacing w:line="480" w:lineRule="auto"/>
+        <w:t>Expediente técnico y académico — APA 7</w:t>
+      </w:r>
+    </w:p>
+    <w:p>
+      <w:pPr>
+        <w:spacing w:after="160"/>
         <w:jc w:val="center"/>
       </w:pPr>
       <w:r>
@@ -69,29 +123,39 @@
       </w:r>
     </w:p>
     <w:p>
+      <w:pPr>
+        <w:spacing w:before="600"/>
+        <w:jc w:val="center"/>
+      </w:pPr>
+      <w:r>
+        <w:rPr>
+          <w:i/>
+        </w:rPr>
+        <w:t>Fuente documental: repositorios SaborExpressBack, SaborExpressWeb y SaborExpressMovil.</w:t>
+        <w:br/>
+        <w:t>Las pruebas no ejecutadas se identifican como pendientes.</w:t>
+      </w:r>
+    </w:p>
+    <w:p>
       <w:r>
         <w:br w:type="page"/>
       </w:r>
     </w:p>
-    <w:bookmarkStart w:id="59" w:name="manual-técnico-y-operación-del-sistema"/>
+    <w:bookmarkStart w:id="73" w:name="manual-técnico-y-operación-del-sistema"/>
     <w:p>
       <w:pPr>
         <w:pStyle w:val="Heading1"/>
         <w:keepNext/>
-        <w:ind w:firstLine="0"/>
-      </w:pPr>
-      <w:r>
-        <w:rPr>
-          <w:color w:val="000000"/>
-        </w:rPr>
+        <w:spacing w:line="264" w:lineRule="auto"/>
+      </w:pPr>
+      <w:r>
         <w:t xml:space="preserve">Manual técnico y operación del sistema</w:t>
       </w:r>
     </w:p>
     <w:p>
       <w:pPr>
         <w:pStyle w:val="FirstParagraph"/>
-        <w:spacing w:line="480" w:lineRule="auto" w:after="0"/>
-        <w:ind w:firstLine="720"/>
+        <w:spacing w:line="396" w:lineRule="auto" w:after="100"/>
       </w:pPr>
       <w:r>
         <w:rPr>
@@ -114,7 +178,39 @@
           <w:b/>
           <w:bCs/>
         </w:rPr>
-        <w:t xml:space="preserve">Fecha de corte:</w:t>
+        <w:t xml:space="preserve">Autor / integrante:</w:t>
+      </w:r>
+      <w:r>
+        <w:t xml:space="preserve"> </w:t>
+      </w:r>
+      <w:r>
+        <w:t xml:space="preserve">Yerson Stiven Cuellar Rubiano |</w:t>
+      </w:r>
+      <w:r>
+        <w:t xml:space="preserve"> </w:t>
+      </w:r>
+      <w:r>
+        <w:rPr>
+          <w:b/>
+          <w:bCs/>
+        </w:rPr>
+        <w:t xml:space="preserve">Ficha:</w:t>
+      </w:r>
+      <w:r>
+        <w:t xml:space="preserve"> </w:t>
+      </w:r>
+      <w:r>
+        <w:t xml:space="preserve">3145555 |</w:t>
+      </w:r>
+      <w:r>
+        <w:t xml:space="preserve"> </w:t>
+      </w:r>
+      <w:r>
+        <w:rPr>
+          <w:b/>
+          <w:bCs/>
+        </w:rPr>
+        <w:t xml:space="preserve">Fecha:</w:t>
       </w:r>
       <w:r>
         <w:t xml:space="preserve"> </w:t>
@@ -130,36 +226,19 @@
           <w:b/>
           <w:bCs/>
         </w:rPr>
-        <w:t xml:space="preserve">Versión:</w:t>
-      </w:r>
-      <w:r>
-        <w:t xml:space="preserve"> </w:t>
-      </w:r>
-      <w:r>
-        <w:t xml:space="preserve">2.0 |</w:t>
-      </w:r>
-      <w:r>
-        <w:t xml:space="preserve"> </w:t>
-      </w:r>
-      <w:r>
-        <w:rPr>
-          <w:b/>
-          <w:bCs/>
-        </w:rPr>
-        <w:t xml:space="preserve">Tipo:</w:t>
-      </w:r>
-      <w:r>
-        <w:t xml:space="preserve"> </w:t>
-      </w:r>
-      <w:r>
-        <w:t xml:space="preserve">Documento técnico y académico</w:t>
+        <w:t xml:space="preserve">Versión documental:</w:t>
+      </w:r>
+      <w:r>
+        <w:t xml:space="preserve"> </w:t>
+      </w:r>
+      <w:r>
+        <w:t xml:space="preserve">4.0</w:t>
       </w:r>
     </w:p>
     <w:p>
       <w:pPr>
         <w:pStyle w:val="BodyText"/>
-        <w:spacing w:line="480" w:lineRule="auto" w:after="0"/>
-        <w:ind w:firstLine="720"/>
+        <w:spacing w:line="396" w:lineRule="auto" w:after="100"/>
       </w:pPr>
       <w:r>
         <w:rPr>
@@ -180,20 +259,16 @@
       <w:pPr>
         <w:pStyle w:val="Heading2"/>
         <w:keepNext/>
-        <w:ind w:firstLine="0"/>
-      </w:pPr>
-      <w:r>
-        <w:rPr>
-          <w:color w:val="000000"/>
-        </w:rPr>
+        <w:spacing w:line="264" w:lineRule="auto"/>
+      </w:pPr>
+      <w:r>
         <w:t xml:space="preserve">1. Visión operativa</w:t>
       </w:r>
     </w:p>
     <w:p>
       <w:pPr>
         <w:pStyle w:val="FirstParagraph"/>
-        <w:spacing w:line="480" w:lineRule="auto" w:after="0"/>
-        <w:ind w:firstLine="720"/>
+        <w:spacing w:line="396" w:lineRule="auto" w:after="100"/>
       </w:pPr>
       <w:r>
         <w:t xml:space="preserve">La solución consta de repositorios independientes para API, web, móvil y documentación. Las fronteras entre interfaz, lógica y persistencia siguen una orientación feature-first: controladores delegan a servicios y repositorios; EF Core mantiene las entidades; Next y Expo presentan flujos por rol.</w:t>
@@ -205,12 +280,9 @@
       <w:pPr>
         <w:pStyle w:val="Heading2"/>
         <w:keepNext/>
-        <w:ind w:firstLine="0"/>
-      </w:pPr>
-      <w:r>
-        <w:rPr>
-          <w:color w:val="000000"/>
-        </w:rPr>
+        <w:spacing w:line="264" w:lineRule="auto"/>
+      </w:pPr>
+      <w:r>
         <w:t xml:space="preserve">2. Referencia de carpetas y módulos</w:t>
       </w:r>
     </w:p>
@@ -219,7 +291,7 @@
         <w:tblStyle w:val="Table"/>
         <w:tblW w:type="pct" w:w="5000"/>
         <w:jc w:val="left"/>
-        <w:tblLayout w:type="fixed"/>
+        <w:tblLayout w:type="autofit"/>
         <w:tblLook w:firstRow="1" w:lastRow="0" w:firstColumn="0" w:lastColumn="0" w:noHBand="0" w:noVBand="0" w:val="0020"/>
       </w:tblPr>
       <w:tblGrid>
@@ -237,14 +309,14 @@
           <w:p>
             <w:pPr>
               <w:pStyle w:val="Compact"/>
-              <w:spacing w:line="240" w:lineRule="auto" w:after="0"/>
-              <w:ind w:firstLine="0"/>
-              <w:jc w:val="left"/>
-            </w:pPr>
-            <w:r>
-              <w:rPr>
-                <w:rFonts w:ascii="Times New Roman" w:hAnsi="Times New Roman"/>
-                <w:sz w:val="18"/>
+              <w:spacing w:line="240" w:lineRule="auto" w:after="20"/>
+              <w:ind w:firstLine="0"/>
+              <w:jc w:val="left"/>
+            </w:pPr>
+            <w:r>
+              <w:rPr>
+                <w:b/>
+                <w:sz w:val="17"/>
               </w:rPr>
               <w:t xml:space="preserve">Repositorio</w:t>
             </w:r>
@@ -255,14 +327,14 @@
           <w:p>
             <w:pPr>
               <w:pStyle w:val="Compact"/>
-              <w:spacing w:line="240" w:lineRule="auto" w:after="0"/>
-              <w:ind w:firstLine="0"/>
-              <w:jc w:val="left"/>
-            </w:pPr>
-            <w:r>
-              <w:rPr>
-                <w:rFonts w:ascii="Times New Roman" w:hAnsi="Times New Roman"/>
-                <w:sz w:val="18"/>
+              <w:spacing w:line="240" w:lineRule="auto" w:after="20"/>
+              <w:ind w:firstLine="0"/>
+              <w:jc w:val="left"/>
+            </w:pPr>
+            <w:r>
+              <w:rPr>
+                <w:b/>
+                <w:sz w:val="17"/>
               </w:rPr>
               <w:t xml:space="preserve">Ruta</w:t>
             </w:r>
@@ -273,14 +345,14 @@
           <w:p>
             <w:pPr>
               <w:pStyle w:val="Compact"/>
-              <w:spacing w:line="240" w:lineRule="auto" w:after="0"/>
-              <w:ind w:firstLine="0"/>
-              <w:jc w:val="left"/>
-            </w:pPr>
-            <w:r>
-              <w:rPr>
-                <w:rFonts w:ascii="Times New Roman" w:hAnsi="Times New Roman"/>
-                <w:sz w:val="18"/>
+              <w:spacing w:line="240" w:lineRule="auto" w:after="20"/>
+              <w:ind w:firstLine="0"/>
+              <w:jc w:val="left"/>
+            </w:pPr>
+            <w:r>
+              <w:rPr>
+                <w:b/>
+                <w:sz w:val="17"/>
               </w:rPr>
               <w:t xml:space="preserve">Propósito</w:t>
             </w:r>
@@ -293,14 +365,13 @@
           <w:p>
             <w:pPr>
               <w:pStyle w:val="Compact"/>
-              <w:spacing w:line="240" w:lineRule="auto" w:after="0"/>
-              <w:ind w:firstLine="0"/>
-              <w:jc w:val="left"/>
-            </w:pPr>
-            <w:r>
-              <w:rPr>
-                <w:rFonts w:ascii="Times New Roman" w:hAnsi="Times New Roman"/>
-                <w:sz w:val="18"/>
+              <w:spacing w:line="240" w:lineRule="auto" w:after="20"/>
+              <w:ind w:firstLine="0"/>
+              <w:jc w:val="left"/>
+            </w:pPr>
+            <w:r>
+              <w:rPr>
+                <w:sz w:val="17"/>
               </w:rPr>
               <w:t xml:space="preserve">Back</w:t>
             </w:r>
@@ -311,14 +382,13 @@
           <w:p>
             <w:pPr>
               <w:pStyle w:val="Compact"/>
-              <w:spacing w:line="240" w:lineRule="auto" w:after="0"/>
-              <w:ind w:firstLine="0"/>
-              <w:jc w:val="left"/>
-            </w:pPr>
-            <w:r>
-              <w:rPr>
-                <w:rFonts w:ascii="Times New Roman" w:hAnsi="Times New Roman"/>
-                <w:sz w:val="18"/>
+              <w:spacing w:line="240" w:lineRule="auto" w:after="20"/>
+              <w:ind w:firstLine="0"/>
+              <w:jc w:val="left"/>
+            </w:pPr>
+            <w:r>
+              <w:rPr>
+                <w:sz w:val="17"/>
               </w:rPr>
               <w:t xml:space="preserve">Program.cs</w:t>
             </w:r>
@@ -329,14 +399,13 @@
           <w:p>
             <w:pPr>
               <w:pStyle w:val="Compact"/>
-              <w:spacing w:line="240" w:lineRule="auto" w:after="0"/>
-              <w:ind w:firstLine="0"/>
-              <w:jc w:val="left"/>
-            </w:pPr>
-            <w:r>
-              <w:rPr>
-                <w:rFonts w:ascii="Times New Roman" w:hAnsi="Times New Roman"/>
-                <w:sz w:val="18"/>
+              <w:spacing w:line="240" w:lineRule="auto" w:after="20"/>
+              <w:ind w:firstLine="0"/>
+              <w:jc w:val="left"/>
+            </w:pPr>
+            <w:r>
+              <w:rPr>
+                <w:sz w:val="17"/>
               </w:rPr>
               <w:t xml:space="preserve">Bootstrap HTTP, auth, SignalR, servicios hospedados</w:t>
             </w:r>
@@ -349,14 +418,13 @@
           <w:p>
             <w:pPr>
               <w:pStyle w:val="Compact"/>
-              <w:spacing w:line="240" w:lineRule="auto" w:after="0"/>
-              <w:ind w:firstLine="0"/>
-              <w:jc w:val="left"/>
-            </w:pPr>
-            <w:r>
-              <w:rPr>
-                <w:rFonts w:ascii="Times New Roman" w:hAnsi="Times New Roman"/>
-                <w:sz w:val="18"/>
+              <w:spacing w:line="240" w:lineRule="auto" w:after="20"/>
+              <w:ind w:firstLine="0"/>
+              <w:jc w:val="left"/>
+            </w:pPr>
+            <w:r>
+              <w:rPr>
+                <w:sz w:val="17"/>
               </w:rPr>
               <w:t xml:space="preserve">Back</w:t>
             </w:r>
@@ -367,14 +435,13 @@
           <w:p>
             <w:pPr>
               <w:pStyle w:val="Compact"/>
-              <w:spacing w:line="240" w:lineRule="auto" w:after="0"/>
-              <w:ind w:firstLine="0"/>
-              <w:jc w:val="left"/>
-            </w:pPr>
-            <w:r>
-              <w:rPr>
-                <w:rFonts w:ascii="Times New Roman" w:hAnsi="Times New Roman"/>
-                <w:sz w:val="18"/>
+              <w:spacing w:line="240" w:lineRule="auto" w:after="20"/>
+              <w:ind w:firstLine="0"/>
+              <w:jc w:val="left"/>
+            </w:pPr>
+            <w:r>
+              <w:rPr>
+                <w:sz w:val="17"/>
               </w:rPr>
               <w:t xml:space="preserve">Configuration/</w:t>
             </w:r>
@@ -385,14 +452,13 @@
           <w:p>
             <w:pPr>
               <w:pStyle w:val="Compact"/>
-              <w:spacing w:line="240" w:lineRule="auto" w:after="0"/>
-              <w:ind w:firstLine="0"/>
-              <w:jc w:val="left"/>
-            </w:pPr>
-            <w:r>
-              <w:rPr>
-                <w:rFonts w:ascii="Times New Roman" w:hAnsi="Times New Roman"/>
-                <w:sz w:val="18"/>
+              <w:spacing w:line="240" w:lineRule="auto" w:after="20"/>
+              <w:ind w:firstLine="0"/>
+              <w:jc w:val="left"/>
+            </w:pPr>
+            <w:r>
+              <w:rPr>
+                <w:sz w:val="17"/>
               </w:rPr>
               <w:t xml:space="preserve">Dependencias, CORS, JWT, DB y Swagger</w:t>
             </w:r>
@@ -405,14 +471,13 @@
           <w:p>
             <w:pPr>
               <w:pStyle w:val="Compact"/>
-              <w:spacing w:line="240" w:lineRule="auto" w:after="0"/>
-              <w:ind w:firstLine="0"/>
-              <w:jc w:val="left"/>
-            </w:pPr>
-            <w:r>
-              <w:rPr>
-                <w:rFonts w:ascii="Times New Roman" w:hAnsi="Times New Roman"/>
-                <w:sz w:val="18"/>
+              <w:spacing w:line="240" w:lineRule="auto" w:after="20"/>
+              <w:ind w:firstLine="0"/>
+              <w:jc w:val="left"/>
+            </w:pPr>
+            <w:r>
+              <w:rPr>
+                <w:sz w:val="17"/>
               </w:rPr>
               <w:t xml:space="preserve">Back</w:t>
             </w:r>
@@ -423,14 +488,13 @@
           <w:p>
             <w:pPr>
               <w:pStyle w:val="Compact"/>
-              <w:spacing w:line="240" w:lineRule="auto" w:after="0"/>
-              <w:ind w:firstLine="0"/>
-              <w:jc w:val="left"/>
-            </w:pPr>
-            <w:r>
-              <w:rPr>
-                <w:rFonts w:ascii="Times New Roman" w:hAnsi="Times New Roman"/>
-                <w:sz w:val="18"/>
+              <w:spacing w:line="240" w:lineRule="auto" w:after="20"/>
+              <w:ind w:firstLine="0"/>
+              <w:jc w:val="left"/>
+            </w:pPr>
+            <w:r>
+              <w:rPr>
+                <w:sz w:val="17"/>
               </w:rPr>
               <w:t xml:space="preserve">Controllers/</w:t>
             </w:r>
@@ -441,14 +505,13 @@
           <w:p>
             <w:pPr>
               <w:pStyle w:val="Compact"/>
-              <w:spacing w:line="240" w:lineRule="auto" w:after="0"/>
-              <w:ind w:firstLine="0"/>
-              <w:jc w:val="left"/>
-            </w:pPr>
-            <w:r>
-              <w:rPr>
-                <w:rFonts w:ascii="Times New Roman" w:hAnsi="Times New Roman"/>
-                <w:sz w:val="18"/>
+              <w:spacing w:line="240" w:lineRule="auto" w:after="20"/>
+              <w:ind w:firstLine="0"/>
+              <w:jc w:val="left"/>
+            </w:pPr>
+            <w:r>
+              <w:rPr>
+                <w:sz w:val="17"/>
               </w:rPr>
               <w:t xml:space="preserve">Endpoints</w:t>
             </w:r>
@@ -461,14 +524,13 @@
           <w:p>
             <w:pPr>
               <w:pStyle w:val="Compact"/>
-              <w:spacing w:line="240" w:lineRule="auto" w:after="0"/>
-              <w:ind w:firstLine="0"/>
-              <w:jc w:val="left"/>
-            </w:pPr>
-            <w:r>
-              <w:rPr>
-                <w:rFonts w:ascii="Times New Roman" w:hAnsi="Times New Roman"/>
-                <w:sz w:val="18"/>
+              <w:spacing w:line="240" w:lineRule="auto" w:after="20"/>
+              <w:ind w:firstLine="0"/>
+              <w:jc w:val="left"/>
+            </w:pPr>
+            <w:r>
+              <w:rPr>
+                <w:sz w:val="17"/>
               </w:rPr>
               <w:t xml:space="preserve">Back</w:t>
             </w:r>
@@ -479,14 +541,13 @@
           <w:p>
             <w:pPr>
               <w:pStyle w:val="Compact"/>
-              <w:spacing w:line="240" w:lineRule="auto" w:after="0"/>
-              <w:ind w:firstLine="0"/>
-              <w:jc w:val="left"/>
-            </w:pPr>
-            <w:r>
-              <w:rPr>
-                <w:rFonts w:ascii="Times New Roman" w:hAnsi="Times New Roman"/>
-                <w:sz w:val="18"/>
+              <w:spacing w:line="240" w:lineRule="auto" w:after="20"/>
+              <w:ind w:firstLine="0"/>
+              <w:jc w:val="left"/>
+            </w:pPr>
+            <w:r>
+              <w:rPr>
+                <w:sz w:val="17"/>
               </w:rPr>
               <w:t xml:space="preserve">Modules/*/Services</w:t>
             </w:r>
@@ -497,14 +558,13 @@
           <w:p>
             <w:pPr>
               <w:pStyle w:val="Compact"/>
-              <w:spacing w:line="240" w:lineRule="auto" w:after="0"/>
-              <w:ind w:firstLine="0"/>
-              <w:jc w:val="left"/>
-            </w:pPr>
-            <w:r>
-              <w:rPr>
-                <w:rFonts w:ascii="Times New Roman" w:hAnsi="Times New Roman"/>
-                <w:sz w:val="18"/>
+              <w:spacing w:line="240" w:lineRule="auto" w:after="20"/>
+              <w:ind w:firstLine="0"/>
+              <w:jc w:val="left"/>
+            </w:pPr>
+            <w:r>
+              <w:rPr>
+                <w:sz w:val="17"/>
               </w:rPr>
               <w:t xml:space="preserve">Reglas de aplicación</w:t>
             </w:r>
@@ -517,14 +577,13 @@
           <w:p>
             <w:pPr>
               <w:pStyle w:val="Compact"/>
-              <w:spacing w:line="240" w:lineRule="auto" w:after="0"/>
-              <w:ind w:firstLine="0"/>
-              <w:jc w:val="left"/>
-            </w:pPr>
-            <w:r>
-              <w:rPr>
-                <w:rFonts w:ascii="Times New Roman" w:hAnsi="Times New Roman"/>
-                <w:sz w:val="18"/>
+              <w:spacing w:line="240" w:lineRule="auto" w:after="20"/>
+              <w:ind w:firstLine="0"/>
+              <w:jc w:val="left"/>
+            </w:pPr>
+            <w:r>
+              <w:rPr>
+                <w:sz w:val="17"/>
               </w:rPr>
               <w:t xml:space="preserve">Back</w:t>
             </w:r>
@@ -535,14 +594,13 @@
           <w:p>
             <w:pPr>
               <w:pStyle w:val="Compact"/>
-              <w:spacing w:line="240" w:lineRule="auto" w:after="0"/>
-              <w:ind w:firstLine="0"/>
-              <w:jc w:val="left"/>
-            </w:pPr>
-            <w:r>
-              <w:rPr>
-                <w:rFonts w:ascii="Times New Roman" w:hAnsi="Times New Roman"/>
-                <w:sz w:val="18"/>
+              <w:spacing w:line="240" w:lineRule="auto" w:after="20"/>
+              <w:ind w:firstLine="0"/>
+              <w:jc w:val="left"/>
+            </w:pPr>
+            <w:r>
+              <w:rPr>
+                <w:sz w:val="17"/>
               </w:rPr>
               <w:t xml:space="preserve">Modules/*/Repositories</w:t>
             </w:r>
@@ -553,14 +611,13 @@
           <w:p>
             <w:pPr>
               <w:pStyle w:val="Compact"/>
-              <w:spacing w:line="240" w:lineRule="auto" w:after="0"/>
-              <w:ind w:firstLine="0"/>
-              <w:jc w:val="left"/>
-            </w:pPr>
-            <w:r>
-              <w:rPr>
-                <w:rFonts w:ascii="Times New Roman" w:hAnsi="Times New Roman"/>
-                <w:sz w:val="18"/>
+              <w:spacing w:line="240" w:lineRule="auto" w:after="20"/>
+              <w:ind w:firstLine="0"/>
+              <w:jc w:val="left"/>
+            </w:pPr>
+            <w:r>
+              <w:rPr>
+                <w:sz w:val="17"/>
               </w:rPr>
               <w:t xml:space="preserve">Acceso de dominio a BD</w:t>
             </w:r>
@@ -573,14 +630,13 @@
           <w:p>
             <w:pPr>
               <w:pStyle w:val="Compact"/>
-              <w:spacing w:line="240" w:lineRule="auto" w:after="0"/>
-              <w:ind w:firstLine="0"/>
-              <w:jc w:val="left"/>
-            </w:pPr>
-            <w:r>
-              <w:rPr>
-                <w:rFonts w:ascii="Times New Roman" w:hAnsi="Times New Roman"/>
-                <w:sz w:val="18"/>
+              <w:spacing w:line="240" w:lineRule="auto" w:after="20"/>
+              <w:ind w:firstLine="0"/>
+              <w:jc w:val="left"/>
+            </w:pPr>
+            <w:r>
+              <w:rPr>
+                <w:sz w:val="17"/>
               </w:rPr>
               <w:t xml:space="preserve">Back</w:t>
             </w:r>
@@ -591,14 +647,13 @@
           <w:p>
             <w:pPr>
               <w:pStyle w:val="Compact"/>
-              <w:spacing w:line="240" w:lineRule="auto" w:after="0"/>
-              <w:ind w:firstLine="0"/>
-              <w:jc w:val="left"/>
-            </w:pPr>
-            <w:r>
-              <w:rPr>
-                <w:rFonts w:ascii="Times New Roman" w:hAnsi="Times New Roman"/>
-                <w:sz w:val="18"/>
+              <w:spacing w:line="240" w:lineRule="auto" w:after="20"/>
+              <w:ind w:firstLine="0"/>
+              <w:jc w:val="left"/>
+            </w:pPr>
+            <w:r>
+              <w:rPr>
+                <w:sz w:val="17"/>
               </w:rPr>
               <w:t xml:space="preserve">Data/Configurations</w:t>
             </w:r>
@@ -609,14 +664,13 @@
           <w:p>
             <w:pPr>
               <w:pStyle w:val="Compact"/>
-              <w:spacing w:line="240" w:lineRule="auto" w:after="0"/>
-              <w:ind w:firstLine="0"/>
-              <w:jc w:val="left"/>
-            </w:pPr>
-            <w:r>
-              <w:rPr>
-                <w:rFonts w:ascii="Times New Roman" w:hAnsi="Times New Roman"/>
-                <w:sz w:val="18"/>
+              <w:spacing w:line="240" w:lineRule="auto" w:after="20"/>
+              <w:ind w:firstLine="0"/>
+              <w:jc w:val="left"/>
+            </w:pPr>
+            <w:r>
+              <w:rPr>
+                <w:sz w:val="17"/>
               </w:rPr>
               <w:t xml:space="preserve">EF Fluent API</w:t>
             </w:r>
@@ -629,14 +683,13 @@
           <w:p>
             <w:pPr>
               <w:pStyle w:val="Compact"/>
-              <w:spacing w:line="240" w:lineRule="auto" w:after="0"/>
-              <w:ind w:firstLine="0"/>
-              <w:jc w:val="left"/>
-            </w:pPr>
-            <w:r>
-              <w:rPr>
-                <w:rFonts w:ascii="Times New Roman" w:hAnsi="Times New Roman"/>
-                <w:sz w:val="18"/>
+              <w:spacing w:line="240" w:lineRule="auto" w:after="20"/>
+              <w:ind w:firstLine="0"/>
+              <w:jc w:val="left"/>
+            </w:pPr>
+            <w:r>
+              <w:rPr>
+                <w:sz w:val="17"/>
               </w:rPr>
               <w:t xml:space="preserve">Back</w:t>
             </w:r>
@@ -647,14 +700,13 @@
           <w:p>
             <w:pPr>
               <w:pStyle w:val="Compact"/>
-              <w:spacing w:line="240" w:lineRule="auto" w:after="0"/>
-              <w:ind w:firstLine="0"/>
-              <w:jc w:val="left"/>
-            </w:pPr>
-            <w:r>
-              <w:rPr>
-                <w:rFonts w:ascii="Times New Roman" w:hAnsi="Times New Roman"/>
-                <w:sz w:val="18"/>
+              <w:spacing w:line="240" w:lineRule="auto" w:after="20"/>
+              <w:ind w:firstLine="0"/>
+              <w:jc w:val="left"/>
+            </w:pPr>
+            <w:r>
+              <w:rPr>
+                <w:sz w:val="17"/>
               </w:rPr>
               <w:t xml:space="preserve">Migrations/</w:t>
             </w:r>
@@ -665,14 +717,13 @@
           <w:p>
             <w:pPr>
               <w:pStyle w:val="Compact"/>
-              <w:spacing w:line="240" w:lineRule="auto" w:after="0"/>
-              <w:ind w:firstLine="0"/>
-              <w:jc w:val="left"/>
-            </w:pPr>
-            <w:r>
-              <w:rPr>
-                <w:rFonts w:ascii="Times New Roman" w:hAnsi="Times New Roman"/>
-                <w:sz w:val="18"/>
+              <w:spacing w:line="240" w:lineRule="auto" w:after="20"/>
+              <w:ind w:firstLine="0"/>
+              <w:jc w:val="left"/>
+            </w:pPr>
+            <w:r>
+              <w:rPr>
+                <w:sz w:val="17"/>
               </w:rPr>
               <w:t xml:space="preserve">Evolución relacional</w:t>
             </w:r>
@@ -685,14 +736,13 @@
           <w:p>
             <w:pPr>
               <w:pStyle w:val="Compact"/>
-              <w:spacing w:line="240" w:lineRule="auto" w:after="0"/>
-              <w:ind w:firstLine="0"/>
-              <w:jc w:val="left"/>
-            </w:pPr>
-            <w:r>
-              <w:rPr>
-                <w:rFonts w:ascii="Times New Roman" w:hAnsi="Times New Roman"/>
-                <w:sz w:val="18"/>
+              <w:spacing w:line="240" w:lineRule="auto" w:after="20"/>
+              <w:ind w:firstLine="0"/>
+              <w:jc w:val="left"/>
+            </w:pPr>
+            <w:r>
+              <w:rPr>
+                <w:sz w:val="17"/>
               </w:rPr>
               <w:t xml:space="preserve">Web</w:t>
             </w:r>
@@ -703,14 +753,13 @@
           <w:p>
             <w:pPr>
               <w:pStyle w:val="Compact"/>
-              <w:spacing w:line="240" w:lineRule="auto" w:after="0"/>
-              <w:ind w:firstLine="0"/>
-              <w:jc w:val="left"/>
-            </w:pPr>
-            <w:r>
-              <w:rPr>
-                <w:rFonts w:ascii="Times New Roman" w:hAnsi="Times New Roman"/>
-                <w:sz w:val="18"/>
+              <w:spacing w:line="240" w:lineRule="auto" w:after="20"/>
+              <w:ind w:firstLine="0"/>
+              <w:jc w:val="left"/>
+            </w:pPr>
+            <w:r>
+              <w:rPr>
+                <w:sz w:val="17"/>
               </w:rPr>
               <w:t xml:space="preserve">src/app</w:t>
             </w:r>
@@ -721,14 +770,13 @@
           <w:p>
             <w:pPr>
               <w:pStyle w:val="Compact"/>
-              <w:spacing w:line="240" w:lineRule="auto" w:after="0"/>
-              <w:ind w:firstLine="0"/>
-              <w:jc w:val="left"/>
-            </w:pPr>
-            <w:r>
-              <w:rPr>
-                <w:rFonts w:ascii="Times New Roman" w:hAnsi="Times New Roman"/>
-                <w:sz w:val="18"/>
+              <w:spacing w:line="240" w:lineRule="auto" w:after="20"/>
+              <w:ind w:firstLine="0"/>
+              <w:jc w:val="left"/>
+            </w:pPr>
+            <w:r>
+              <w:rPr>
+                <w:sz w:val="17"/>
               </w:rPr>
               <w:t xml:space="preserve">Rutas Next.js</w:t>
             </w:r>
@@ -741,14 +789,13 @@
           <w:p>
             <w:pPr>
               <w:pStyle w:val="Compact"/>
-              <w:spacing w:line="240" w:lineRule="auto" w:after="0"/>
-              <w:ind w:firstLine="0"/>
-              <w:jc w:val="left"/>
-            </w:pPr>
-            <w:r>
-              <w:rPr>
-                <w:rFonts w:ascii="Times New Roman" w:hAnsi="Times New Roman"/>
-                <w:sz w:val="18"/>
+              <w:spacing w:line="240" w:lineRule="auto" w:after="20"/>
+              <w:ind w:firstLine="0"/>
+              <w:jc w:val="left"/>
+            </w:pPr>
+            <w:r>
+              <w:rPr>
+                <w:sz w:val="17"/>
               </w:rPr>
               <w:t xml:space="preserve">Web</w:t>
             </w:r>
@@ -759,14 +806,13 @@
           <w:p>
             <w:pPr>
               <w:pStyle w:val="Compact"/>
-              <w:spacing w:line="240" w:lineRule="auto" w:after="0"/>
-              <w:ind w:firstLine="0"/>
-              <w:jc w:val="left"/>
-            </w:pPr>
-            <w:r>
-              <w:rPr>
-                <w:rFonts w:ascii="Times New Roman" w:hAnsi="Times New Roman"/>
-                <w:sz w:val="18"/>
+              <w:spacing w:line="240" w:lineRule="auto" w:after="20"/>
+              <w:ind w:firstLine="0"/>
+              <w:jc w:val="left"/>
+            </w:pPr>
+            <w:r>
+              <w:rPr>
+                <w:sz w:val="17"/>
               </w:rPr>
               <w:t xml:space="preserve">src/features</w:t>
             </w:r>
@@ -777,14 +823,13 @@
           <w:p>
             <w:pPr>
               <w:pStyle w:val="Compact"/>
-              <w:spacing w:line="240" w:lineRule="auto" w:after="0"/>
-              <w:ind w:firstLine="0"/>
-              <w:jc w:val="left"/>
-            </w:pPr>
-            <w:r>
-              <w:rPr>
-                <w:rFonts w:ascii="Times New Roman" w:hAnsi="Times New Roman"/>
-                <w:sz w:val="18"/>
+              <w:spacing w:line="240" w:lineRule="auto" w:after="20"/>
+              <w:ind w:firstLine="0"/>
+              <w:jc w:val="left"/>
+            </w:pPr>
+            <w:r>
+              <w:rPr>
+                <w:sz w:val="17"/>
               </w:rPr>
               <w:t xml:space="preserve">Servicios/hooks por feature</w:t>
             </w:r>
@@ -797,14 +842,13 @@
           <w:p>
             <w:pPr>
               <w:pStyle w:val="Compact"/>
-              <w:spacing w:line="240" w:lineRule="auto" w:after="0"/>
-              <w:ind w:firstLine="0"/>
-              <w:jc w:val="left"/>
-            </w:pPr>
-            <w:r>
-              <w:rPr>
-                <w:rFonts w:ascii="Times New Roman" w:hAnsi="Times New Roman"/>
-                <w:sz w:val="18"/>
+              <w:spacing w:line="240" w:lineRule="auto" w:after="20"/>
+              <w:ind w:firstLine="0"/>
+              <w:jc w:val="left"/>
+            </w:pPr>
+            <w:r>
+              <w:rPr>
+                <w:sz w:val="17"/>
               </w:rPr>
               <w:t xml:space="preserve">Movil</w:t>
             </w:r>
@@ -815,14 +859,13 @@
           <w:p>
             <w:pPr>
               <w:pStyle w:val="Compact"/>
-              <w:spacing w:line="240" w:lineRule="auto" w:after="0"/>
-              <w:ind w:firstLine="0"/>
-              <w:jc w:val="left"/>
-            </w:pPr>
-            <w:r>
-              <w:rPr>
-                <w:rFonts w:ascii="Times New Roman" w:hAnsi="Times New Roman"/>
-                <w:sz w:val="18"/>
+              <w:spacing w:line="240" w:lineRule="auto" w:after="20"/>
+              <w:ind w:firstLine="0"/>
+              <w:jc w:val="left"/>
+            </w:pPr>
+            <w:r>
+              <w:rPr>
+                <w:sz w:val="17"/>
               </w:rPr>
               <w:t xml:space="preserve">src/features</w:t>
             </w:r>
@@ -833,14 +876,13 @@
           <w:p>
             <w:pPr>
               <w:pStyle w:val="Compact"/>
-              <w:spacing w:line="240" w:lineRule="auto" w:after="0"/>
-              <w:ind w:firstLine="0"/>
-              <w:jc w:val="left"/>
-            </w:pPr>
-            <w:r>
-              <w:rPr>
-                <w:rFonts w:ascii="Times New Roman" w:hAnsi="Times New Roman"/>
-                <w:sz w:val="18"/>
+              <w:spacing w:line="240" w:lineRule="auto" w:after="20"/>
+              <w:ind w:firstLine="0"/>
+              <w:jc w:val="left"/>
+            </w:pPr>
+            <w:r>
+              <w:rPr>
+                <w:sz w:val="17"/>
               </w:rPr>
               <w:t xml:space="preserve">Vistas/servicios/hooks</w:t>
             </w:r>
@@ -853,14 +895,13 @@
           <w:p>
             <w:pPr>
               <w:pStyle w:val="Compact"/>
-              <w:spacing w:line="240" w:lineRule="auto" w:after="0"/>
-              <w:ind w:firstLine="0"/>
-              <w:jc w:val="left"/>
-            </w:pPr>
-            <w:r>
-              <w:rPr>
-                <w:rFonts w:ascii="Times New Roman" w:hAnsi="Times New Roman"/>
-                <w:sz w:val="18"/>
+              <w:spacing w:line="240" w:lineRule="auto" w:after="20"/>
+              <w:ind w:firstLine="0"/>
+              <w:jc w:val="left"/>
+            </w:pPr>
+            <w:r>
+              <w:rPr>
+                <w:sz w:val="17"/>
               </w:rPr>
               <w:t xml:space="preserve">Movil</w:t>
             </w:r>
@@ -871,14 +912,13 @@
           <w:p>
             <w:pPr>
               <w:pStyle w:val="Compact"/>
-              <w:spacing w:line="240" w:lineRule="auto" w:after="0"/>
-              <w:ind w:firstLine="0"/>
-              <w:jc w:val="left"/>
-            </w:pPr>
-            <w:r>
-              <w:rPr>
-                <w:rFonts w:ascii="Times New Roman" w:hAnsi="Times New Roman"/>
-                <w:sz w:val="18"/>
+              <w:spacing w:line="240" w:lineRule="auto" w:after="20"/>
+              <w:ind w:firstLine="0"/>
+              <w:jc w:val="left"/>
+            </w:pPr>
+            <w:r>
+              <w:rPr>
+                <w:sz w:val="17"/>
               </w:rPr>
               <w:t xml:space="preserve">app.json y eas.json</w:t>
             </w:r>
@@ -889,14 +929,13 @@
           <w:p>
             <w:pPr>
               <w:pStyle w:val="Compact"/>
-              <w:spacing w:line="240" w:lineRule="auto" w:after="0"/>
-              <w:ind w:firstLine="0"/>
-              <w:jc w:val="left"/>
-            </w:pPr>
-            <w:r>
-              <w:rPr>
-                <w:rFonts w:ascii="Times New Roman" w:hAnsi="Times New Roman"/>
-                <w:sz w:val="18"/>
+              <w:spacing w:line="240" w:lineRule="auto" w:after="20"/>
+              <w:ind w:firstLine="0"/>
+              <w:jc w:val="left"/>
+            </w:pPr>
+            <w:r>
+              <w:rPr>
+                <w:sz w:val="17"/>
               </w:rPr>
               <w:t xml:space="preserve">Configuración Expo y builds</w:t>
             </w:r>
@@ -910,20 +949,16 @@
       <w:pPr>
         <w:pStyle w:val="Heading2"/>
         <w:keepNext/>
-        <w:ind w:firstLine="0"/>
-      </w:pPr>
-      <w:r>
-        <w:rPr>
-          <w:color w:val="000000"/>
-        </w:rPr>
+        <w:spacing w:line="264" w:lineRule="auto"/>
+      </w:pPr>
+      <w:r>
         <w:t xml:space="preserve">3. Modelo de autenticación y autorización</w:t>
       </w:r>
     </w:p>
     <w:p>
       <w:pPr>
         <w:pStyle w:val="FirstParagraph"/>
-        <w:spacing w:line="480" w:lineRule="auto" w:after="0"/>
-        <w:ind w:firstLine="720"/>
+        <w:spacing w:line="396" w:lineRule="auto" w:after="100"/>
       </w:pPr>
       <w:r>
         <w:t xml:space="preserve">El backend registra JWT Bearer, políticas de autorización y usuarios/roles. El rol debe comprobarse en servidor y complementarse con acceso a recurso concreto.</w:t>
@@ -950,20 +985,16 @@
       <w:pPr>
         <w:pStyle w:val="Heading2"/>
         <w:keepNext/>
-        <w:ind w:firstLine="0"/>
-      </w:pPr>
-      <w:r>
-        <w:rPr>
-          <w:color w:val="000000"/>
-        </w:rPr>
+        <w:spacing w:line="264" w:lineRule="auto"/>
+      </w:pPr>
+      <w:r>
         <w:t xml:space="preserve">4. Integraciones de datos</w:t>
       </w:r>
     </w:p>
     <w:p>
       <w:pPr>
         <w:pStyle w:val="FirstParagraph"/>
-        <w:spacing w:line="480" w:lineRule="auto" w:after="0"/>
-        <w:ind w:firstLine="720"/>
+        <w:spacing w:line="396" w:lineRule="auto" w:after="100"/>
       </w:pPr>
       <w:r>
         <w:rPr>
@@ -999,20 +1030,16 @@
       <w:pPr>
         <w:pStyle w:val="Heading2"/>
         <w:keepNext/>
-        <w:ind w:firstLine="0"/>
-      </w:pPr>
-      <w:r>
-        <w:rPr>
-          <w:color w:val="000000"/>
-        </w:rPr>
+        <w:spacing w:line="264" w:lineRule="auto"/>
+      </w:pPr>
+      <w:r>
         <w:t xml:space="preserve">5. Integración de cobros</w:t>
       </w:r>
     </w:p>
     <w:p>
       <w:pPr>
         <w:pStyle w:val="FirstParagraph"/>
-        <w:spacing w:line="480" w:lineRule="auto" w:after="0"/>
-        <w:ind w:firstLine="720"/>
+        <w:spacing w:line="396" w:lineRule="auto" w:after="100"/>
       </w:pPr>
       <w:r>
         <w:rPr>
@@ -1060,20 +1087,16 @@
       <w:pPr>
         <w:pStyle w:val="Heading2"/>
         <w:keepNext/>
-        <w:ind w:firstLine="0"/>
-      </w:pPr>
-      <w:r>
-        <w:rPr>
-          <w:color w:val="000000"/>
-        </w:rPr>
+        <w:spacing w:line="264" w:lineRule="auto"/>
+      </w:pPr>
+      <w:r>
         <w:t xml:space="preserve">6. Notificaciones y tiempo real</w:t>
       </w:r>
     </w:p>
     <w:p>
       <w:pPr>
         <w:pStyle w:val="FirstParagraph"/>
-        <w:spacing w:line="480" w:lineRule="auto" w:after="0"/>
-        <w:ind w:firstLine="720"/>
+        <w:spacing w:line="396" w:lineRule="auto" w:after="100"/>
       </w:pPr>
       <w:r>
         <w:t xml:space="preserve">El Hub</w:t>
@@ -1112,20 +1135,16 @@
       <w:pPr>
         <w:pStyle w:val="Heading2"/>
         <w:keepNext/>
-        <w:ind w:firstLine="0"/>
-      </w:pPr>
-      <w:r>
-        <w:rPr>
-          <w:color w:val="000000"/>
-        </w:rPr>
+        <w:spacing w:line="264" w:lineRule="auto"/>
+      </w:pPr>
+      <w:r>
         <w:t xml:space="preserve">7. Variables sensibles y despliegue</w:t>
       </w:r>
     </w:p>
     <w:p>
       <w:pPr>
         <w:pStyle w:val="FirstParagraph"/>
-        <w:spacing w:line="480" w:lineRule="auto" w:after="0"/>
-        <w:ind w:firstLine="720"/>
+        <w:spacing w:line="396" w:lineRule="auto" w:after="100"/>
       </w:pPr>
       <w:r>
         <w:t xml:space="preserve">No guardar valores de</w:t>
@@ -1179,20 +1198,16 @@
       <w:pPr>
         <w:pStyle w:val="Heading2"/>
         <w:keepNext/>
-        <w:ind w:firstLine="0"/>
-      </w:pPr>
-      <w:r>
-        <w:rPr>
-          <w:color w:val="000000"/>
-        </w:rPr>
+        <w:spacing w:line="264" w:lineRule="auto"/>
+      </w:pPr>
+      <w:r>
         <w:t xml:space="preserve">8. Logs, monitoreo y soporte</w:t>
       </w:r>
     </w:p>
     <w:p>
       <w:pPr>
         <w:pStyle w:val="FirstParagraph"/>
-        <w:spacing w:line="480" w:lineRule="auto" w:after="0"/>
-        <w:ind w:firstLine="720"/>
+        <w:spacing w:line="396" w:lineRule="auto" w:after="100"/>
       </w:pPr>
       <w:r>
         <w:t xml:space="preserve">Registrar ID de correlación, ruta, estado HTTP, duración y evento de pago sin datos financieros; separar logs de auditoría. Métricas a implementar: error rate, latencia p95, fallas de transacción, colas de pago pendiente, SignalR reconnections, fallos de migración, recuperación tras backup. Registrar incidentes con versión/commit.</w:t>
@@ -1204,12 +1219,9 @@
       <w:pPr>
         <w:pStyle w:val="Heading2"/>
         <w:keepNext/>
-        <w:ind w:firstLine="0"/>
-      </w:pPr>
-      <w:r>
-        <w:rPr>
-          <w:color w:val="000000"/>
-        </w:rPr>
+        <w:spacing w:line="264" w:lineRule="auto"/>
+      </w:pPr>
+      <w:r>
         <w:t xml:space="preserve">9. Seguridad y mantenimiento</w:t>
       </w:r>
     </w:p>
@@ -1218,7 +1230,7 @@
         <w:tblStyle w:val="Table"/>
         <w:tblW w:type="pct" w:w="5000"/>
         <w:jc w:val="left"/>
-        <w:tblLayout w:type="fixed"/>
+        <w:tblLayout w:type="autofit"/>
         <w:tblLook w:firstRow="1" w:lastRow="0" w:firstColumn="0" w:lastColumn="0" w:noHBand="0" w:noVBand="0" w:val="0020"/>
       </w:tblPr>
       <w:tblGrid>
@@ -1236,14 +1248,14 @@
           <w:p>
             <w:pPr>
               <w:pStyle w:val="Compact"/>
-              <w:spacing w:line="240" w:lineRule="auto" w:after="0"/>
-              <w:ind w:firstLine="0"/>
-              <w:jc w:val="left"/>
-            </w:pPr>
-            <w:r>
-              <w:rPr>
-                <w:rFonts w:ascii="Times New Roman" w:hAnsi="Times New Roman"/>
-                <w:sz w:val="18"/>
+              <w:spacing w:line="240" w:lineRule="auto" w:after="20"/>
+              <w:ind w:firstLine="0"/>
+              <w:jc w:val="left"/>
+            </w:pPr>
+            <w:r>
+              <w:rPr>
+                <w:b/>
+                <w:sz w:val="17"/>
               </w:rPr>
               <w:t xml:space="preserve">Área</w:t>
             </w:r>
@@ -1254,14 +1266,14 @@
           <w:p>
             <w:pPr>
               <w:pStyle w:val="Compact"/>
-              <w:spacing w:line="240" w:lineRule="auto" w:after="0"/>
-              <w:ind w:firstLine="0"/>
-              <w:jc w:val="left"/>
-            </w:pPr>
-            <w:r>
-              <w:rPr>
-                <w:rFonts w:ascii="Times New Roman" w:hAnsi="Times New Roman"/>
-                <w:sz w:val="18"/>
+              <w:spacing w:line="240" w:lineRule="auto" w:after="20"/>
+              <w:ind w:firstLine="0"/>
+              <w:jc w:val="left"/>
+            </w:pPr>
+            <w:r>
+              <w:rPr>
+                <w:b/>
+                <w:sz w:val="17"/>
               </w:rPr>
               <w:t xml:space="preserve">Control recomendado</w:t>
             </w:r>
@@ -1272,14 +1284,14 @@
           <w:p>
             <w:pPr>
               <w:pStyle w:val="Compact"/>
-              <w:spacing w:line="240" w:lineRule="auto" w:after="0"/>
-              <w:ind w:firstLine="0"/>
-              <w:jc w:val="left"/>
-            </w:pPr>
-            <w:r>
-              <w:rPr>
-                <w:rFonts w:ascii="Times New Roman" w:hAnsi="Times New Roman"/>
-                <w:sz w:val="18"/>
+              <w:spacing w:line="240" w:lineRule="auto" w:after="20"/>
+              <w:ind w:firstLine="0"/>
+              <w:jc w:val="left"/>
+            </w:pPr>
+            <w:r>
+              <w:rPr>
+                <w:b/>
+                <w:sz w:val="17"/>
               </w:rPr>
               <w:t xml:space="preserve">Evidencia a entregar</w:t>
             </w:r>
@@ -1292,14 +1304,13 @@
           <w:p>
             <w:pPr>
               <w:pStyle w:val="Compact"/>
-              <w:spacing w:line="240" w:lineRule="auto" w:after="0"/>
-              <w:ind w:firstLine="0"/>
-              <w:jc w:val="left"/>
-            </w:pPr>
-            <w:r>
-              <w:rPr>
-                <w:rFonts w:ascii="Times New Roman" w:hAnsi="Times New Roman"/>
-                <w:sz w:val="18"/>
+              <w:spacing w:line="240" w:lineRule="auto" w:after="20"/>
+              <w:ind w:firstLine="0"/>
+              <w:jc w:val="left"/>
+            </w:pPr>
+            <w:r>
+              <w:rPr>
+                <w:sz w:val="17"/>
               </w:rPr>
               <w:t xml:space="preserve">JWT/roles</w:t>
             </w:r>
@@ -1310,14 +1321,13 @@
           <w:p>
             <w:pPr>
               <w:pStyle w:val="Compact"/>
-              <w:spacing w:line="240" w:lineRule="auto" w:after="0"/>
-              <w:ind w:firstLine="0"/>
-              <w:jc w:val="left"/>
-            </w:pPr>
-            <w:r>
-              <w:rPr>
-                <w:rFonts w:ascii="Times New Roman" w:hAnsi="Times New Roman"/>
-                <w:sz w:val="18"/>
+              <w:spacing w:line="240" w:lineRule="auto" w:after="20"/>
+              <w:ind w:firstLine="0"/>
+              <w:jc w:val="left"/>
+            </w:pPr>
+            <w:r>
+              <w:rPr>
+                <w:sz w:val="17"/>
               </w:rPr>
               <w:t xml:space="preserve">Tests 401/403, acceso por objeto</w:t>
             </w:r>
@@ -1328,14 +1338,13 @@
           <w:p>
             <w:pPr>
               <w:pStyle w:val="Compact"/>
-              <w:spacing w:line="240" w:lineRule="auto" w:after="0"/>
-              <w:ind w:firstLine="0"/>
-              <w:jc w:val="left"/>
-            </w:pPr>
-            <w:r>
-              <w:rPr>
-                <w:rFonts w:ascii="Times New Roman" w:hAnsi="Times New Roman"/>
-                <w:sz w:val="18"/>
+              <w:spacing w:line="240" w:lineRule="auto" w:after="20"/>
+              <w:ind w:firstLine="0"/>
+              <w:jc w:val="left"/>
+            </w:pPr>
+            <w:r>
+              <w:rPr>
+                <w:sz w:val="17"/>
               </w:rPr>
               <w:t xml:space="preserve">Matriz negativa</w:t>
             </w:r>
@@ -1348,14 +1357,13 @@
           <w:p>
             <w:pPr>
               <w:pStyle w:val="Compact"/>
-              <w:spacing w:line="240" w:lineRule="auto" w:after="0"/>
-              <w:ind w:firstLine="0"/>
-              <w:jc w:val="left"/>
-            </w:pPr>
-            <w:r>
-              <w:rPr>
-                <w:rFonts w:ascii="Times New Roman" w:hAnsi="Times New Roman"/>
-                <w:sz w:val="18"/>
+              <w:spacing w:line="240" w:lineRule="auto" w:after="20"/>
+              <w:ind w:firstLine="0"/>
+              <w:jc w:val="left"/>
+            </w:pPr>
+            <w:r>
+              <w:rPr>
+                <w:sz w:val="17"/>
               </w:rPr>
               <w:t xml:space="preserve">Wompi</w:t>
             </w:r>
@@ -1366,14 +1374,13 @@
           <w:p>
             <w:pPr>
               <w:pStyle w:val="Compact"/>
-              <w:spacing w:line="240" w:lineRule="auto" w:after="0"/>
-              <w:ind w:firstLine="0"/>
-              <w:jc w:val="left"/>
-            </w:pPr>
-            <w:r>
-              <w:rPr>
-                <w:rFonts w:ascii="Times New Roman" w:hAnsi="Times New Roman"/>
-                <w:sz w:val="18"/>
+              <w:spacing w:line="240" w:lineRule="auto" w:after="20"/>
+              <w:ind w:firstLine="0"/>
+              <w:jc w:val="left"/>
+            </w:pPr>
+            <w:r>
+              <w:rPr>
+                <w:sz w:val="17"/>
               </w:rPr>
               <w:t xml:space="preserve">Validación firma, replay, duplicados</w:t>
             </w:r>
@@ -1384,14 +1391,13 @@
           <w:p>
             <w:pPr>
               <w:pStyle w:val="Compact"/>
-              <w:spacing w:line="240" w:lineRule="auto" w:after="0"/>
-              <w:ind w:firstLine="0"/>
-              <w:jc w:val="left"/>
-            </w:pPr>
-            <w:r>
-              <w:rPr>
-                <w:rFonts w:ascii="Times New Roman" w:hAnsi="Times New Roman"/>
-                <w:sz w:val="18"/>
+              <w:spacing w:line="240" w:lineRule="auto" w:after="20"/>
+              <w:ind w:firstLine="0"/>
+              <w:jc w:val="left"/>
+            </w:pPr>
+            <w:r>
+              <w:rPr>
+                <w:sz w:val="17"/>
               </w:rPr>
               <w:t xml:space="preserve">Sandbox con IDs censurados</w:t>
             </w:r>
@@ -1404,14 +1410,13 @@
           <w:p>
             <w:pPr>
               <w:pStyle w:val="Compact"/>
-              <w:spacing w:line="240" w:lineRule="auto" w:after="0"/>
-              <w:ind w:firstLine="0"/>
-              <w:jc w:val="left"/>
-            </w:pPr>
-            <w:r>
-              <w:rPr>
-                <w:rFonts w:ascii="Times New Roman" w:hAnsi="Times New Roman"/>
-                <w:sz w:val="18"/>
+              <w:spacing w:line="240" w:lineRule="auto" w:after="20"/>
+              <w:ind w:firstLine="0"/>
+              <w:jc w:val="left"/>
+            </w:pPr>
+            <w:r>
+              <w:rPr>
+                <w:sz w:val="17"/>
               </w:rPr>
               <w:t xml:space="preserve">Base de datos</w:t>
             </w:r>
@@ -1422,14 +1427,13 @@
           <w:p>
             <w:pPr>
               <w:pStyle w:val="Compact"/>
-              <w:spacing w:line="240" w:lineRule="auto" w:after="0"/>
-              <w:ind w:firstLine="0"/>
-              <w:jc w:val="left"/>
-            </w:pPr>
-            <w:r>
-              <w:rPr>
-                <w:rFonts w:ascii="Times New Roman" w:hAnsi="Times New Roman"/>
-                <w:sz w:val="18"/>
+              <w:spacing w:line="240" w:lineRule="auto" w:after="20"/>
+              <w:ind w:firstLine="0"/>
+              <w:jc w:val="left"/>
+            </w:pPr>
+            <w:r>
+              <w:rPr>
+                <w:sz w:val="17"/>
               </w:rPr>
               <w:t xml:space="preserve">Backup/restore y migración idempotente</w:t>
             </w:r>
@@ -1440,14 +1444,13 @@
           <w:p>
             <w:pPr>
               <w:pStyle w:val="Compact"/>
-              <w:spacing w:line="240" w:lineRule="auto" w:after="0"/>
-              <w:ind w:firstLine="0"/>
-              <w:jc w:val="left"/>
-            </w:pPr>
-            <w:r>
-              <w:rPr>
-                <w:rFonts w:ascii="Times New Roman" w:hAnsi="Times New Roman"/>
-                <w:sz w:val="18"/>
+              <w:spacing w:line="240" w:lineRule="auto" w:after="20"/>
+              <w:ind w:firstLine="0"/>
+              <w:jc w:val="left"/>
+            </w:pPr>
+            <w:r>
+              <w:rPr>
+                <w:sz w:val="17"/>
               </w:rPr>
               <w:t xml:space="preserve">Log de restauración</w:t>
             </w:r>
@@ -1460,14 +1463,13 @@
           <w:p>
             <w:pPr>
               <w:pStyle w:val="Compact"/>
-              <w:spacing w:line="240" w:lineRule="auto" w:after="0"/>
-              <w:ind w:firstLine="0"/>
-              <w:jc w:val="left"/>
-            </w:pPr>
-            <w:r>
-              <w:rPr>
-                <w:rFonts w:ascii="Times New Roman" w:hAnsi="Times New Roman"/>
-                <w:sz w:val="18"/>
+              <w:spacing w:line="240" w:lineRule="auto" w:after="20"/>
+              <w:ind w:firstLine="0"/>
+              <w:jc w:val="left"/>
+            </w:pPr>
+            <w:r>
+              <w:rPr>
+                <w:sz w:val="17"/>
               </w:rPr>
               <w:t xml:space="preserve">DevOps</w:t>
             </w:r>
@@ -1478,14 +1480,13 @@
           <w:p>
             <w:pPr>
               <w:pStyle w:val="Compact"/>
-              <w:spacing w:line="240" w:lineRule="auto" w:after="0"/>
-              <w:ind w:firstLine="0"/>
-              <w:jc w:val="left"/>
-            </w:pPr>
-            <w:r>
-              <w:rPr>
-                <w:rFonts w:ascii="Times New Roman" w:hAnsi="Times New Roman"/>
-                <w:sz w:val="18"/>
+              <w:spacing w:line="240" w:lineRule="auto" w:after="20"/>
+              <w:ind w:firstLine="0"/>
+              <w:jc w:val="left"/>
+            </w:pPr>
+            <w:r>
+              <w:rPr>
+                <w:sz w:val="17"/>
               </w:rPr>
               <w:t xml:space="preserve">Escaneo secrets/deps y CI</w:t>
             </w:r>
@@ -1496,14 +1497,13 @@
           <w:p>
             <w:pPr>
               <w:pStyle w:val="Compact"/>
-              <w:spacing w:line="240" w:lineRule="auto" w:after="0"/>
-              <w:ind w:firstLine="0"/>
-              <w:jc w:val="left"/>
-            </w:pPr>
-            <w:r>
-              <w:rPr>
-                <w:rFonts w:ascii="Times New Roman" w:hAnsi="Times New Roman"/>
-                <w:sz w:val="18"/>
+              <w:spacing w:line="240" w:lineRule="auto" w:after="20"/>
+              <w:ind w:firstLine="0"/>
+              <w:jc w:val="left"/>
+            </w:pPr>
+            <w:r>
+              <w:rPr>
+                <w:sz w:val="17"/>
               </w:rPr>
               <w:t xml:space="preserve">Reporte de workflow</w:t>
             </w:r>
@@ -1516,14 +1516,13 @@
           <w:p>
             <w:pPr>
               <w:pStyle w:val="Compact"/>
-              <w:spacing w:line="240" w:lineRule="auto" w:after="0"/>
-              <w:ind w:firstLine="0"/>
-              <w:jc w:val="left"/>
-            </w:pPr>
-            <w:r>
-              <w:rPr>
-                <w:rFonts w:ascii="Times New Roman" w:hAnsi="Times New Roman"/>
-                <w:sz w:val="18"/>
+              <w:spacing w:line="240" w:lineRule="auto" w:after="20"/>
+              <w:ind w:firstLine="0"/>
+              <w:jc w:val="left"/>
+            </w:pPr>
+            <w:r>
+              <w:rPr>
+                <w:sz w:val="17"/>
               </w:rPr>
               <w:t xml:space="preserve">Frontend</w:t>
             </w:r>
@@ -1534,14 +1533,13 @@
           <w:p>
             <w:pPr>
               <w:pStyle w:val="Compact"/>
-              <w:spacing w:line="240" w:lineRule="auto" w:after="0"/>
-              <w:ind w:firstLine="0"/>
-              <w:jc w:val="left"/>
-            </w:pPr>
-            <w:r>
-              <w:rPr>
-                <w:rFonts w:ascii="Times New Roman" w:hAnsi="Times New Roman"/>
-                <w:sz w:val="18"/>
+              <w:spacing w:line="240" w:lineRule="auto" w:after="20"/>
+              <w:ind w:firstLine="0"/>
+              <w:jc w:val="left"/>
+            </w:pPr>
+            <w:r>
+              <w:rPr>
+                <w:sz w:val="17"/>
               </w:rPr>
               <w:t xml:space="preserve">A11y, validación y errores</w:t>
             </w:r>
@@ -1552,14 +1550,13 @@
           <w:p>
             <w:pPr>
               <w:pStyle w:val="Compact"/>
-              <w:spacing w:line="240" w:lineRule="auto" w:after="0"/>
-              <w:ind w:firstLine="0"/>
-              <w:jc w:val="left"/>
-            </w:pPr>
-            <w:r>
-              <w:rPr>
-                <w:rFonts w:ascii="Times New Roman" w:hAnsi="Times New Roman"/>
-                <w:sz w:val="18"/>
+              <w:spacing w:line="240" w:lineRule="auto" w:after="20"/>
+              <w:ind w:firstLine="0"/>
+              <w:jc w:val="left"/>
+            </w:pPr>
+            <w:r>
+              <w:rPr>
+                <w:sz w:val="17"/>
               </w:rPr>
               <w:t xml:space="preserve">Checklist por pantalla</w:t>
             </w:r>
@@ -1572,14 +1569,13 @@
           <w:p>
             <w:pPr>
               <w:pStyle w:val="Compact"/>
-              <w:spacing w:line="240" w:lineRule="auto" w:after="0"/>
-              <w:ind w:firstLine="0"/>
-              <w:jc w:val="left"/>
-            </w:pPr>
-            <w:r>
-              <w:rPr>
-                <w:rFonts w:ascii="Times New Roman" w:hAnsi="Times New Roman"/>
-                <w:sz w:val="18"/>
+              <w:spacing w:line="240" w:lineRule="auto" w:after="20"/>
+              <w:ind w:firstLine="0"/>
+              <w:jc w:val="left"/>
+            </w:pPr>
+            <w:r>
+              <w:rPr>
+                <w:sz w:val="17"/>
               </w:rPr>
               <w:t xml:space="preserve">Puesta en producción</w:t>
             </w:r>
@@ -1590,14 +1586,13 @@
           <w:p>
             <w:pPr>
               <w:pStyle w:val="Compact"/>
-              <w:spacing w:line="240" w:lineRule="auto" w:after="0"/>
-              <w:ind w:firstLine="0"/>
-              <w:jc w:val="left"/>
-            </w:pPr>
-            <w:r>
-              <w:rPr>
-                <w:rFonts w:ascii="Times New Roman" w:hAnsi="Times New Roman"/>
-                <w:sz w:val="18"/>
+              <w:spacing w:line="240" w:lineRule="auto" w:after="20"/>
+              <w:ind w:firstLine="0"/>
+              <w:jc w:val="left"/>
+            </w:pPr>
+            <w:r>
+              <w:rPr>
+                <w:sz w:val="17"/>
               </w:rPr>
               <w:t xml:space="preserve">HTTPS, CORS restringido</w:t>
             </w:r>
@@ -1608,14 +1603,13 @@
           <w:p>
             <w:pPr>
               <w:pStyle w:val="Compact"/>
-              <w:spacing w:line="240" w:lineRule="auto" w:after="0"/>
-              <w:ind w:firstLine="0"/>
-              <w:jc w:val="left"/>
-            </w:pPr>
-            <w:r>
-              <w:rPr>
-                <w:rFonts w:ascii="Times New Roman" w:hAnsi="Times New Roman"/>
-                <w:sz w:val="18"/>
+              <w:spacing w:line="240" w:lineRule="auto" w:after="20"/>
+              <w:ind w:firstLine="0"/>
+              <w:jc w:val="left"/>
+            </w:pPr>
+            <w:r>
+              <w:rPr>
+                <w:sz w:val="17"/>
               </w:rPr>
               <w:t xml:space="preserve">Config redactada revisada</w:t>
             </w:r>
@@ -1629,20 +1623,16 @@
       <w:pPr>
         <w:pStyle w:val="Heading2"/>
         <w:keepNext/>
-        <w:ind w:firstLine="0"/>
-      </w:pPr>
-      <w:r>
-        <w:rPr>
-          <w:color w:val="000000"/>
-        </w:rPr>
+        <w:spacing w:line="264" w:lineRule="auto"/>
+      </w:pPr>
+      <w:r>
         <w:t xml:space="preserve">10. Procedimiento de liberación sugerido</w:t>
       </w:r>
     </w:p>
     <w:p>
       <w:pPr>
         <w:pStyle w:val="FirstParagraph"/>
-        <w:spacing w:line="480" w:lineRule="auto" w:after="0"/>
-        <w:ind w:firstLine="720"/>
+        <w:spacing w:line="396" w:lineRule="auto" w:after="100"/>
       </w:pPr>
       <w:r>
         <w:t xml:space="preserve">Crear rama → revisión por pares → compilar API/web/móvil → ejecutar pruebas unitarias/integración → verificar migrations dry run y sandbox de pagos → respaldar → desplegar en ventana acordada → smoke tests → monitorear → cerrar acta. Rollback debe restaurar binarios y estado coherente, no solo ejecutar</w:t>
@@ -1666,20 +1656,16 @@
       <w:pPr>
         <w:pStyle w:val="Heading2"/>
         <w:keepNext/>
-        <w:ind w:firstLine="0"/>
-      </w:pPr>
-      <w:r>
-        <w:rPr>
-          <w:color w:val="000000"/>
-        </w:rPr>
+        <w:spacing w:line="264" w:lineRule="auto"/>
+      </w:pPr>
+      <w:r>
         <w:t xml:space="preserve">8. Inventario detallado de módulos del backend</w:t>
       </w:r>
     </w:p>
     <w:p>
       <w:pPr>
         <w:pStyle w:val="FirstParagraph"/>
-        <w:spacing w:line="480" w:lineRule="auto" w:after="0"/>
-        <w:ind w:firstLine="720"/>
+        <w:spacing w:line="396" w:lineRule="auto" w:after="100"/>
       </w:pPr>
       <w:r>
         <w:t xml:space="preserve">Los directorios siguientes fueron identificados bajo</w:t>
@@ -1705,20 +1691,16 @@
       <w:pPr>
         <w:pStyle w:val="Heading3"/>
         <w:keepNext/>
-        <w:ind w:firstLine="0"/>
-      </w:pPr>
-      <w:r>
-        <w:rPr>
-          <w:color w:val="000000"/>
-        </w:rPr>
+        <w:spacing w:line="264" w:lineRule="auto"/>
+      </w:pPr>
+      <w:r>
         <w:t xml:space="preserve">M01. Addresses</w:t>
       </w:r>
     </w:p>
     <w:p>
       <w:pPr>
         <w:pStyle w:val="FirstParagraph"/>
-        <w:spacing w:line="480" w:lineRule="auto" w:after="0"/>
-        <w:ind w:firstLine="720"/>
+        <w:spacing w:line="396" w:lineRule="auto" w:after="100"/>
       </w:pPr>
       <w:r>
         <w:rPr>
@@ -1759,8 +1741,7 @@
     <w:p>
       <w:pPr>
         <w:pStyle w:val="BodyText"/>
-        <w:spacing w:line="480" w:lineRule="auto" w:after="0"/>
-        <w:ind w:firstLine="720"/>
+        <w:spacing w:line="396" w:lineRule="auto" w:after="100"/>
       </w:pPr>
       <w:r>
         <w:rPr>
@@ -1779,8 +1760,7 @@
     <w:p>
       <w:pPr>
         <w:pStyle w:val="BodyText"/>
-        <w:spacing w:line="480" w:lineRule="auto" w:after="0"/>
-        <w:ind w:firstLine="720"/>
+        <w:spacing w:line="396" w:lineRule="auto" w:after="100"/>
       </w:pPr>
       <w:r>
         <w:rPr>
@@ -1818,20 +1798,16 @@
       <w:pPr>
         <w:pStyle w:val="Heading3"/>
         <w:keepNext/>
-        <w:ind w:firstLine="0"/>
-      </w:pPr>
-      <w:r>
-        <w:rPr>
-          <w:color w:val="000000"/>
-        </w:rPr>
+        <w:spacing w:line="264" w:lineRule="auto"/>
+      </w:pPr>
+      <w:r>
         <w:t xml:space="preserve">M02. Auth</w:t>
       </w:r>
     </w:p>
     <w:p>
       <w:pPr>
         <w:pStyle w:val="FirstParagraph"/>
-        <w:spacing w:line="480" w:lineRule="auto" w:after="0"/>
-        <w:ind w:firstLine="720"/>
+        <w:spacing w:line="396" w:lineRule="auto" w:after="100"/>
       </w:pPr>
       <w:r>
         <w:rPr>
@@ -1872,8 +1848,7 @@
     <w:p>
       <w:pPr>
         <w:pStyle w:val="BodyText"/>
-        <w:spacing w:line="480" w:lineRule="auto" w:after="0"/>
-        <w:ind w:firstLine="720"/>
+        <w:spacing w:line="396" w:lineRule="auto" w:after="100"/>
       </w:pPr>
       <w:r>
         <w:rPr>
@@ -1892,8 +1867,7 @@
     <w:p>
       <w:pPr>
         <w:pStyle w:val="BodyText"/>
-        <w:spacing w:line="480" w:lineRule="auto" w:after="0"/>
-        <w:ind w:firstLine="720"/>
+        <w:spacing w:line="396" w:lineRule="auto" w:after="100"/>
       </w:pPr>
       <w:r>
         <w:rPr>
@@ -1931,20 +1905,16 @@
       <w:pPr>
         <w:pStyle w:val="Heading3"/>
         <w:keepNext/>
-        <w:ind w:firstLine="0"/>
-      </w:pPr>
-      <w:r>
-        <w:rPr>
-          <w:color w:val="000000"/>
-        </w:rPr>
+        <w:spacing w:line="264" w:lineRule="auto"/>
+      </w:pPr>
+      <w:r>
         <w:t xml:space="preserve">M03. Branches</w:t>
       </w:r>
     </w:p>
     <w:p>
       <w:pPr>
         <w:pStyle w:val="FirstParagraph"/>
-        <w:spacing w:line="480" w:lineRule="auto" w:after="0"/>
-        <w:ind w:firstLine="720"/>
+        <w:spacing w:line="396" w:lineRule="auto" w:after="100"/>
       </w:pPr>
       <w:r>
         <w:rPr>
@@ -1985,8 +1955,7 @@
     <w:p>
       <w:pPr>
         <w:pStyle w:val="BodyText"/>
-        <w:spacing w:line="480" w:lineRule="auto" w:after="0"/>
-        <w:ind w:firstLine="720"/>
+        <w:spacing w:line="396" w:lineRule="auto" w:after="100"/>
       </w:pPr>
       <w:r>
         <w:rPr>
@@ -2005,8 +1974,7 @@
     <w:p>
       <w:pPr>
         <w:pStyle w:val="BodyText"/>
-        <w:spacing w:line="480" w:lineRule="auto" w:after="0"/>
-        <w:ind w:firstLine="720"/>
+        <w:spacing w:line="396" w:lineRule="auto" w:after="100"/>
       </w:pPr>
       <w:r>
         <w:rPr>
@@ -2044,20 +2012,16 @@
       <w:pPr>
         <w:pStyle w:val="Heading3"/>
         <w:keepNext/>
-        <w:ind w:firstLine="0"/>
-      </w:pPr>
-      <w:r>
-        <w:rPr>
-          <w:color w:val="000000"/>
-        </w:rPr>
+        <w:spacing w:line="264" w:lineRule="auto"/>
+      </w:pPr>
+      <w:r>
         <w:t xml:space="preserve">M04. Categories</w:t>
       </w:r>
     </w:p>
     <w:p>
       <w:pPr>
         <w:pStyle w:val="FirstParagraph"/>
-        <w:spacing w:line="480" w:lineRule="auto" w:after="0"/>
-        <w:ind w:firstLine="720"/>
+        <w:spacing w:line="396" w:lineRule="auto" w:after="100"/>
       </w:pPr>
       <w:r>
         <w:rPr>
@@ -2098,8 +2062,7 @@
     <w:p>
       <w:pPr>
         <w:pStyle w:val="BodyText"/>
-        <w:spacing w:line="480" w:lineRule="auto" w:after="0"/>
-        <w:ind w:firstLine="720"/>
+        <w:spacing w:line="396" w:lineRule="auto" w:after="100"/>
       </w:pPr>
       <w:r>
         <w:rPr>
@@ -2118,8 +2081,7 @@
     <w:p>
       <w:pPr>
         <w:pStyle w:val="BodyText"/>
-        <w:spacing w:line="480" w:lineRule="auto" w:after="0"/>
-        <w:ind w:firstLine="720"/>
+        <w:spacing w:line="396" w:lineRule="auto" w:after="100"/>
       </w:pPr>
       <w:r>
         <w:rPr>
@@ -2157,20 +2119,16 @@
       <w:pPr>
         <w:pStyle w:val="Heading3"/>
         <w:keepNext/>
-        <w:ind w:firstLine="0"/>
-      </w:pPr>
-      <w:r>
-        <w:rPr>
-          <w:color w:val="000000"/>
-        </w:rPr>
+        <w:spacing w:line="264" w:lineRule="auto"/>
+      </w:pPr>
+      <w:r>
         <w:t xml:space="preserve">M05. Configurations</w:t>
       </w:r>
     </w:p>
     <w:p>
       <w:pPr>
         <w:pStyle w:val="FirstParagraph"/>
-        <w:spacing w:line="480" w:lineRule="auto" w:after="0"/>
-        <w:ind w:firstLine="720"/>
+        <w:spacing w:line="396" w:lineRule="auto" w:after="100"/>
       </w:pPr>
       <w:r>
         <w:rPr>
@@ -2211,8 +2169,7 @@
     <w:p>
       <w:pPr>
         <w:pStyle w:val="BodyText"/>
-        <w:spacing w:line="480" w:lineRule="auto" w:after="0"/>
-        <w:ind w:firstLine="720"/>
+        <w:spacing w:line="396" w:lineRule="auto" w:after="100"/>
       </w:pPr>
       <w:r>
         <w:rPr>
@@ -2231,8 +2188,7 @@
     <w:p>
       <w:pPr>
         <w:pStyle w:val="BodyText"/>
-        <w:spacing w:line="480" w:lineRule="auto" w:after="0"/>
-        <w:ind w:firstLine="720"/>
+        <w:spacing w:line="396" w:lineRule="auto" w:after="100"/>
       </w:pPr>
       <w:r>
         <w:rPr>
@@ -2270,20 +2226,16 @@
       <w:pPr>
         <w:pStyle w:val="Heading3"/>
         <w:keepNext/>
-        <w:ind w:firstLine="0"/>
-      </w:pPr>
-      <w:r>
-        <w:rPr>
-          <w:color w:val="000000"/>
-        </w:rPr>
+        <w:spacing w:line="264" w:lineRule="auto"/>
+      </w:pPr>
+      <w:r>
         <w:t xml:space="preserve">M06. Customers</w:t>
       </w:r>
     </w:p>
     <w:p>
       <w:pPr>
         <w:pStyle w:val="FirstParagraph"/>
-        <w:spacing w:line="480" w:lineRule="auto" w:after="0"/>
-        <w:ind w:firstLine="720"/>
+        <w:spacing w:line="396" w:lineRule="auto" w:after="100"/>
       </w:pPr>
       <w:r>
         <w:rPr>
@@ -2324,8 +2276,7 @@
     <w:p>
       <w:pPr>
         <w:pStyle w:val="BodyText"/>
-        <w:spacing w:line="480" w:lineRule="auto" w:after="0"/>
-        <w:ind w:firstLine="720"/>
+        <w:spacing w:line="396" w:lineRule="auto" w:after="100"/>
       </w:pPr>
       <w:r>
         <w:rPr>
@@ -2344,8 +2295,7 @@
     <w:p>
       <w:pPr>
         <w:pStyle w:val="BodyText"/>
-        <w:spacing w:line="480" w:lineRule="auto" w:after="0"/>
-        <w:ind w:firstLine="720"/>
+        <w:spacing w:line="396" w:lineRule="auto" w:after="100"/>
       </w:pPr>
       <w:r>
         <w:rPr>
@@ -2383,20 +2333,16 @@
       <w:pPr>
         <w:pStyle w:val="Heading3"/>
         <w:keepNext/>
-        <w:ind w:firstLine="0"/>
-      </w:pPr>
-      <w:r>
-        <w:rPr>
-          <w:color w:val="000000"/>
-        </w:rPr>
+        <w:spacing w:line="264" w:lineRule="auto"/>
+      </w:pPr>
+      <w:r>
         <w:t xml:space="preserve">M07. DailyMenu</w:t>
       </w:r>
     </w:p>
     <w:p>
       <w:pPr>
         <w:pStyle w:val="FirstParagraph"/>
-        <w:spacing w:line="480" w:lineRule="auto" w:after="0"/>
-        <w:ind w:firstLine="720"/>
+        <w:spacing w:line="396" w:lineRule="auto" w:after="100"/>
       </w:pPr>
       <w:r>
         <w:rPr>
@@ -2437,8 +2383,7 @@
     <w:p>
       <w:pPr>
         <w:pStyle w:val="BodyText"/>
-        <w:spacing w:line="480" w:lineRule="auto" w:after="0"/>
-        <w:ind w:firstLine="720"/>
+        <w:spacing w:line="396" w:lineRule="auto" w:after="100"/>
       </w:pPr>
       <w:r>
         <w:rPr>
@@ -2457,8 +2402,7 @@
     <w:p>
       <w:pPr>
         <w:pStyle w:val="BodyText"/>
-        <w:spacing w:line="480" w:lineRule="auto" w:after="0"/>
-        <w:ind w:firstLine="720"/>
+        <w:spacing w:line="396" w:lineRule="auto" w:after="100"/>
       </w:pPr>
       <w:r>
         <w:rPr>
@@ -2496,20 +2440,16 @@
       <w:pPr>
         <w:pStyle w:val="Heading3"/>
         <w:keepNext/>
-        <w:ind w:firstLine="0"/>
-      </w:pPr>
-      <w:r>
-        <w:rPr>
-          <w:color w:val="000000"/>
-        </w:rPr>
+        <w:spacing w:line="264" w:lineRule="auto"/>
+      </w:pPr>
+      <w:r>
         <w:t xml:space="preserve">M08. Deliveries</w:t>
       </w:r>
     </w:p>
     <w:p>
       <w:pPr>
         <w:pStyle w:val="FirstParagraph"/>
-        <w:spacing w:line="480" w:lineRule="auto" w:after="0"/>
-        <w:ind w:firstLine="720"/>
+        <w:spacing w:line="396" w:lineRule="auto" w:after="100"/>
       </w:pPr>
       <w:r>
         <w:rPr>
@@ -2550,8 +2490,7 @@
     <w:p>
       <w:pPr>
         <w:pStyle w:val="BodyText"/>
-        <w:spacing w:line="480" w:lineRule="auto" w:after="0"/>
-        <w:ind w:firstLine="720"/>
+        <w:spacing w:line="396" w:lineRule="auto" w:after="100"/>
       </w:pPr>
       <w:r>
         <w:rPr>
@@ -2570,8 +2509,7 @@
     <w:p>
       <w:pPr>
         <w:pStyle w:val="BodyText"/>
-        <w:spacing w:line="480" w:lineRule="auto" w:after="0"/>
-        <w:ind w:firstLine="720"/>
+        <w:spacing w:line="396" w:lineRule="auto" w:after="100"/>
       </w:pPr>
       <w:r>
         <w:rPr>
@@ -2609,20 +2547,16 @@
       <w:pPr>
         <w:pStyle w:val="Heading3"/>
         <w:keepNext/>
-        <w:ind w:firstLine="0"/>
-      </w:pPr>
-      <w:r>
-        <w:rPr>
-          <w:color w:val="000000"/>
-        </w:rPr>
+        <w:spacing w:line="264" w:lineRule="auto"/>
+      </w:pPr>
+      <w:r>
         <w:t xml:space="preserve">M09. EmployeeSchedules</w:t>
       </w:r>
     </w:p>
     <w:p>
       <w:pPr>
         <w:pStyle w:val="FirstParagraph"/>
-        <w:spacing w:line="480" w:lineRule="auto" w:after="0"/>
-        <w:ind w:firstLine="720"/>
+        <w:spacing w:line="396" w:lineRule="auto" w:after="100"/>
       </w:pPr>
       <w:r>
         <w:rPr>
@@ -2663,8 +2597,7 @@
     <w:p>
       <w:pPr>
         <w:pStyle w:val="BodyText"/>
-        <w:spacing w:line="480" w:lineRule="auto" w:after="0"/>
-        <w:ind w:firstLine="720"/>
+        <w:spacing w:line="396" w:lineRule="auto" w:after="100"/>
       </w:pPr>
       <w:r>
         <w:rPr>
@@ -2683,8 +2616,7 @@
     <w:p>
       <w:pPr>
         <w:pStyle w:val="BodyText"/>
-        <w:spacing w:line="480" w:lineRule="auto" w:after="0"/>
-        <w:ind w:firstLine="720"/>
+        <w:spacing w:line="396" w:lineRule="auto" w:after="100"/>
       </w:pPr>
       <w:r>
         <w:rPr>
@@ -2722,20 +2654,16 @@
       <w:pPr>
         <w:pStyle w:val="Heading3"/>
         <w:keepNext/>
-        <w:ind w:firstLine="0"/>
-      </w:pPr>
-      <w:r>
-        <w:rPr>
-          <w:color w:val="000000"/>
-        </w:rPr>
+        <w:spacing w:line="264" w:lineRule="auto"/>
+      </w:pPr>
+      <w:r>
         <w:t xml:space="preserve">M10. Employees</w:t>
       </w:r>
     </w:p>
     <w:p>
       <w:pPr>
         <w:pStyle w:val="FirstParagraph"/>
-        <w:spacing w:line="480" w:lineRule="auto" w:after="0"/>
-        <w:ind w:firstLine="720"/>
+        <w:spacing w:line="396" w:lineRule="auto" w:after="100"/>
       </w:pPr>
       <w:r>
         <w:rPr>
@@ -2776,8 +2704,7 @@
     <w:p>
       <w:pPr>
         <w:pStyle w:val="BodyText"/>
-        <w:spacing w:line="480" w:lineRule="auto" w:after="0"/>
-        <w:ind w:firstLine="720"/>
+        <w:spacing w:line="396" w:lineRule="auto" w:after="100"/>
       </w:pPr>
       <w:r>
         <w:rPr>
@@ -2796,8 +2723,7 @@
     <w:p>
       <w:pPr>
         <w:pStyle w:val="BodyText"/>
-        <w:spacing w:line="480" w:lineRule="auto" w:after="0"/>
-        <w:ind w:firstLine="720"/>
+        <w:spacing w:line="396" w:lineRule="auto" w:after="100"/>
       </w:pPr>
       <w:r>
         <w:rPr>
@@ -2835,20 +2761,16 @@
       <w:pPr>
         <w:pStyle w:val="Heading3"/>
         <w:keepNext/>
-        <w:ind w:firstLine="0"/>
-      </w:pPr>
-      <w:r>
-        <w:rPr>
-          <w:color w:val="000000"/>
-        </w:rPr>
+        <w:spacing w:line="264" w:lineRule="auto"/>
+      </w:pPr>
+      <w:r>
         <w:t xml:space="preserve">M11. Invoices</w:t>
       </w:r>
     </w:p>
     <w:p>
       <w:pPr>
         <w:pStyle w:val="FirstParagraph"/>
-        <w:spacing w:line="480" w:lineRule="auto" w:after="0"/>
-        <w:ind w:firstLine="720"/>
+        <w:spacing w:line="396" w:lineRule="auto" w:after="100"/>
       </w:pPr>
       <w:r>
         <w:rPr>
@@ -2889,8 +2811,7 @@
     <w:p>
       <w:pPr>
         <w:pStyle w:val="BodyText"/>
-        <w:spacing w:line="480" w:lineRule="auto" w:after="0"/>
-        <w:ind w:firstLine="720"/>
+        <w:spacing w:line="396" w:lineRule="auto" w:after="100"/>
       </w:pPr>
       <w:r>
         <w:rPr>
@@ -2909,8 +2830,7 @@
     <w:p>
       <w:pPr>
         <w:pStyle w:val="BodyText"/>
-        <w:spacing w:line="480" w:lineRule="auto" w:after="0"/>
-        <w:ind w:firstLine="720"/>
+        <w:spacing w:line="396" w:lineRule="auto" w:after="100"/>
       </w:pPr>
       <w:r>
         <w:rPr>
@@ -2948,20 +2868,16 @@
       <w:pPr>
         <w:pStyle w:val="Heading3"/>
         <w:keepNext/>
-        <w:ind w:firstLine="0"/>
-      </w:pPr>
-      <w:r>
-        <w:rPr>
-          <w:color w:val="000000"/>
-        </w:rPr>
+        <w:spacing w:line="264" w:lineRule="auto"/>
+      </w:pPr>
+      <w:r>
         <w:t xml:space="preserve">M12. Notifications</w:t>
       </w:r>
     </w:p>
     <w:p>
       <w:pPr>
         <w:pStyle w:val="FirstParagraph"/>
-        <w:spacing w:line="480" w:lineRule="auto" w:after="0"/>
-        <w:ind w:firstLine="720"/>
+        <w:spacing w:line="396" w:lineRule="auto" w:after="100"/>
       </w:pPr>
       <w:r>
         <w:rPr>
@@ -3002,8 +2918,7 @@
     <w:p>
       <w:pPr>
         <w:pStyle w:val="BodyText"/>
-        <w:spacing w:line="480" w:lineRule="auto" w:after="0"/>
-        <w:ind w:firstLine="720"/>
+        <w:spacing w:line="396" w:lineRule="auto" w:after="100"/>
       </w:pPr>
       <w:r>
         <w:rPr>
@@ -3022,8 +2937,7 @@
     <w:p>
       <w:pPr>
         <w:pStyle w:val="BodyText"/>
-        <w:spacing w:line="480" w:lineRule="auto" w:after="0"/>
-        <w:ind w:firstLine="720"/>
+        <w:spacing w:line="396" w:lineRule="auto" w:after="100"/>
       </w:pPr>
       <w:r>
         <w:rPr>
@@ -3061,20 +2975,16 @@
       <w:pPr>
         <w:pStyle w:val="Heading3"/>
         <w:keepNext/>
-        <w:ind w:firstLine="0"/>
-      </w:pPr>
-      <w:r>
-        <w:rPr>
-          <w:color w:val="000000"/>
-        </w:rPr>
+        <w:spacing w:line="264" w:lineRule="auto"/>
+      </w:pPr>
+      <w:r>
         <w:t xml:space="preserve">M13. Orders</w:t>
       </w:r>
     </w:p>
     <w:p>
       <w:pPr>
         <w:pStyle w:val="FirstParagraph"/>
-        <w:spacing w:line="480" w:lineRule="auto" w:after="0"/>
-        <w:ind w:firstLine="720"/>
+        <w:spacing w:line="396" w:lineRule="auto" w:after="100"/>
       </w:pPr>
       <w:r>
         <w:rPr>
@@ -3115,8 +3025,7 @@
     <w:p>
       <w:pPr>
         <w:pStyle w:val="BodyText"/>
-        <w:spacing w:line="480" w:lineRule="auto" w:after="0"/>
-        <w:ind w:firstLine="720"/>
+        <w:spacing w:line="396" w:lineRule="auto" w:after="100"/>
       </w:pPr>
       <w:r>
         <w:rPr>
@@ -3135,8 +3044,7 @@
     <w:p>
       <w:pPr>
         <w:pStyle w:val="BodyText"/>
-        <w:spacing w:line="480" w:lineRule="auto" w:after="0"/>
-        <w:ind w:firstLine="720"/>
+        <w:spacing w:line="396" w:lineRule="auto" w:after="100"/>
       </w:pPr>
       <w:r>
         <w:rPr>
@@ -3174,20 +3082,16 @@
       <w:pPr>
         <w:pStyle w:val="Heading3"/>
         <w:keepNext/>
-        <w:ind w:firstLine="0"/>
-      </w:pPr>
-      <w:r>
-        <w:rPr>
-          <w:color w:val="000000"/>
-        </w:rPr>
+        <w:spacing w:line="264" w:lineRule="auto"/>
+      </w:pPr>
+      <w:r>
         <w:t xml:space="preserve">M14. Payments</w:t>
       </w:r>
     </w:p>
     <w:p>
       <w:pPr>
         <w:pStyle w:val="FirstParagraph"/>
-        <w:spacing w:line="480" w:lineRule="auto" w:after="0"/>
-        <w:ind w:firstLine="720"/>
+        <w:spacing w:line="396" w:lineRule="auto" w:after="100"/>
       </w:pPr>
       <w:r>
         <w:rPr>
@@ -3228,8 +3132,7 @@
     <w:p>
       <w:pPr>
         <w:pStyle w:val="BodyText"/>
-        <w:spacing w:line="480" w:lineRule="auto" w:after="0"/>
-        <w:ind w:firstLine="720"/>
+        <w:spacing w:line="396" w:lineRule="auto" w:after="100"/>
       </w:pPr>
       <w:r>
         <w:rPr>
@@ -3248,8 +3151,7 @@
     <w:p>
       <w:pPr>
         <w:pStyle w:val="BodyText"/>
-        <w:spacing w:line="480" w:lineRule="auto" w:after="0"/>
-        <w:ind w:firstLine="720"/>
+        <w:spacing w:line="396" w:lineRule="auto" w:after="100"/>
       </w:pPr>
       <w:r>
         <w:rPr>
@@ -3287,20 +3189,16 @@
       <w:pPr>
         <w:pStyle w:val="Heading3"/>
         <w:keepNext/>
-        <w:ind w:firstLine="0"/>
-      </w:pPr>
-      <w:r>
-        <w:rPr>
-          <w:color w:val="000000"/>
-        </w:rPr>
+        <w:spacing w:line="264" w:lineRule="auto"/>
+      </w:pPr>
+      <w:r>
         <w:t xml:space="preserve">M15. Permissions</w:t>
       </w:r>
     </w:p>
     <w:p>
       <w:pPr>
         <w:pStyle w:val="FirstParagraph"/>
-        <w:spacing w:line="480" w:lineRule="auto" w:after="0"/>
-        <w:ind w:firstLine="720"/>
+        <w:spacing w:line="396" w:lineRule="auto" w:after="100"/>
       </w:pPr>
       <w:r>
         <w:rPr>
@@ -3341,8 +3239,7 @@
     <w:p>
       <w:pPr>
         <w:pStyle w:val="BodyText"/>
-        <w:spacing w:line="480" w:lineRule="auto" w:after="0"/>
-        <w:ind w:firstLine="720"/>
+        <w:spacing w:line="396" w:lineRule="auto" w:after="100"/>
       </w:pPr>
       <w:r>
         <w:rPr>
@@ -3361,8 +3258,7 @@
     <w:p>
       <w:pPr>
         <w:pStyle w:val="BodyText"/>
-        <w:spacing w:line="480" w:lineRule="auto" w:after="0"/>
-        <w:ind w:firstLine="720"/>
+        <w:spacing w:line="396" w:lineRule="auto" w:after="100"/>
       </w:pPr>
       <w:r>
         <w:rPr>
@@ -3400,20 +3296,16 @@
       <w:pPr>
         <w:pStyle w:val="Heading3"/>
         <w:keepNext/>
-        <w:ind w:firstLine="0"/>
-      </w:pPr>
-      <w:r>
-        <w:rPr>
-          <w:color w:val="000000"/>
-        </w:rPr>
+        <w:spacing w:line="264" w:lineRule="auto"/>
+      </w:pPr>
+      <w:r>
         <w:t xml:space="preserve">M16. Products</w:t>
       </w:r>
     </w:p>
     <w:p>
       <w:pPr>
         <w:pStyle w:val="FirstParagraph"/>
-        <w:spacing w:line="480" w:lineRule="auto" w:after="0"/>
-        <w:ind w:firstLine="720"/>
+        <w:spacing w:line="396" w:lineRule="auto" w:after="100"/>
       </w:pPr>
       <w:r>
         <w:rPr>
@@ -3454,8 +3346,7 @@
     <w:p>
       <w:pPr>
         <w:pStyle w:val="BodyText"/>
-        <w:spacing w:line="480" w:lineRule="auto" w:after="0"/>
-        <w:ind w:firstLine="720"/>
+        <w:spacing w:line="396" w:lineRule="auto" w:after="100"/>
       </w:pPr>
       <w:r>
         <w:rPr>
@@ -3474,8 +3365,7 @@
     <w:p>
       <w:pPr>
         <w:pStyle w:val="BodyText"/>
-        <w:spacing w:line="480" w:lineRule="auto" w:after="0"/>
-        <w:ind w:firstLine="720"/>
+        <w:spacing w:line="396" w:lineRule="auto" w:after="100"/>
       </w:pPr>
       <w:r>
         <w:rPr>
@@ -3513,20 +3403,16 @@
       <w:pPr>
         <w:pStyle w:val="Heading3"/>
         <w:keepNext/>
-        <w:ind w:firstLine="0"/>
-      </w:pPr>
-      <w:r>
-        <w:rPr>
-          <w:color w:val="000000"/>
-        </w:rPr>
+        <w:spacing w:line="264" w:lineRule="auto"/>
+      </w:pPr>
+      <w:r>
         <w:t xml:space="preserve">M17. Reviews</w:t>
       </w:r>
     </w:p>
     <w:p>
       <w:pPr>
         <w:pStyle w:val="FirstParagraph"/>
-        <w:spacing w:line="480" w:lineRule="auto" w:after="0"/>
-        <w:ind w:firstLine="720"/>
+        <w:spacing w:line="396" w:lineRule="auto" w:after="100"/>
       </w:pPr>
       <w:r>
         <w:rPr>
@@ -3567,8 +3453,7 @@
     <w:p>
       <w:pPr>
         <w:pStyle w:val="BodyText"/>
-        <w:spacing w:line="480" w:lineRule="auto" w:after="0"/>
-        <w:ind w:firstLine="720"/>
+        <w:spacing w:line="396" w:lineRule="auto" w:after="100"/>
       </w:pPr>
       <w:r>
         <w:rPr>
@@ -3587,8 +3472,7 @@
     <w:p>
       <w:pPr>
         <w:pStyle w:val="BodyText"/>
-        <w:spacing w:line="480" w:lineRule="auto" w:after="0"/>
-        <w:ind w:firstLine="720"/>
+        <w:spacing w:line="396" w:lineRule="auto" w:after="100"/>
       </w:pPr>
       <w:r>
         <w:rPr>
@@ -3626,20 +3510,16 @@
       <w:pPr>
         <w:pStyle w:val="Heading3"/>
         <w:keepNext/>
-        <w:ind w:firstLine="0"/>
-      </w:pPr>
-      <w:r>
-        <w:rPr>
-          <w:color w:val="000000"/>
-        </w:rPr>
+        <w:spacing w:line="264" w:lineRule="auto"/>
+      </w:pPr>
+      <w:r>
         <w:t xml:space="preserve">M18. RolePermissions</w:t>
       </w:r>
     </w:p>
     <w:p>
       <w:pPr>
         <w:pStyle w:val="FirstParagraph"/>
-        <w:spacing w:line="480" w:lineRule="auto" w:after="0"/>
-        <w:ind w:firstLine="720"/>
+        <w:spacing w:line="396" w:lineRule="auto" w:after="100"/>
       </w:pPr>
       <w:r>
         <w:rPr>
@@ -3680,8 +3560,7 @@
     <w:p>
       <w:pPr>
         <w:pStyle w:val="BodyText"/>
-        <w:spacing w:line="480" w:lineRule="auto" w:after="0"/>
-        <w:ind w:firstLine="720"/>
+        <w:spacing w:line="396" w:lineRule="auto" w:after="100"/>
       </w:pPr>
       <w:r>
         <w:rPr>
@@ -3700,8 +3579,7 @@
     <w:p>
       <w:pPr>
         <w:pStyle w:val="BodyText"/>
-        <w:spacing w:line="480" w:lineRule="auto" w:after="0"/>
-        <w:ind w:firstLine="720"/>
+        <w:spacing w:line="396" w:lineRule="auto" w:after="100"/>
       </w:pPr>
       <w:r>
         <w:rPr>
@@ -3739,20 +3617,16 @@
       <w:pPr>
         <w:pStyle w:val="Heading3"/>
         <w:keepNext/>
-        <w:ind w:firstLine="0"/>
-      </w:pPr>
-      <w:r>
-        <w:rPr>
-          <w:color w:val="000000"/>
-        </w:rPr>
+        <w:spacing w:line="264" w:lineRule="auto"/>
+      </w:pPr>
+      <w:r>
         <w:t xml:space="preserve">M19. Roles</w:t>
       </w:r>
     </w:p>
     <w:p>
       <w:pPr>
         <w:pStyle w:val="FirstParagraph"/>
-        <w:spacing w:line="480" w:lineRule="auto" w:after="0"/>
-        <w:ind w:firstLine="720"/>
+        <w:spacing w:line="396" w:lineRule="auto" w:after="100"/>
       </w:pPr>
       <w:r>
         <w:rPr>
@@ -3793,8 +3667,7 @@
     <w:p>
       <w:pPr>
         <w:pStyle w:val="BodyText"/>
-        <w:spacing w:line="480" w:lineRule="auto" w:after="0"/>
-        <w:ind w:firstLine="720"/>
+        <w:spacing w:line="396" w:lineRule="auto" w:after="100"/>
       </w:pPr>
       <w:r>
         <w:rPr>
@@ -3813,8 +3686,7 @@
     <w:p>
       <w:pPr>
         <w:pStyle w:val="BodyText"/>
-        <w:spacing w:line="480" w:lineRule="auto" w:after="0"/>
-        <w:ind w:firstLine="720"/>
+        <w:spacing w:line="396" w:lineRule="auto" w:after="100"/>
       </w:pPr>
       <w:r>
         <w:rPr>
@@ -3852,20 +3724,16 @@
       <w:pPr>
         <w:pStyle w:val="Heading3"/>
         <w:keepNext/>
-        <w:ind w:firstLine="0"/>
-      </w:pPr>
-      <w:r>
-        <w:rPr>
-          <w:color w:val="000000"/>
-        </w:rPr>
+        <w:spacing w:line="264" w:lineRule="auto"/>
+      </w:pPr>
+      <w:r>
         <w:t xml:space="preserve">M20. Tables</w:t>
       </w:r>
     </w:p>
     <w:p>
       <w:pPr>
         <w:pStyle w:val="FirstParagraph"/>
-        <w:spacing w:line="480" w:lineRule="auto" w:after="0"/>
-        <w:ind w:firstLine="720"/>
+        <w:spacing w:line="396" w:lineRule="auto" w:after="100"/>
       </w:pPr>
       <w:r>
         <w:rPr>
@@ -3906,8 +3774,7 @@
     <w:p>
       <w:pPr>
         <w:pStyle w:val="BodyText"/>
-        <w:spacing w:line="480" w:lineRule="auto" w:after="0"/>
-        <w:ind w:firstLine="720"/>
+        <w:spacing w:line="396" w:lineRule="auto" w:after="100"/>
       </w:pPr>
       <w:r>
         <w:rPr>
@@ -3926,8 +3793,7 @@
     <w:p>
       <w:pPr>
         <w:pStyle w:val="BodyText"/>
-        <w:spacing w:line="480" w:lineRule="auto" w:after="0"/>
-        <w:ind w:firstLine="720"/>
+        <w:spacing w:line="396" w:lineRule="auto" w:after="100"/>
       </w:pPr>
       <w:r>
         <w:rPr>
@@ -3965,20 +3831,16 @@
       <w:pPr>
         <w:pStyle w:val="Heading3"/>
         <w:keepNext/>
-        <w:ind w:firstLine="0"/>
-      </w:pPr>
-      <w:r>
-        <w:rPr>
-          <w:color w:val="000000"/>
-        </w:rPr>
+        <w:spacing w:line="264" w:lineRule="auto"/>
+      </w:pPr>
+      <w:r>
         <w:t xml:space="preserve">M21. UserPreferences</w:t>
       </w:r>
     </w:p>
     <w:p>
       <w:pPr>
         <w:pStyle w:val="FirstParagraph"/>
-        <w:spacing w:line="480" w:lineRule="auto" w:after="0"/>
-        <w:ind w:firstLine="720"/>
+        <w:spacing w:line="396" w:lineRule="auto" w:after="100"/>
       </w:pPr>
       <w:r>
         <w:rPr>
@@ -4019,8 +3881,7 @@
     <w:p>
       <w:pPr>
         <w:pStyle w:val="BodyText"/>
-        <w:spacing w:line="480" w:lineRule="auto" w:after="0"/>
-        <w:ind w:firstLine="720"/>
+        <w:spacing w:line="396" w:lineRule="auto" w:after="100"/>
       </w:pPr>
       <w:r>
         <w:rPr>
@@ -4039,8 +3900,7 @@
     <w:p>
       <w:pPr>
         <w:pStyle w:val="BodyText"/>
-        <w:spacing w:line="480" w:lineRule="auto" w:after="0"/>
-        <w:ind w:firstLine="720"/>
+        <w:spacing w:line="396" w:lineRule="auto" w:after="100"/>
       </w:pPr>
       <w:r>
         <w:rPr>
@@ -4078,20 +3938,16 @@
       <w:pPr>
         <w:pStyle w:val="Heading3"/>
         <w:keepNext/>
-        <w:ind w:firstLine="0"/>
-      </w:pPr>
-      <w:r>
-        <w:rPr>
-          <w:color w:val="000000"/>
-        </w:rPr>
+        <w:spacing w:line="264" w:lineRule="auto"/>
+      </w:pPr>
+      <w:r>
         <w:t xml:space="preserve">M22. UsersRoles</w:t>
       </w:r>
     </w:p>
     <w:p>
       <w:pPr>
         <w:pStyle w:val="FirstParagraph"/>
-        <w:spacing w:line="480" w:lineRule="auto" w:after="0"/>
-        <w:ind w:firstLine="720"/>
+        <w:spacing w:line="396" w:lineRule="auto" w:after="100"/>
       </w:pPr>
       <w:r>
         <w:rPr>
@@ -4132,8 +3988,7 @@
     <w:p>
       <w:pPr>
         <w:pStyle w:val="BodyText"/>
-        <w:spacing w:line="480" w:lineRule="auto" w:after="0"/>
-        <w:ind w:firstLine="720"/>
+        <w:spacing w:line="396" w:lineRule="auto" w:after="100"/>
       </w:pPr>
       <w:r>
         <w:rPr>
@@ -4152,8 +4007,7 @@
     <w:p>
       <w:pPr>
         <w:pStyle w:val="BodyText"/>
-        <w:spacing w:line="480" w:lineRule="auto" w:after="0"/>
-        <w:ind w:firstLine="720"/>
+        <w:spacing w:line="396" w:lineRule="auto" w:after="100"/>
       </w:pPr>
       <w:r>
         <w:rPr>
@@ -4192,20 +4046,16 @@
       <w:pPr>
         <w:pStyle w:val="Heading2"/>
         <w:keepNext/>
-        <w:ind w:firstLine="0"/>
-      </w:pPr>
-      <w:r>
-        <w:rPr>
-          <w:color w:val="000000"/>
-        </w:rPr>
+        <w:spacing w:line="264" w:lineRule="auto"/>
+      </w:pPr>
+      <w:r>
         <w:t xml:space="preserve">9. Contratos, autenticación y ciclo de petición</w:t>
       </w:r>
     </w:p>
     <w:p>
       <w:pPr>
         <w:pStyle w:val="FirstParagraph"/>
-        <w:spacing w:line="480" w:lineRule="auto" w:after="0"/>
-        <w:ind w:firstLine="720"/>
+        <w:spacing w:line="396" w:lineRule="auto" w:after="100"/>
       </w:pPr>
       <w:r>
         <w:rPr>
@@ -4246,8 +4096,7 @@
     <w:p>
       <w:pPr>
         <w:pStyle w:val="BodyText"/>
-        <w:spacing w:line="480" w:lineRule="auto" w:after="0"/>
-        <w:ind w:firstLine="720"/>
+        <w:spacing w:line="396" w:lineRule="auto" w:after="100"/>
       </w:pPr>
       <w:r>
         <w:rPr>
@@ -4266,8 +4115,7 @@
     <w:p>
       <w:pPr>
         <w:pStyle w:val="BodyText"/>
-        <w:spacing w:line="480" w:lineRule="auto" w:after="0"/>
-        <w:ind w:firstLine="720"/>
+        <w:spacing w:line="396" w:lineRule="auto" w:after="100"/>
       </w:pPr>
       <w:r>
         <w:rPr>
@@ -4331,8 +4179,7 @@
     <w:p>
       <w:pPr>
         <w:pStyle w:val="BodyText"/>
-        <w:spacing w:line="480" w:lineRule="auto" w:after="0"/>
-        <w:ind w:firstLine="720"/>
+        <w:spacing w:line="396" w:lineRule="auto" w:after="100"/>
       </w:pPr>
       <w:r>
         <w:rPr>
@@ -4354,20 +4201,16 @@
       <w:pPr>
         <w:pStyle w:val="Heading2"/>
         <w:keepNext/>
-        <w:ind w:firstLine="0"/>
-      </w:pPr>
-      <w:r>
-        <w:rPr>
-          <w:color w:val="000000"/>
-        </w:rPr>
+        <w:spacing w:line="264" w:lineRule="auto"/>
+      </w:pPr>
+      <w:r>
         <w:t xml:space="preserve">10. Persistencia, migraciones y proveedores</w:t>
       </w:r>
     </w:p>
     <w:p>
       <w:pPr>
         <w:pStyle w:val="FirstParagraph"/>
-        <w:spacing w:line="480" w:lineRule="auto" w:after="0"/>
-        <w:ind w:firstLine="720"/>
+        <w:spacing w:line="396" w:lineRule="auto" w:after="100"/>
       </w:pPr>
       <w:r>
         <w:rPr>
@@ -4445,8 +4288,7 @@
     <w:p>
       <w:pPr>
         <w:pStyle w:val="BodyText"/>
-        <w:spacing w:line="480" w:lineRule="auto" w:after="0"/>
-        <w:ind w:firstLine="720"/>
+        <w:spacing w:line="396" w:lineRule="auto" w:after="100"/>
       </w:pPr>
       <w:r>
         <w:rPr>
@@ -4465,8 +4307,7 @@
     <w:p>
       <w:pPr>
         <w:pStyle w:val="BodyText"/>
-        <w:spacing w:line="480" w:lineRule="auto" w:after="0"/>
-        <w:ind w:firstLine="720"/>
+        <w:spacing w:line="396" w:lineRule="auto" w:after="100"/>
       </w:pPr>
       <w:r>
         <w:rPr>
@@ -4485,8 +4326,7 @@
     <w:p>
       <w:pPr>
         <w:pStyle w:val="BodyText"/>
-        <w:spacing w:line="480" w:lineRule="auto" w:after="0"/>
-        <w:ind w:firstLine="720"/>
+        <w:spacing w:line="396" w:lineRule="auto" w:after="100"/>
       </w:pPr>
       <w:r>
         <w:rPr>
@@ -4508,20 +4348,16 @@
       <w:pPr>
         <w:pStyle w:val="Heading2"/>
         <w:keepNext/>
-        <w:ind w:firstLine="0"/>
-      </w:pPr>
-      <w:r>
-        <w:rPr>
-          <w:color w:val="000000"/>
-        </w:rPr>
+        <w:spacing w:line="264" w:lineRule="auto"/>
+      </w:pPr>
+      <w:r>
         <w:t xml:space="preserve">11. Integración financiera y reconciliación</w:t>
       </w:r>
     </w:p>
     <w:p>
       <w:pPr>
         <w:pStyle w:val="FirstParagraph"/>
-        <w:spacing w:line="480" w:lineRule="auto" w:after="0"/>
-        <w:ind w:firstLine="720"/>
+        <w:spacing w:line="396" w:lineRule="auto" w:after="100"/>
       </w:pPr>
       <w:r>
         <w:rPr>
@@ -4605,8 +4441,7 @@
     <w:p>
       <w:pPr>
         <w:pStyle w:val="BodyText"/>
-        <w:spacing w:line="480" w:lineRule="auto" w:after="0"/>
-        <w:ind w:firstLine="720"/>
+        <w:spacing w:line="396" w:lineRule="auto" w:after="100"/>
       </w:pPr>
       <w:r>
         <w:rPr>
@@ -4625,8 +4460,7 @@
     <w:p>
       <w:pPr>
         <w:pStyle w:val="BodyText"/>
-        <w:spacing w:line="480" w:lineRule="auto" w:after="0"/>
-        <w:ind w:firstLine="720"/>
+        <w:spacing w:line="396" w:lineRule="auto" w:after="100"/>
       </w:pPr>
       <w:r>
         <w:rPr>
@@ -4648,20 +4482,16 @@
       <w:pPr>
         <w:pStyle w:val="Heading2"/>
         <w:keepNext/>
-        <w:ind w:firstLine="0"/>
-      </w:pPr>
-      <w:r>
-        <w:rPr>
-          <w:color w:val="000000"/>
-        </w:rPr>
+        <w:spacing w:line="264" w:lineRule="auto"/>
+      </w:pPr>
+      <w:r>
         <w:t xml:space="preserve">12. Operación, monitoreo y contingencia</w:t>
       </w:r>
     </w:p>
     <w:p>
       <w:pPr>
         <w:pStyle w:val="FirstParagraph"/>
-        <w:spacing w:line="480" w:lineRule="auto" w:after="0"/>
-        <w:ind w:firstLine="720"/>
+        <w:spacing w:line="396" w:lineRule="auto" w:after="100"/>
       </w:pPr>
       <w:r>
         <w:rPr>
@@ -4680,8 +4510,7 @@
     <w:p>
       <w:pPr>
         <w:pStyle w:val="BodyText"/>
-        <w:spacing w:line="480" w:lineRule="auto" w:after="0"/>
-        <w:ind w:firstLine="720"/>
+        <w:spacing w:line="396" w:lineRule="auto" w:after="100"/>
       </w:pPr>
       <w:r>
         <w:rPr>
@@ -4700,8 +4529,7 @@
     <w:p>
       <w:pPr>
         <w:pStyle w:val="BodyText"/>
-        <w:spacing w:line="480" w:lineRule="auto" w:after="0"/>
-        <w:ind w:firstLine="720"/>
+        <w:spacing w:line="396" w:lineRule="auto" w:after="100"/>
       </w:pPr>
       <w:r>
         <w:rPr>
@@ -4720,8 +4548,7 @@
     <w:p>
       <w:pPr>
         <w:pStyle w:val="BodyText"/>
-        <w:spacing w:line="480" w:lineRule="auto" w:after="0"/>
-        <w:ind w:firstLine="720"/>
+        <w:spacing w:line="396" w:lineRule="auto" w:after="100"/>
       </w:pPr>
       <w:r>
         <w:rPr>
@@ -4743,12 +4570,9 @@
       <w:pPr>
         <w:pStyle w:val="Heading2"/>
         <w:keepNext/>
-        <w:ind w:firstLine="0"/>
-      </w:pPr>
-      <w:r>
-        <w:rPr>
-          <w:color w:val="000000"/>
-        </w:rPr>
+        <w:spacing w:line="264" w:lineRule="auto"/>
+      </w:pPr>
+      <w:r>
         <w:t xml:space="preserve">13. Mantenimiento y diagnóstico</w:t>
       </w:r>
     </w:p>
@@ -4757,7 +4581,7 @@
         <w:tblStyle w:val="Table"/>
         <w:tblW w:type="pct" w:w="5000"/>
         <w:jc w:val="left"/>
-        <w:tblLayout w:type="fixed"/>
+        <w:tblLayout w:type="autofit"/>
         <w:tblLook w:firstRow="1" w:lastRow="0" w:firstColumn="0" w:lastColumn="0" w:noHBand="0" w:noVBand="0" w:val="0020"/>
       </w:tblPr>
       <w:tblGrid>
@@ -4776,14 +4600,14 @@
           <w:p>
             <w:pPr>
               <w:pStyle w:val="Compact"/>
-              <w:spacing w:line="240" w:lineRule="auto" w:after="0"/>
-              <w:ind w:firstLine="0"/>
-              <w:jc w:val="left"/>
-            </w:pPr>
-            <w:r>
-              <w:rPr>
-                <w:rFonts w:ascii="Times New Roman" w:hAnsi="Times New Roman"/>
-                <w:sz w:val="18"/>
+              <w:spacing w:line="240" w:lineRule="auto" w:after="20"/>
+              <w:ind w:firstLine="0"/>
+              <w:jc w:val="left"/>
+            </w:pPr>
+            <w:r>
+              <w:rPr>
+                <w:b/>
+                <w:sz w:val="17"/>
               </w:rPr>
               <w:t xml:space="preserve">Síntoma</w:t>
             </w:r>
@@ -4794,14 +4618,14 @@
           <w:p>
             <w:pPr>
               <w:pStyle w:val="Compact"/>
-              <w:spacing w:line="240" w:lineRule="auto" w:after="0"/>
-              <w:ind w:firstLine="0"/>
-              <w:jc w:val="left"/>
-            </w:pPr>
-            <w:r>
-              <w:rPr>
-                <w:rFonts w:ascii="Times New Roman" w:hAnsi="Times New Roman"/>
-                <w:sz w:val="18"/>
+              <w:spacing w:line="240" w:lineRule="auto" w:after="20"/>
+              <w:ind w:firstLine="0"/>
+              <w:jc w:val="left"/>
+            </w:pPr>
+            <w:r>
+              <w:rPr>
+                <w:b/>
+                <w:sz w:val="17"/>
               </w:rPr>
               <w:t xml:space="preserve">Comprobación inicial</w:t>
             </w:r>
@@ -4812,14 +4636,14 @@
           <w:p>
             <w:pPr>
               <w:pStyle w:val="Compact"/>
-              <w:spacing w:line="240" w:lineRule="auto" w:after="0"/>
-              <w:ind w:firstLine="0"/>
-              <w:jc w:val="left"/>
-            </w:pPr>
-            <w:r>
-              <w:rPr>
-                <w:rFonts w:ascii="Times New Roman" w:hAnsi="Times New Roman"/>
-                <w:sz w:val="18"/>
+              <w:spacing w:line="240" w:lineRule="auto" w:after="20"/>
+              <w:ind w:firstLine="0"/>
+              <w:jc w:val="left"/>
+            </w:pPr>
+            <w:r>
+              <w:rPr>
+                <w:b/>
+                <w:sz w:val="17"/>
               </w:rPr>
               <w:t xml:space="preserve">Acción de contención</w:t>
             </w:r>
@@ -4830,14 +4654,14 @@
           <w:p>
             <w:pPr>
               <w:pStyle w:val="Compact"/>
-              <w:spacing w:line="240" w:lineRule="auto" w:after="0"/>
-              <w:ind w:firstLine="0"/>
-              <w:jc w:val="left"/>
-            </w:pPr>
-            <w:r>
-              <w:rPr>
-                <w:rFonts w:ascii="Times New Roman" w:hAnsi="Times New Roman"/>
-                <w:sz w:val="18"/>
+              <w:spacing w:line="240" w:lineRule="auto" w:after="20"/>
+              <w:ind w:firstLine="0"/>
+              <w:jc w:val="left"/>
+            </w:pPr>
+            <w:r>
+              <w:rPr>
+                <w:b/>
+                <w:sz w:val="17"/>
               </w:rPr>
               <w:t xml:space="preserve">Escalamiento</w:t>
             </w:r>
@@ -4850,14 +4674,13 @@
           <w:p>
             <w:pPr>
               <w:pStyle w:val="Compact"/>
-              <w:spacing w:line="240" w:lineRule="auto" w:after="0"/>
-              <w:ind w:firstLine="0"/>
-              <w:jc w:val="left"/>
-            </w:pPr>
-            <w:r>
-              <w:rPr>
-                <w:rFonts w:ascii="Times New Roman" w:hAnsi="Times New Roman"/>
-                <w:sz w:val="18"/>
+              <w:spacing w:line="240" w:lineRule="auto" w:after="20"/>
+              <w:ind w:firstLine="0"/>
+              <w:jc w:val="left"/>
+            </w:pPr>
+            <w:r>
+              <w:rPr>
+                <w:sz w:val="17"/>
               </w:rPr>
               <w:t xml:space="preserve">Error de startup DB</w:t>
             </w:r>
@@ -4868,14 +4691,13 @@
           <w:p>
             <w:pPr>
               <w:pStyle w:val="Compact"/>
-              <w:spacing w:line="240" w:lineRule="auto" w:after="0"/>
-              <w:ind w:firstLine="0"/>
-              <w:jc w:val="left"/>
-            </w:pPr>
-            <w:r>
-              <w:rPr>
-                <w:rFonts w:ascii="Times New Roman" w:hAnsi="Times New Roman"/>
-                <w:sz w:val="18"/>
+              <w:spacing w:line="240" w:lineRule="auto" w:after="20"/>
+              <w:ind w:firstLine="0"/>
+              <w:jc w:val="left"/>
+            </w:pPr>
+            <w:r>
+              <w:rPr>
+                <w:sz w:val="17"/>
               </w:rPr>
               <w:t xml:space="preserve">variables y conexión, migración fallida</w:t>
             </w:r>
@@ -4886,14 +4708,13 @@
           <w:p>
             <w:pPr>
               <w:pStyle w:val="Compact"/>
-              <w:spacing w:line="240" w:lineRule="auto" w:after="0"/>
-              <w:ind w:firstLine="0"/>
-              <w:jc w:val="left"/>
-            </w:pPr>
-            <w:r>
-              <w:rPr>
-                <w:rFonts w:ascii="Times New Roman" w:hAnsi="Times New Roman"/>
-                <w:sz w:val="18"/>
+              <w:spacing w:line="240" w:lineRule="auto" w:after="20"/>
+              <w:ind w:firstLine="0"/>
+              <w:jc w:val="left"/>
+            </w:pPr>
+            <w:r>
+              <w:rPr>
+                <w:sz w:val="17"/>
               </w:rPr>
               <w:t xml:space="preserve">restaurar servicio sin migrar a ciegas</w:t>
             </w:r>
@@ -4904,14 +4725,13 @@
           <w:p>
             <w:pPr>
               <w:pStyle w:val="Compact"/>
-              <w:spacing w:line="240" w:lineRule="auto" w:after="0"/>
-              <w:ind w:firstLine="0"/>
-              <w:jc w:val="left"/>
-            </w:pPr>
-            <w:r>
-              <w:rPr>
-                <w:rFonts w:ascii="Times New Roman" w:hAnsi="Times New Roman"/>
-                <w:sz w:val="18"/>
+              <w:spacing w:line="240" w:lineRule="auto" w:after="20"/>
+              <w:ind w:firstLine="0"/>
+              <w:jc w:val="left"/>
+            </w:pPr>
+            <w:r>
+              <w:rPr>
+                <w:sz w:val="17"/>
               </w:rPr>
               <w:t xml:space="preserve">desarrollador EF/DBA</w:t>
             </w:r>
@@ -4924,14 +4744,13 @@
           <w:p>
             <w:pPr>
               <w:pStyle w:val="Compact"/>
-              <w:spacing w:line="240" w:lineRule="auto" w:after="0"/>
-              <w:ind w:firstLine="0"/>
-              <w:jc w:val="left"/>
-            </w:pPr>
-            <w:r>
-              <w:rPr>
-                <w:rFonts w:ascii="Times New Roman" w:hAnsi="Times New Roman"/>
-                <w:sz w:val="18"/>
+              <w:spacing w:line="240" w:lineRule="auto" w:after="20"/>
+              <w:ind w:firstLine="0"/>
+              <w:jc w:val="left"/>
+            </w:pPr>
+            <w:r>
+              <w:rPr>
+                <w:sz w:val="17"/>
               </w:rPr>
               <w:t xml:space="preserve">401 generalizado</w:t>
             </w:r>
@@ -4942,14 +4761,13 @@
           <w:p>
             <w:pPr>
               <w:pStyle w:val="Compact"/>
-              <w:spacing w:line="240" w:lineRule="auto" w:after="0"/>
-              <w:ind w:firstLine="0"/>
-              <w:jc w:val="left"/>
-            </w:pPr>
-            <w:r>
-              <w:rPr>
-                <w:rFonts w:ascii="Times New Roman" w:hAnsi="Times New Roman"/>
-                <w:sz w:val="18"/>
+              <w:spacing w:line="240" w:lineRule="auto" w:after="20"/>
+              <w:ind w:firstLine="0"/>
+              <w:jc w:val="left"/>
+            </w:pPr>
+            <w:r>
+              <w:rPr>
+                <w:sz w:val="17"/>
               </w:rPr>
               <w:t xml:space="preserve">reloj, emisión JWT, claves</w:t>
             </w:r>
@@ -4960,14 +4778,13 @@
           <w:p>
             <w:pPr>
               <w:pStyle w:val="Compact"/>
-              <w:spacing w:line="240" w:lineRule="auto" w:after="0"/>
-              <w:ind w:firstLine="0"/>
-              <w:jc w:val="left"/>
-            </w:pPr>
-            <w:r>
-              <w:rPr>
-                <w:rFonts w:ascii="Times New Roman" w:hAnsi="Times New Roman"/>
-                <w:sz w:val="18"/>
+              <w:spacing w:line="240" w:lineRule="auto" w:after="20"/>
+              <w:ind w:firstLine="0"/>
+              <w:jc w:val="left"/>
+            </w:pPr>
+            <w:r>
+              <w:rPr>
+                <w:sz w:val="17"/>
               </w:rPr>
               <w:t xml:space="preserve">confirmar expiración y credenciales</w:t>
             </w:r>
@@ -4978,14 +4795,13 @@
           <w:p>
             <w:pPr>
               <w:pStyle w:val="Compact"/>
-              <w:spacing w:line="240" w:lineRule="auto" w:after="0"/>
-              <w:ind w:firstLine="0"/>
-              <w:jc w:val="left"/>
-            </w:pPr>
-            <w:r>
-              <w:rPr>
-                <w:rFonts w:ascii="Times New Roman" w:hAnsi="Times New Roman"/>
-                <w:sz w:val="18"/>
+              <w:spacing w:line="240" w:lineRule="auto" w:after="20"/>
+              <w:ind w:firstLine="0"/>
+              <w:jc w:val="left"/>
+            </w:pPr>
+            <w:r>
+              <w:rPr>
+                <w:sz w:val="17"/>
               </w:rPr>
               <w:t xml:space="preserve">equipo auth</w:t>
             </w:r>
@@ -4998,14 +4814,13 @@
           <w:p>
             <w:pPr>
               <w:pStyle w:val="Compact"/>
-              <w:spacing w:line="240" w:lineRule="auto" w:after="0"/>
-              <w:ind w:firstLine="0"/>
-              <w:jc w:val="left"/>
-            </w:pPr>
-            <w:r>
-              <w:rPr>
-                <w:rFonts w:ascii="Times New Roman" w:hAnsi="Times New Roman"/>
-                <w:sz w:val="18"/>
+              <w:spacing w:line="240" w:lineRule="auto" w:after="20"/>
+              <w:ind w:firstLine="0"/>
+              <w:jc w:val="left"/>
+            </w:pPr>
+            <w:r>
+              <w:rPr>
+                <w:sz w:val="17"/>
               </w:rPr>
               <w:t xml:space="preserve">403 solo una sede</w:t>
             </w:r>
@@ -5016,14 +4831,13 @@
           <w:p>
             <w:pPr>
               <w:pStyle w:val="Compact"/>
-              <w:spacing w:line="240" w:lineRule="auto" w:after="0"/>
-              <w:ind w:firstLine="0"/>
-              <w:jc w:val="left"/>
-            </w:pPr>
-            <w:r>
-              <w:rPr>
-                <w:rFonts w:ascii="Times New Roman" w:hAnsi="Times New Roman"/>
-                <w:sz w:val="18"/>
+              <w:spacing w:line="240" w:lineRule="auto" w:after="20"/>
+              <w:ind w:firstLine="0"/>
+              <w:jc w:val="left"/>
+            </w:pPr>
+            <w:r>
+              <w:rPr>
+                <w:sz w:val="17"/>
               </w:rPr>
               <w:t xml:space="preserve">rol, BranchId, políticas</w:t>
             </w:r>
@@ -5034,14 +4848,13 @@
           <w:p>
             <w:pPr>
               <w:pStyle w:val="Compact"/>
-              <w:spacing w:line="240" w:lineRule="auto" w:after="0"/>
-              <w:ind w:firstLine="0"/>
-              <w:jc w:val="left"/>
-            </w:pPr>
-            <w:r>
-              <w:rPr>
-                <w:rFonts w:ascii="Times New Roman" w:hAnsi="Times New Roman"/>
-                <w:sz w:val="18"/>
+              <w:spacing w:line="240" w:lineRule="auto" w:after="20"/>
+              <w:ind w:firstLine="0"/>
+              <w:jc w:val="left"/>
+            </w:pPr>
+            <w:r>
+              <w:rPr>
+                <w:sz w:val="17"/>
               </w:rPr>
               <w:t xml:space="preserve">no deshabilitar autorización</w:t>
             </w:r>
@@ -5052,14 +4865,13 @@
           <w:p>
             <w:pPr>
               <w:pStyle w:val="Compact"/>
-              <w:spacing w:line="240" w:lineRule="auto" w:after="0"/>
-              <w:ind w:firstLine="0"/>
-              <w:jc w:val="left"/>
-            </w:pPr>
-            <w:r>
-              <w:rPr>
-                <w:rFonts w:ascii="Times New Roman" w:hAnsi="Times New Roman"/>
-                <w:sz w:val="18"/>
+              <w:spacing w:line="240" w:lineRule="auto" w:after="20"/>
+              <w:ind w:firstLine="0"/>
+              <w:jc w:val="left"/>
+            </w:pPr>
+            <w:r>
+              <w:rPr>
+                <w:sz w:val="17"/>
               </w:rPr>
               <w:t xml:space="preserve">backend/operación</w:t>
             </w:r>
@@ -5072,14 +4884,13 @@
           <w:p>
             <w:pPr>
               <w:pStyle w:val="Compact"/>
-              <w:spacing w:line="240" w:lineRule="auto" w:after="0"/>
-              <w:ind w:firstLine="0"/>
-              <w:jc w:val="left"/>
-            </w:pPr>
-            <w:r>
-              <w:rPr>
-                <w:rFonts w:ascii="Times New Roman" w:hAnsi="Times New Roman"/>
-                <w:sz w:val="18"/>
+              <w:spacing w:line="240" w:lineRule="auto" w:after="20"/>
+              <w:ind w:firstLine="0"/>
+              <w:jc w:val="left"/>
+            </w:pPr>
+            <w:r>
+              <w:rPr>
+                <w:sz w:val="17"/>
               </w:rPr>
               <w:t xml:space="preserve">Webhook sin confirmar</w:t>
             </w:r>
@@ -5090,14 +4901,13 @@
           <w:p>
             <w:pPr>
               <w:pStyle w:val="Compact"/>
-              <w:spacing w:line="240" w:lineRule="auto" w:after="0"/>
-              <w:ind w:firstLine="0"/>
-              <w:jc w:val="left"/>
-            </w:pPr>
-            <w:r>
-              <w:rPr>
-                <w:rFonts w:ascii="Times New Roman" w:hAnsi="Times New Roman"/>
-                <w:sz w:val="18"/>
+              <w:spacing w:line="240" w:lineRule="auto" w:after="20"/>
+              <w:ind w:firstLine="0"/>
+              <w:jc w:val="left"/>
+            </w:pPr>
+            <w:r>
+              <w:rPr>
+                <w:sz w:val="17"/>
               </w:rPr>
               <w:t xml:space="preserve">referencia, checksum, evento sandbox</w:t>
             </w:r>
@@ -5108,14 +4918,13 @@
           <w:p>
             <w:pPr>
               <w:pStyle w:val="Compact"/>
-              <w:spacing w:line="240" w:lineRule="auto" w:after="0"/>
-              <w:ind w:firstLine="0"/>
-              <w:jc w:val="left"/>
-            </w:pPr>
-            <w:r>
-              <w:rPr>
-                <w:rFonts w:ascii="Times New Roman" w:hAnsi="Times New Roman"/>
-                <w:sz w:val="18"/>
+              <w:spacing w:line="240" w:lineRule="auto" w:after="20"/>
+              <w:ind w:firstLine="0"/>
+              <w:jc w:val="left"/>
+            </w:pPr>
+            <w:r>
+              <w:rPr>
+                <w:sz w:val="17"/>
               </w:rPr>
               <w:t xml:space="preserve">sincronización controlada</w:t>
             </w:r>
@@ -5126,14 +4935,13 @@
           <w:p>
             <w:pPr>
               <w:pStyle w:val="Compact"/>
-              <w:spacing w:line="240" w:lineRule="auto" w:after="0"/>
-              <w:ind w:firstLine="0"/>
-              <w:jc w:val="left"/>
-            </w:pPr>
-            <w:r>
-              <w:rPr>
-                <w:rFonts w:ascii="Times New Roman" w:hAnsi="Times New Roman"/>
-                <w:sz w:val="18"/>
+              <w:spacing w:line="240" w:lineRule="auto" w:after="20"/>
+              <w:ind w:firstLine="0"/>
+              <w:jc w:val="left"/>
+            </w:pPr>
+            <w:r>
+              <w:rPr>
+                <w:sz w:val="17"/>
               </w:rPr>
               <w:t xml:space="preserve">integración pagos</w:t>
             </w:r>
@@ -5146,14 +4954,13 @@
           <w:p>
             <w:pPr>
               <w:pStyle w:val="Compact"/>
-              <w:spacing w:line="240" w:lineRule="auto" w:after="0"/>
-              <w:ind w:firstLine="0"/>
-              <w:jc w:val="left"/>
-            </w:pPr>
-            <w:r>
-              <w:rPr>
-                <w:rFonts w:ascii="Times New Roman" w:hAnsi="Times New Roman"/>
-                <w:sz w:val="18"/>
+              <w:spacing w:line="240" w:lineRule="auto" w:after="20"/>
+              <w:ind w:firstLine="0"/>
+              <w:jc w:val="left"/>
+            </w:pPr>
+            <w:r>
+              <w:rPr>
+                <w:sz w:val="17"/>
               </w:rPr>
               <w:t xml:space="preserve">Panel sin novedades</w:t>
             </w:r>
@@ -5164,14 +4971,13 @@
           <w:p>
             <w:pPr>
               <w:pStyle w:val="Compact"/>
-              <w:spacing w:line="240" w:lineRule="auto" w:after="0"/>
-              <w:ind w:firstLine="0"/>
-              <w:jc w:val="left"/>
-            </w:pPr>
-            <w:r>
-              <w:rPr>
-                <w:rFonts w:ascii="Times New Roman" w:hAnsi="Times New Roman"/>
-                <w:sz w:val="18"/>
+              <w:spacing w:line="240" w:lineRule="auto" w:after="20"/>
+              <w:ind w:firstLine="0"/>
+              <w:jc w:val="left"/>
+            </w:pPr>
+            <w:r>
+              <w:rPr>
+                <w:sz w:val="17"/>
               </w:rPr>
               <w:t xml:space="preserve">SignalR y GET de reconciliación</w:t>
             </w:r>
@@ -5182,14 +4988,13 @@
           <w:p>
             <w:pPr>
               <w:pStyle w:val="Compact"/>
-              <w:spacing w:line="240" w:lineRule="auto" w:after="0"/>
-              <w:ind w:firstLine="0"/>
-              <w:jc w:val="left"/>
-            </w:pPr>
-            <w:r>
-              <w:rPr>
-                <w:rFonts w:ascii="Times New Roman" w:hAnsi="Times New Roman"/>
-                <w:sz w:val="18"/>
+              <w:spacing w:line="240" w:lineRule="auto" w:after="20"/>
+              <w:ind w:firstLine="0"/>
+              <w:jc w:val="left"/>
+            </w:pPr>
+            <w:r>
+              <w:rPr>
+                <w:sz w:val="17"/>
               </w:rPr>
               <w:t xml:space="preserve">reconectar y consultar estado</w:t>
             </w:r>
@@ -5200,14 +5005,13 @@
           <w:p>
             <w:pPr>
               <w:pStyle w:val="Compact"/>
-              <w:spacing w:line="240" w:lineRule="auto" w:after="0"/>
-              <w:ind w:firstLine="0"/>
-              <w:jc w:val="left"/>
-            </w:pPr>
-            <w:r>
-              <w:rPr>
-                <w:rFonts w:ascii="Times New Roman" w:hAnsi="Times New Roman"/>
-                <w:sz w:val="18"/>
+              <w:spacing w:line="240" w:lineRule="auto" w:after="20"/>
+              <w:ind w:firstLine="0"/>
+              <w:jc w:val="left"/>
+            </w:pPr>
+            <w:r>
+              <w:rPr>
+                <w:sz w:val="17"/>
               </w:rPr>
               <w:t xml:space="preserve">web/móvil</w:t>
             </w:r>
@@ -5220,14 +5024,13 @@
           <w:p>
             <w:pPr>
               <w:pStyle w:val="Compact"/>
-              <w:spacing w:line="240" w:lineRule="auto" w:after="0"/>
-              <w:ind w:firstLine="0"/>
-              <w:jc w:val="left"/>
-            </w:pPr>
-            <w:r>
-              <w:rPr>
-                <w:rFonts w:ascii="Times New Roman" w:hAnsi="Times New Roman"/>
-                <w:sz w:val="18"/>
+              <w:spacing w:line="240" w:lineRule="auto" w:after="20"/>
+              <w:ind w:firstLine="0"/>
+              <w:jc w:val="left"/>
+            </w:pPr>
+            <w:r>
+              <w:rPr>
+                <w:sz w:val="17"/>
               </w:rPr>
               <w:t xml:space="preserve">Cambio de monto incorrecto</w:t>
             </w:r>
@@ -5238,14 +5041,13 @@
           <w:p>
             <w:pPr>
               <w:pStyle w:val="Compact"/>
-              <w:spacing w:line="240" w:lineRule="auto" w:after="0"/>
-              <w:ind w:firstLine="0"/>
-              <w:jc w:val="left"/>
-            </w:pPr>
-            <w:r>
-              <w:rPr>
-                <w:rFonts w:ascii="Times New Roman" w:hAnsi="Times New Roman"/>
-                <w:sz w:val="18"/>
+              <w:spacing w:line="240" w:lineRule="auto" w:after="20"/>
+              <w:ind w:firstLine="0"/>
+              <w:jc w:val="left"/>
+            </w:pPr>
+            <w:r>
+              <w:rPr>
+                <w:sz w:val="17"/>
               </w:rPr>
               <w:t xml:space="preserve">DTO, precio de producto, transacción</w:t>
             </w:r>
@@ -5256,14 +5058,13 @@
           <w:p>
             <w:pPr>
               <w:pStyle w:val="Compact"/>
-              <w:spacing w:line="240" w:lineRule="auto" w:after="0"/>
-              <w:ind w:firstLine="0"/>
-              <w:jc w:val="left"/>
-            </w:pPr>
-            <w:r>
-              <w:rPr>
-                <w:rFonts w:ascii="Times New Roman" w:hAnsi="Times New Roman"/>
-                <w:sz w:val="18"/>
+              <w:spacing w:line="240" w:lineRule="auto" w:after="20"/>
+              <w:ind w:firstLine="0"/>
+              <w:jc w:val="left"/>
+            </w:pPr>
+            <w:r>
+              <w:rPr>
+                <w:sz w:val="17"/>
               </w:rPr>
               <w:t xml:space="preserve">detener cobros y auditar</w:t>
             </w:r>
@@ -5274,14 +5075,13 @@
           <w:p>
             <w:pPr>
               <w:pStyle w:val="Compact"/>
-              <w:spacing w:line="240" w:lineRule="auto" w:after="0"/>
-              <w:ind w:firstLine="0"/>
-              <w:jc w:val="left"/>
-            </w:pPr>
-            <w:r>
-              <w:rPr>
-                <w:rFonts w:ascii="Times New Roman" w:hAnsi="Times New Roman"/>
-                <w:sz w:val="18"/>
+              <w:spacing w:line="240" w:lineRule="auto" w:after="20"/>
+              <w:ind w:firstLine="0"/>
+              <w:jc w:val="left"/>
+            </w:pPr>
+            <w:r>
+              <w:rPr>
+                <w:sz w:val="17"/>
               </w:rPr>
               <w:t xml:space="preserve">lider técnico y caja</w:t>
             </w:r>
@@ -5294,14 +5094,13 @@
           <w:p>
             <w:pPr>
               <w:pStyle w:val="Compact"/>
-              <w:spacing w:line="240" w:lineRule="auto" w:after="0"/>
-              <w:ind w:firstLine="0"/>
-              <w:jc w:val="left"/>
-            </w:pPr>
-            <w:r>
-              <w:rPr>
-                <w:rFonts w:ascii="Times New Roman" w:hAnsi="Times New Roman"/>
-                <w:sz w:val="18"/>
+              <w:spacing w:line="240" w:lineRule="auto" w:after="20"/>
+              <w:ind w:firstLine="0"/>
+              <w:jc w:val="left"/>
+            </w:pPr>
+            <w:r>
+              <w:rPr>
+                <w:sz w:val="17"/>
               </w:rPr>
               <w:t xml:space="preserve">Falla de despliegue web</w:t>
             </w:r>
@@ -5312,14 +5111,13 @@
           <w:p>
             <w:pPr>
               <w:pStyle w:val="Compact"/>
-              <w:spacing w:line="240" w:lineRule="auto" w:after="0"/>
-              <w:ind w:firstLine="0"/>
-              <w:jc w:val="left"/>
-            </w:pPr>
-            <w:r>
-              <w:rPr>
-                <w:rFonts w:ascii="Times New Roman" w:hAnsi="Times New Roman"/>
-                <w:sz w:val="18"/>
+              <w:spacing w:line="240" w:lineRule="auto" w:after="20"/>
+              <w:ind w:firstLine="0"/>
+              <w:jc w:val="left"/>
+            </w:pPr>
+            <w:r>
+              <w:rPr>
+                <w:sz w:val="17"/>
               </w:rPr>
               <w:t xml:space="preserve">variables NEXT y versión Node</w:t>
             </w:r>
@@ -5330,14 +5128,13 @@
           <w:p>
             <w:pPr>
               <w:pStyle w:val="Compact"/>
-              <w:spacing w:line="240" w:lineRule="auto" w:after="0"/>
-              <w:ind w:firstLine="0"/>
-              <w:jc w:val="left"/>
-            </w:pPr>
-            <w:r>
-              <w:rPr>
-                <w:rFonts w:ascii="Times New Roman" w:hAnsi="Times New Roman"/>
-                <w:sz w:val="18"/>
+              <w:spacing w:line="240" w:lineRule="auto" w:after="20"/>
+              <w:ind w:firstLine="0"/>
+              <w:jc w:val="left"/>
+            </w:pPr>
+            <w:r>
+              <w:rPr>
+                <w:sz w:val="17"/>
               </w:rPr>
               <w:t xml:space="preserve">volver a build aprobado</w:t>
             </w:r>
@@ -5348,14 +5145,13 @@
           <w:p>
             <w:pPr>
               <w:pStyle w:val="Compact"/>
-              <w:spacing w:line="240" w:lineRule="auto" w:after="0"/>
-              <w:ind w:firstLine="0"/>
-              <w:jc w:val="left"/>
-            </w:pPr>
-            <w:r>
-              <w:rPr>
-                <w:rFonts w:ascii="Times New Roman" w:hAnsi="Times New Roman"/>
-                <w:sz w:val="18"/>
+              <w:spacing w:line="240" w:lineRule="auto" w:after="20"/>
+              <w:ind w:firstLine="0"/>
+              <w:jc w:val="left"/>
+            </w:pPr>
+            <w:r>
+              <w:rPr>
+                <w:sz w:val="17"/>
               </w:rPr>
               <w:t xml:space="preserve">frontend web</w:t>
             </w:r>
@@ -5368,14 +5164,13 @@
           <w:p>
             <w:pPr>
               <w:pStyle w:val="Compact"/>
-              <w:spacing w:line="240" w:lineRule="auto" w:after="0"/>
-              <w:ind w:firstLine="0"/>
-              <w:jc w:val="left"/>
-            </w:pPr>
-            <w:r>
-              <w:rPr>
-                <w:rFonts w:ascii="Times New Roman" w:hAnsi="Times New Roman"/>
-                <w:sz w:val="18"/>
+              <w:spacing w:line="240" w:lineRule="auto" w:after="20"/>
+              <w:ind w:firstLine="0"/>
+              <w:jc w:val="left"/>
+            </w:pPr>
+            <w:r>
+              <w:rPr>
+                <w:sz w:val="17"/>
               </w:rPr>
               <w:t xml:space="preserve">Falla de build móvil</w:t>
             </w:r>
@@ -5386,14 +5181,13 @@
           <w:p>
             <w:pPr>
               <w:pStyle w:val="Compact"/>
-              <w:spacing w:line="240" w:lineRule="auto" w:after="0"/>
-              <w:ind w:firstLine="0"/>
-              <w:jc w:val="left"/>
-            </w:pPr>
-            <w:r>
-              <w:rPr>
-                <w:rFonts w:ascii="Times New Roman" w:hAnsi="Times New Roman"/>
-                <w:sz w:val="18"/>
+              <w:spacing w:line="240" w:lineRule="auto" w:after="20"/>
+              <w:ind w:firstLine="0"/>
+              <w:jc w:val="left"/>
+            </w:pPr>
+            <w:r>
+              <w:rPr>
+                <w:sz w:val="17"/>
               </w:rPr>
               <w:t xml:space="preserve">versión Expo/React Native y SDK</w:t>
             </w:r>
@@ -5404,14 +5198,13 @@
           <w:p>
             <w:pPr>
               <w:pStyle w:val="Compact"/>
-              <w:spacing w:line="240" w:lineRule="auto" w:after="0"/>
-              <w:ind w:firstLine="0"/>
-              <w:jc w:val="left"/>
-            </w:pPr>
-            <w:r>
-              <w:rPr>
-                <w:rFonts w:ascii="Times New Roman" w:hAnsi="Times New Roman"/>
-                <w:sz w:val="18"/>
+              <w:spacing w:line="240" w:lineRule="auto" w:after="20"/>
+              <w:ind w:firstLine="0"/>
+              <w:jc w:val="left"/>
+            </w:pPr>
+            <w:r>
+              <w:rPr>
+                <w:sz w:val="17"/>
               </w:rPr>
               <w:t xml:space="preserve">build anterior conocido</w:t>
             </w:r>
@@ -5422,14 +5215,13 @@
           <w:p>
             <w:pPr>
               <w:pStyle w:val="Compact"/>
-              <w:spacing w:line="240" w:lineRule="auto" w:after="0"/>
-              <w:ind w:firstLine="0"/>
-              <w:jc w:val="left"/>
-            </w:pPr>
-            <w:r>
-              <w:rPr>
-                <w:rFonts w:ascii="Times New Roman" w:hAnsi="Times New Roman"/>
-                <w:sz w:val="18"/>
+              <w:spacing w:line="240" w:lineRule="auto" w:after="20"/>
+              <w:ind w:firstLine="0"/>
+              <w:jc w:val="left"/>
+            </w:pPr>
+            <w:r>
+              <w:rPr>
+                <w:sz w:val="17"/>
               </w:rPr>
               <w:t xml:space="preserve">frontend móvil</w:t>
             </w:r>
@@ -5443,12 +5235,9 @@
       <w:pPr>
         <w:pStyle w:val="Heading2"/>
         <w:keepNext/>
-        <w:ind w:firstLine="0"/>
-      </w:pPr>
-      <w:r>
-        <w:rPr>
-          <w:color w:val="000000"/>
-        </w:rPr>
+        <w:spacing w:line="264" w:lineRule="auto"/>
+      </w:pPr>
+      <w:r>
         <w:t xml:space="preserve">Fuentes primarias de implementación</w:t>
       </w:r>
     </w:p>
@@ -5459,6 +5248,7 @@
           <w:ilvl w:val="0"/>
           <w:numId w:val="1001"/>
         </w:numPr>
+        <w:spacing w:line="396" w:lineRule="auto" w:after="100"/>
       </w:pPr>
       <w:r>
         <w:t xml:space="preserve">API: https://github.com/yersonct/SaborExpressBack/tree/main</w:t>
@@ -5471,6 +5261,7 @@
           <w:ilvl w:val="0"/>
           <w:numId w:val="1001"/>
         </w:numPr>
+        <w:spacing w:line="396" w:lineRule="auto" w:after="100"/>
       </w:pPr>
       <w:r>
         <w:t xml:space="preserve">Web: https://github.com/yersonct/SaborExpressWeb/tree/main</w:t>
@@ -5483,6 +5274,7 @@
           <w:ilvl w:val="0"/>
           <w:numId w:val="1001"/>
         </w:numPr>
+        <w:spacing w:line="396" w:lineRule="auto" w:after="100"/>
       </w:pPr>
       <w:r>
         <w:t xml:space="preserve">Móvil: https://github.com/yersonct/SaborExpressMovil/tree/main</w:t>
@@ -5495,6 +5287,7 @@
           <w:ilvl w:val="0"/>
           <w:numId w:val="1001"/>
         </w:numPr>
+        <w:spacing w:line="396" w:lineRule="auto" w:after="100"/>
       </w:pPr>
       <w:r>
         <w:t xml:space="preserve">Referencia de presentación: https://github.com/jsgh1/SRD-v1/tree/dev/docs/docs-SRD</w:t>
@@ -5503,8 +5296,7 @@
     <w:p>
       <w:pPr>
         <w:pStyle w:val="FirstParagraph"/>
-        <w:spacing w:line="480" w:lineRule="auto" w:after="0"/>
-        <w:ind w:firstLine="720"/>
+        <w:spacing w:line="396" w:lineRule="auto" w:after="100"/>
       </w:pPr>
       <w:r>
         <w:rPr>
@@ -5521,10 +5313,1093 @@
       </w:r>
     </w:p>
     <w:bookmarkEnd w:id="58"/>
+    <w:bookmarkStart w:id="62" w:name="X14b689317292102427876aaa73c24da562b2638"/>
+    <w:p>
+      <w:pPr>
+        <w:pStyle w:val="Heading2"/>
+        <w:keepNext/>
+        <w:spacing w:line="264" w:lineRule="auto"/>
+      </w:pPr>
+      <w:r>
+        <w:t xml:space="preserve">14. Extractos de código verificados y explicación de responsabilidades</w:t>
+      </w:r>
+    </w:p>
+    <w:bookmarkStart w:id="59" w:name="Xb52faa837f86661f75ecffe0314d7d052da129e"/>
+    <w:p>
+      <w:pPr>
+        <w:pStyle w:val="Heading3"/>
+        <w:keepNext/>
+        <w:spacing w:line="264" w:lineRule="auto"/>
+      </w:pPr>
+      <w:r>
+        <w:t xml:space="preserve">14.1 Configuración del motor relacional (extracto de archivo real)</w:t>
+      </w:r>
+    </w:p>
+    <w:p>
+      <w:pPr>
+        <w:pStyle w:val="FirstParagraph"/>
+        <w:spacing w:line="396" w:lineRule="auto" w:after="100"/>
+      </w:pPr>
+      <w:r>
+        <w:t xml:space="preserve">El repositorio declara un selector de proveedor que conecta Entity Framework Core con el motor elegido. El fragmento siguiente sintetiza las ramas observadas en</w:t>
+      </w:r>
+      <w:r>
+        <w:t xml:space="preserve"> </w:t>
+      </w:r>
+      <w:r>
+        <w:rPr>
+          <w:rStyle w:val="VerbatimChar"/>
+        </w:rPr>
+        <w:t xml:space="preserve">Configuration/DatabaseConfiguration.cs</w:t>
+      </w:r>
+      <w:r>
+        <w:t xml:space="preserve">:</w:t>
+      </w:r>
+    </w:p>
+    <w:p>
+      <w:pPr>
+        <w:pStyle w:val="SourceCode"/>
+      </w:pPr>
+      <w:r>
+        <w:rPr>
+          <w:rStyle w:val="KeywordTok"/>
+        </w:rPr>
+        <w:t xml:space="preserve">switch</w:t>
+      </w:r>
+      <w:r>
+        <w:rPr>
+          <w:rStyle w:val="NormalTok"/>
+        </w:rPr>
+        <w:t xml:space="preserve"> </w:t>
+      </w:r>
+      <w:r>
+        <w:rPr>
+          <w:rStyle w:val="OperatorTok"/>
+        </w:rPr>
+        <w:t xml:space="preserve">(</w:t>
+      </w:r>
+      <w:r>
+        <w:rPr>
+          <w:rStyle w:val="NormalTok"/>
+        </w:rPr>
+        <w:t xml:space="preserve">dbProvider</w:t>
+      </w:r>
+      <w:r>
+        <w:rPr>
+          <w:rStyle w:val="OperatorTok"/>
+        </w:rPr>
+        <w:t xml:space="preserve">)</w:t>
+      </w:r>
+      <w:r>
+        <w:br/>
+      </w:r>
+      <w:r>
+        <w:rPr>
+          <w:rStyle w:val="OperatorTok"/>
+        </w:rPr>
+        <w:t xml:space="preserve">{</w:t>
+      </w:r>
+      <w:r>
+        <w:br/>
+      </w:r>
+      <w:r>
+        <w:rPr>
+          <w:rStyle w:val="NormalTok"/>
+        </w:rPr>
+        <w:t xml:space="preserve">    </w:t>
+      </w:r>
+      <w:r>
+        <w:rPr>
+          <w:rStyle w:val="KeywordTok"/>
+        </w:rPr>
+        <w:t xml:space="preserve">case</w:t>
+      </w:r>
+      <w:r>
+        <w:rPr>
+          <w:rStyle w:val="NormalTok"/>
+        </w:rPr>
+        <w:t xml:space="preserve"> </w:t>
+      </w:r>
+      <w:r>
+        <w:rPr>
+          <w:rStyle w:val="StringTok"/>
+        </w:rPr>
+        <w:t xml:space="preserve">"MySQL"</w:t>
+      </w:r>
+      <w:r>
+        <w:rPr>
+          <w:rStyle w:val="OperatorTok"/>
+        </w:rPr>
+        <w:t xml:space="preserve">:</w:t>
+      </w:r>
+      <w:r>
+        <w:rPr>
+          <w:rStyle w:val="NormalTok"/>
+        </w:rPr>
+        <w:t xml:space="preserve"> </w:t>
+      </w:r>
+      <w:r>
+        <w:rPr>
+          <w:rStyle w:val="FunctionTok"/>
+        </w:rPr>
+        <w:t xml:space="preserve">ConfigurarMySql</w:t>
+      </w:r>
+      <w:r>
+        <w:rPr>
+          <w:rStyle w:val="OperatorTok"/>
+        </w:rPr>
+        <w:t xml:space="preserve">(</w:t>
+      </w:r>
+      <w:r>
+        <w:rPr>
+          <w:rStyle w:val="NormalTok"/>
+        </w:rPr>
+        <w:t xml:space="preserve">options</w:t>
+      </w:r>
+      <w:r>
+        <w:rPr>
+          <w:rStyle w:val="OperatorTok"/>
+        </w:rPr>
+        <w:t xml:space="preserve">,</w:t>
+      </w:r>
+      <w:r>
+        <w:rPr>
+          <w:rStyle w:val="NormalTok"/>
+        </w:rPr>
+        <w:t xml:space="preserve"> configuration</w:t>
+      </w:r>
+      <w:r>
+        <w:rPr>
+          <w:rStyle w:val="OperatorTok"/>
+        </w:rPr>
+        <w:t xml:space="preserve">);</w:t>
+      </w:r>
+      <w:r>
+        <w:rPr>
+          <w:rStyle w:val="NormalTok"/>
+        </w:rPr>
+        <w:t xml:space="preserve"> </w:t>
+      </w:r>
+      <w:r>
+        <w:rPr>
+          <w:rStyle w:val="KeywordTok"/>
+        </w:rPr>
+        <w:t xml:space="preserve">break</w:t>
+      </w:r>
+      <w:r>
+        <w:rPr>
+          <w:rStyle w:val="OperatorTok"/>
+        </w:rPr>
+        <w:t xml:space="preserve">;</w:t>
+      </w:r>
+      <w:r>
+        <w:br/>
+      </w:r>
+      <w:r>
+        <w:rPr>
+          <w:rStyle w:val="NormalTok"/>
+        </w:rPr>
+        <w:t xml:space="preserve">    </w:t>
+      </w:r>
+      <w:r>
+        <w:rPr>
+          <w:rStyle w:val="KeywordTok"/>
+        </w:rPr>
+        <w:t xml:space="preserve">case</w:t>
+      </w:r>
+      <w:r>
+        <w:rPr>
+          <w:rStyle w:val="NormalTok"/>
+        </w:rPr>
+        <w:t xml:space="preserve"> </w:t>
+      </w:r>
+      <w:r>
+        <w:rPr>
+          <w:rStyle w:val="StringTok"/>
+        </w:rPr>
+        <w:t xml:space="preserve">"SqlServer"</w:t>
+      </w:r>
+      <w:r>
+        <w:rPr>
+          <w:rStyle w:val="OperatorTok"/>
+        </w:rPr>
+        <w:t xml:space="preserve">:</w:t>
+      </w:r>
+      <w:r>
+        <w:rPr>
+          <w:rStyle w:val="NormalTok"/>
+        </w:rPr>
+        <w:t xml:space="preserve"> </w:t>
+      </w:r>
+      <w:r>
+        <w:rPr>
+          <w:rStyle w:val="FunctionTok"/>
+        </w:rPr>
+        <w:t xml:space="preserve">ConfigurarSqlServer</w:t>
+      </w:r>
+      <w:r>
+        <w:rPr>
+          <w:rStyle w:val="OperatorTok"/>
+        </w:rPr>
+        <w:t xml:space="preserve">(</w:t>
+      </w:r>
+      <w:r>
+        <w:rPr>
+          <w:rStyle w:val="NormalTok"/>
+        </w:rPr>
+        <w:t xml:space="preserve">options</w:t>
+      </w:r>
+      <w:r>
+        <w:rPr>
+          <w:rStyle w:val="OperatorTok"/>
+        </w:rPr>
+        <w:t xml:space="preserve">,</w:t>
+      </w:r>
+      <w:r>
+        <w:rPr>
+          <w:rStyle w:val="NormalTok"/>
+        </w:rPr>
+        <w:t xml:space="preserve"> configuration</w:t>
+      </w:r>
+      <w:r>
+        <w:rPr>
+          <w:rStyle w:val="OperatorTok"/>
+        </w:rPr>
+        <w:t xml:space="preserve">);</w:t>
+      </w:r>
+      <w:r>
+        <w:rPr>
+          <w:rStyle w:val="NormalTok"/>
+        </w:rPr>
+        <w:t xml:space="preserve"> </w:t>
+      </w:r>
+      <w:r>
+        <w:rPr>
+          <w:rStyle w:val="KeywordTok"/>
+        </w:rPr>
+        <w:t xml:space="preserve">break</w:t>
+      </w:r>
+      <w:r>
+        <w:rPr>
+          <w:rStyle w:val="OperatorTok"/>
+        </w:rPr>
+        <w:t xml:space="preserve">;</w:t>
+      </w:r>
+      <w:r>
+        <w:br/>
+      </w:r>
+      <w:r>
+        <w:rPr>
+          <w:rStyle w:val="NormalTok"/>
+        </w:rPr>
+        <w:t xml:space="preserve">    </w:t>
+      </w:r>
+      <w:r>
+        <w:rPr>
+          <w:rStyle w:val="KeywordTok"/>
+        </w:rPr>
+        <w:t xml:space="preserve">case</w:t>
+      </w:r>
+      <w:r>
+        <w:rPr>
+          <w:rStyle w:val="NormalTok"/>
+        </w:rPr>
+        <w:t xml:space="preserve"> </w:t>
+      </w:r>
+      <w:r>
+        <w:rPr>
+          <w:rStyle w:val="StringTok"/>
+        </w:rPr>
+        <w:t xml:space="preserve">"PostgreSQL"</w:t>
+      </w:r>
+      <w:r>
+        <w:rPr>
+          <w:rStyle w:val="OperatorTok"/>
+        </w:rPr>
+        <w:t xml:space="preserve">:</w:t>
+      </w:r>
+      <w:r>
+        <w:rPr>
+          <w:rStyle w:val="NormalTok"/>
+        </w:rPr>
+        <w:t xml:space="preserve"> </w:t>
+      </w:r>
+      <w:r>
+        <w:rPr>
+          <w:rStyle w:val="FunctionTok"/>
+        </w:rPr>
+        <w:t xml:space="preserve">ConfigurarPostgres</w:t>
+      </w:r>
+      <w:r>
+        <w:rPr>
+          <w:rStyle w:val="OperatorTok"/>
+        </w:rPr>
+        <w:t xml:space="preserve">(</w:t>
+      </w:r>
+      <w:r>
+        <w:rPr>
+          <w:rStyle w:val="NormalTok"/>
+        </w:rPr>
+        <w:t xml:space="preserve">options</w:t>
+      </w:r>
+      <w:r>
+        <w:rPr>
+          <w:rStyle w:val="OperatorTok"/>
+        </w:rPr>
+        <w:t xml:space="preserve">,</w:t>
+      </w:r>
+      <w:r>
+        <w:rPr>
+          <w:rStyle w:val="NormalTok"/>
+        </w:rPr>
+        <w:t xml:space="preserve"> configuration</w:t>
+      </w:r>
+      <w:r>
+        <w:rPr>
+          <w:rStyle w:val="OperatorTok"/>
+        </w:rPr>
+        <w:t xml:space="preserve">);</w:t>
+      </w:r>
+      <w:r>
+        <w:rPr>
+          <w:rStyle w:val="NormalTok"/>
+        </w:rPr>
+        <w:t xml:space="preserve"> </w:t>
+      </w:r>
+      <w:r>
+        <w:rPr>
+          <w:rStyle w:val="KeywordTok"/>
+        </w:rPr>
+        <w:t xml:space="preserve">break</w:t>
+      </w:r>
+      <w:r>
+        <w:rPr>
+          <w:rStyle w:val="OperatorTok"/>
+        </w:rPr>
+        <w:t xml:space="preserve">;</w:t>
+      </w:r>
+      <w:r>
+        <w:br/>
+      </w:r>
+      <w:r>
+        <w:rPr>
+          <w:rStyle w:val="NormalTok"/>
+        </w:rPr>
+        <w:t xml:space="preserve">    </w:t>
+      </w:r>
+      <w:r>
+        <w:rPr>
+          <w:rStyle w:val="KeywordTok"/>
+        </w:rPr>
+        <w:t xml:space="preserve">default</w:t>
+      </w:r>
+      <w:r>
+        <w:rPr>
+          <w:rStyle w:val="OperatorTok"/>
+        </w:rPr>
+        <w:t xml:space="preserve">:</w:t>
+      </w:r>
+      <w:r>
+        <w:rPr>
+          <w:rStyle w:val="NormalTok"/>
+        </w:rPr>
+        <w:t xml:space="preserve"> </w:t>
+      </w:r>
+      <w:r>
+        <w:rPr>
+          <w:rStyle w:val="KeywordTok"/>
+        </w:rPr>
+        <w:t xml:space="preserve">throw</w:t>
+      </w:r>
+      <w:r>
+        <w:rPr>
+          <w:rStyle w:val="NormalTok"/>
+        </w:rPr>
+        <w:t xml:space="preserve"> </w:t>
+      </w:r>
+      <w:r>
+        <w:rPr>
+          <w:rStyle w:val="KeywordTok"/>
+        </w:rPr>
+        <w:t xml:space="preserve">new</w:t>
+      </w:r>
+      <w:r>
+        <w:rPr>
+          <w:rStyle w:val="NormalTok"/>
+        </w:rPr>
+        <w:t xml:space="preserve"> </w:t>
+      </w:r>
+      <w:r>
+        <w:rPr>
+          <w:rStyle w:val="FunctionTok"/>
+        </w:rPr>
+        <w:t xml:space="preserve">InvalidOperationException</w:t>
+      </w:r>
+      <w:r>
+        <w:rPr>
+          <w:rStyle w:val="OperatorTok"/>
+        </w:rPr>
+        <w:t xml:space="preserve">(</w:t>
+      </w:r>
+      <w:r>
+        <w:br/>
+      </w:r>
+      <w:r>
+        <w:rPr>
+          <w:rStyle w:val="NormalTok"/>
+        </w:rPr>
+        <w:t xml:space="preserve">        $</w:t>
+      </w:r>
+      <w:r>
+        <w:rPr>
+          <w:rStyle w:val="StringTok"/>
+        </w:rPr>
+        <w:t xml:space="preserve">"Proveedor de base de datos no soportado: {dbProvider}"</w:t>
+      </w:r>
+      <w:r>
+        <w:rPr>
+          <w:rStyle w:val="OperatorTok"/>
+        </w:rPr>
+        <w:t xml:space="preserve">);</w:t>
+      </w:r>
+      <w:r>
+        <w:br/>
+      </w:r>
+      <w:r>
+        <w:rPr>
+          <w:rStyle w:val="OperatorTok"/>
+        </w:rPr>
+        <w:t xml:space="preserve">}</w:t>
+      </w:r>
+    </w:p>
+    <w:p>
+      <w:pPr>
+        <w:pStyle w:val="FirstParagraph"/>
+        <w:spacing w:line="396" w:lineRule="auto" w:after="100"/>
+      </w:pPr>
+      <w:r>
+        <w:t xml:space="preserve">Este selector no prueba por sí mismo que las migraciones del proyecto sean portables entre tres motores; esa afirmación exige ejecutar migraciones y CRUD en cada combinación de versiones.</w:t>
+      </w:r>
+    </w:p>
     <w:bookmarkEnd w:id="59"/>
+    <w:bookmarkStart w:id="60" w:name="X5c3d8d3c7f4a6367387446ca6fd30dae46cbb5c"/>
+    <w:p>
+      <w:pPr>
+        <w:pStyle w:val="Heading3"/>
+        <w:keepNext/>
+        <w:spacing w:line="264" w:lineRule="auto"/>
+      </w:pPr>
+      <w:r>
+        <w:t xml:space="preserve">14.2 Capa HTTP y dominio de pedidos (fragmento de controlador)</w:t>
+      </w:r>
+    </w:p>
+    <w:p>
+      <w:pPr>
+        <w:pStyle w:val="SourceCode"/>
+      </w:pPr>
+      <w:r>
+        <w:rPr>
+          <w:rStyle w:val="OperatorTok"/>
+        </w:rPr>
+        <w:t xml:space="preserve">[</w:t>
+      </w:r>
+      <w:r>
+        <w:rPr>
+          <w:rStyle w:val="NormalTok"/>
+        </w:rPr>
+        <w:t xml:space="preserve">Authorize</w:t>
+      </w:r>
+      <w:r>
+        <w:rPr>
+          <w:rStyle w:val="OperatorTok"/>
+        </w:rPr>
+        <w:t xml:space="preserve">]</w:t>
+      </w:r>
+      <w:r>
+        <w:br/>
+      </w:r>
+      <w:r>
+        <w:rPr>
+          <w:rStyle w:val="OperatorTok"/>
+        </w:rPr>
+        <w:t xml:space="preserve">[</w:t>
+      </w:r>
+      <w:r>
+        <w:rPr>
+          <w:rStyle w:val="FunctionTok"/>
+        </w:rPr>
+        <w:t xml:space="preserve">Authorize</w:t>
+      </w:r>
+      <w:r>
+        <w:rPr>
+          <w:rStyle w:val="OperatorTok"/>
+        </w:rPr>
+        <w:t xml:space="preserve">(</w:t>
+      </w:r>
+      <w:r>
+        <w:rPr>
+          <w:rStyle w:val="NormalTok"/>
+        </w:rPr>
+        <w:t xml:space="preserve">Policy </w:t>
+      </w:r>
+      <w:r>
+        <w:rPr>
+          <w:rStyle w:val="OperatorTok"/>
+        </w:rPr>
+        <w:t xml:space="preserve">=</w:t>
+      </w:r>
+      <w:r>
+        <w:rPr>
+          <w:rStyle w:val="NormalTok"/>
+        </w:rPr>
+        <w:t xml:space="preserve"> </w:t>
+      </w:r>
+      <w:r>
+        <w:rPr>
+          <w:rStyle w:val="StringTok"/>
+        </w:rPr>
+        <w:t xml:space="preserve">"ActiveShift"</w:t>
+      </w:r>
+      <w:r>
+        <w:rPr>
+          <w:rStyle w:val="OperatorTok"/>
+        </w:rPr>
+        <w:t xml:space="preserve">)]</w:t>
+      </w:r>
+      <w:r>
+        <w:br/>
+      </w:r>
+      <w:r>
+        <w:rPr>
+          <w:rStyle w:val="OperatorTok"/>
+        </w:rPr>
+        <w:t xml:space="preserve">[</w:t>
+      </w:r>
+      <w:r>
+        <w:rPr>
+          <w:rStyle w:val="NormalTok"/>
+        </w:rPr>
+        <w:t xml:space="preserve">ApiController</w:t>
+      </w:r>
+      <w:r>
+        <w:rPr>
+          <w:rStyle w:val="OperatorTok"/>
+        </w:rPr>
+        <w:t xml:space="preserve">]</w:t>
+      </w:r>
+      <w:r>
+        <w:br/>
+      </w:r>
+      <w:r>
+        <w:rPr>
+          <w:rStyle w:val="OperatorTok"/>
+        </w:rPr>
+        <w:t xml:space="preserve">[</w:t>
+      </w:r>
+      <w:r>
+        <w:rPr>
+          <w:rStyle w:val="FunctionTok"/>
+        </w:rPr>
+        <w:t xml:space="preserve">Route</w:t>
+      </w:r>
+      <w:r>
+        <w:rPr>
+          <w:rStyle w:val="OperatorTok"/>
+        </w:rPr>
+        <w:t xml:space="preserve">(</w:t>
+      </w:r>
+      <w:r>
+        <w:rPr>
+          <w:rStyle w:val="StringTok"/>
+        </w:rPr>
+        <w:t xml:space="preserve">"api/Orders"</w:t>
+      </w:r>
+      <w:r>
+        <w:rPr>
+          <w:rStyle w:val="OperatorTok"/>
+        </w:rPr>
+        <w:t xml:space="preserve">)]</w:t>
+      </w:r>
+      <w:r>
+        <w:br/>
+      </w:r>
+      <w:r>
+        <w:rPr>
+          <w:rStyle w:val="KeywordTok"/>
+        </w:rPr>
+        <w:t xml:space="preserve">public</w:t>
+      </w:r>
+      <w:r>
+        <w:rPr>
+          <w:rStyle w:val="NormalTok"/>
+        </w:rPr>
+        <w:t xml:space="preserve"> </w:t>
+      </w:r>
+      <w:r>
+        <w:rPr>
+          <w:rStyle w:val="KeywordTok"/>
+        </w:rPr>
+        <w:t xml:space="preserve">class</w:t>
+      </w:r>
+      <w:r>
+        <w:rPr>
+          <w:rStyle w:val="NormalTok"/>
+        </w:rPr>
+        <w:t xml:space="preserve"> OrdersController </w:t>
+      </w:r>
+      <w:r>
+        <w:rPr>
+          <w:rStyle w:val="OperatorTok"/>
+        </w:rPr>
+        <w:t xml:space="preserve">:</w:t>
+      </w:r>
+      <w:r>
+        <w:rPr>
+          <w:rStyle w:val="NormalTok"/>
+        </w:rPr>
+        <w:t xml:space="preserve"> ControllerBase</w:t>
+      </w:r>
+      <w:r>
+        <w:br/>
+      </w:r>
+      <w:r>
+        <w:rPr>
+          <w:rStyle w:val="OperatorTok"/>
+        </w:rPr>
+        <w:t xml:space="preserve">{</w:t>
+      </w:r>
+      <w:r>
+        <w:br/>
+      </w:r>
+      <w:r>
+        <w:rPr>
+          <w:rStyle w:val="NormalTok"/>
+        </w:rPr>
+        <w:t xml:space="preserve">    </w:t>
+      </w:r>
+      <w:r>
+        <w:rPr>
+          <w:rStyle w:val="CommentTok"/>
+        </w:rPr>
+        <w:t xml:space="preserve">// POST /api/Orders delega la operación a IOrderService.</w:t>
+      </w:r>
+      <w:r>
+        <w:br/>
+      </w:r>
+      <w:r>
+        <w:rPr>
+          <w:rStyle w:val="OperatorTok"/>
+        </w:rPr>
+        <w:t xml:space="preserve">}</w:t>
+      </w:r>
+    </w:p>
+    <w:p>
+      <w:pPr>
+        <w:pStyle w:val="FirstParagraph"/>
+        <w:spacing w:line="396" w:lineRule="auto" w:after="100"/>
+      </w:pPr>
+      <w:r>
+        <w:t xml:space="preserve">Una autorización global por controlador no reemplaza comprobaciones de propiedad de pedido o pertenencia a sucursal. El</w:t>
+      </w:r>
+      <w:r>
+        <w:t xml:space="preserve"> </w:t>
+      </w:r>
+      <w:r>
+        <w:rPr>
+          <w:rStyle w:val="VerbatimChar"/>
+        </w:rPr>
+        <w:t xml:space="preserve">OrderService</w:t>
+      </w:r>
+      <w:r>
+        <w:t xml:space="preserve"> </w:t>
+      </w:r>
+      <w:r>
+        <w:t xml:space="preserve">debe administrar el cálculo final y la consistencia de detalles.</w:t>
+      </w:r>
+    </w:p>
+    <w:bookmarkEnd w:id="60"/>
+    <w:bookmarkStart w:id="61" w:name="realtime-y-tareas-en-segundo-plano"/>
+    <w:p>
+      <w:pPr>
+        <w:pStyle w:val="Heading3"/>
+        <w:keepNext/>
+        <w:spacing w:line="264" w:lineRule="auto"/>
+      </w:pPr>
+      <w:r>
+        <w:t xml:space="preserve">14.3 Realtime y tareas en segundo plano</w:t>
+      </w:r>
+    </w:p>
+    <w:p>
+      <w:pPr>
+        <w:pStyle w:val="FirstParagraph"/>
+        <w:spacing w:line="396" w:lineRule="auto" w:after="100"/>
+      </w:pPr>
+      <w:r>
+        <w:rPr>
+          <w:rStyle w:val="VerbatimChar"/>
+        </w:rPr>
+        <w:t xml:space="preserve">Program.cs</w:t>
+      </w:r>
+      <w:r>
+        <w:t xml:space="preserve"> </w:t>
+      </w:r>
+      <w:r>
+        <w:t xml:space="preserve">registra</w:t>
+      </w:r>
+      <w:r>
+        <w:t xml:space="preserve"> </w:t>
+      </w:r>
+      <w:r>
+        <w:rPr>
+          <w:rStyle w:val="VerbatimChar"/>
+        </w:rPr>
+        <w:t xml:space="preserve">AddSignalR()</w:t>
+      </w:r>
+      <w:r>
+        <w:t xml:space="preserve"> </w:t>
+      </w:r>
+      <w:r>
+        <w:t xml:space="preserve">y mapea</w:t>
+      </w:r>
+      <w:r>
+        <w:t xml:space="preserve"> </w:t>
+      </w:r>
+      <w:r>
+        <w:rPr>
+          <w:rStyle w:val="VerbatimChar"/>
+        </w:rPr>
+        <w:t xml:space="preserve">NotificationHub</w:t>
+      </w:r>
+      <w:r>
+        <w:t xml:space="preserve"> </w:t>
+      </w:r>
+      <w:r>
+        <w:t xml:space="preserve">a</w:t>
+      </w:r>
+      <w:r>
+        <w:t xml:space="preserve"> </w:t>
+      </w:r>
+      <w:r>
+        <w:rPr>
+          <w:rStyle w:val="VerbatimChar"/>
+        </w:rPr>
+        <w:t xml:space="preserve">/hubs/notifications</w:t>
+      </w:r>
+      <w:r>
+        <w:t xml:space="preserve">. También registra servicios</w:t>
+      </w:r>
+      <w:r>
+        <w:t xml:space="preserve"> </w:t>
+      </w:r>
+      <w:r>
+        <w:rPr>
+          <w:rStyle w:val="VerbatimChar"/>
+        </w:rPr>
+        <w:t xml:space="preserve">ShiftReminderBackgroundService</w:t>
+      </w:r>
+      <w:r>
+        <w:t xml:space="preserve">,</w:t>
+      </w:r>
+      <w:r>
+        <w:t xml:space="preserve"> </w:t>
+      </w:r>
+      <w:r>
+        <w:rPr>
+          <w:rStyle w:val="VerbatimChar"/>
+        </w:rPr>
+        <w:t xml:space="preserve">KitchenLinkNotifierBackgroundService</w:t>
+      </w:r>
+      <w:r>
+        <w:t xml:space="preserve">,</w:t>
+      </w:r>
+      <w:r>
+        <w:t xml:space="preserve"> </w:t>
+      </w:r>
+      <w:r>
+        <w:rPr>
+          <w:rStyle w:val="VerbatimChar"/>
+        </w:rPr>
+        <w:t xml:space="preserve">RoleExpirationBackgroundService</w:t>
+      </w:r>
+      <w:r>
+        <w:t xml:space="preserve"> </w:t>
+      </w:r>
+      <w:r>
+        <w:t xml:space="preserve">y</w:t>
+      </w:r>
+      <w:r>
+        <w:t xml:space="preserve"> </w:t>
+      </w:r>
+      <w:r>
+        <w:rPr>
+          <w:rStyle w:val="VerbatimChar"/>
+        </w:rPr>
+        <w:t xml:space="preserve">WompiPendingPaymentsSyncService</w:t>
+      </w:r>
+      <w:r>
+        <w:t xml:space="preserve">. No debe asumirse entrega garantizada por el solo hecho de emitir un mensaje SignalR. Se requiere reconciliación mediante consulta REST tras reconexión y pruebas de persistencia de notificaciones.</w:t>
+      </w:r>
+    </w:p>
+    <w:bookmarkEnd w:id="61"/>
+    <w:bookmarkEnd w:id="62"/>
+    <w:bookmarkStart w:id="72" w:name="diagramas-para-soporte-y-mantenimiento"/>
+    <w:p>
+      <w:pPr>
+        <w:pStyle w:val="Heading2"/>
+        <w:keepNext/>
+        <w:spacing w:line="264" w:lineRule="auto"/>
+      </w:pPr>
+      <w:r>
+        <w:t xml:space="preserve">15. Diagramas para soporte y mantenimiento</w:t>
+      </w:r>
+    </w:p>
+    <w:p>
+      <w:pPr>
+        <w:pStyle w:val="CaptionedFigure"/>
+        <w:spacing w:line="396" w:lineRule="auto" w:after="100"/>
+      </w:pPr>
+      <w:r>
+        <w:drawing>
+          <wp:inline>
+            <wp:extent cx="5943600" cy="6036999"/>
+            <wp:effectExtent b="0" l="0" r="0" t="0"/>
+            <wp:docPr descr="02_COMPONENTES" title="" id="64" name="Picture"/>
+            <a:graphic>
+              <a:graphicData uri="http://schemas.openxmlformats.org/drawingml/2006/picture">
+                <pic:pic>
+                  <pic:nvPicPr>
+                    <pic:cNvPr descr="recursos/02_COMPONENTES.png" id="65" name="Picture"/>
+                    <pic:cNvPicPr>
+                      <a:picLocks noChangeArrowheads="1" noChangeAspect="1"/>
+                    </pic:cNvPicPr>
+                  </pic:nvPicPr>
+                  <pic:blipFill>
+                    <a:blip r:embed="rId63"/>
+                    <a:stretch>
+                      <a:fillRect/>
+                    </a:stretch>
+                  </pic:blipFill>
+                  <pic:spPr bwMode="auto">
+                    <a:xfrm>
+                      <a:off x="0" y="0"/>
+                      <a:ext cx="5943600" cy="6036999"/>
+                    </a:xfrm>
+                    <a:prstGeom prst="rect">
+                      <a:avLst/>
+                    </a:prstGeom>
+                    <a:noFill/>
+                    <a:ln w="9525">
+                      <a:noFill/>
+                      <a:headEnd/>
+                      <a:tailEnd/>
+                    </a:ln>
+                  </pic:spPr>
+                </pic:pic>
+              </a:graphicData>
+            </a:graphic>
+          </wp:inline>
+        </w:drawing>
+      </w:r>
+    </w:p>
+    <w:p>
+      <w:pPr>
+        <w:pStyle w:val="ImageCaption"/>
+        <w:spacing w:line="396" w:lineRule="auto" w:after="100"/>
+      </w:pPr>
+      <w:r>
+        <w:t xml:space="preserve">02_COMPONENTES</w:t>
+      </w:r>
+    </w:p>
+    <w:p>
+      <w:pPr>
+        <w:pStyle w:val="BodyText"/>
+        <w:spacing w:line="396" w:lineRule="auto" w:after="100"/>
+      </w:pPr>
+      <w:r>
+        <w:rPr>
+          <w:i/>
+          <w:iCs/>
+        </w:rPr>
+        <w:t xml:space="preserve">Nota. Elaboración para el estudio de caso SaborExpress; las figuras no certifican operaciones desplegadas.</w:t>
+      </w:r>
+    </w:p>
+    <w:p>
+      <w:pPr>
+        <w:pStyle w:val="CaptionedFigure"/>
+        <w:spacing w:line="396" w:lineRule="auto" w:after="100"/>
+      </w:pPr>
+      <w:r>
+        <w:drawing>
+          <wp:inline>
+            <wp:extent cx="5943600" cy="491530"/>
+            <wp:effectExtent b="0" l="0" r="0" t="0"/>
+            <wp:docPr descr="05_SEQUENCE_PAYMENT" title="" id="67" name="Picture"/>
+            <a:graphic>
+              <a:graphicData uri="http://schemas.openxmlformats.org/drawingml/2006/picture">
+                <pic:pic>
+                  <pic:nvPicPr>
+                    <pic:cNvPr descr="recursos/05_SEQUENCE_PAYMENT.png" id="68" name="Picture"/>
+                    <pic:cNvPicPr>
+                      <a:picLocks noChangeArrowheads="1" noChangeAspect="1"/>
+                    </pic:cNvPicPr>
+                  </pic:nvPicPr>
+                  <pic:blipFill>
+                    <a:blip r:embed="rId66"/>
+                    <a:stretch>
+                      <a:fillRect/>
+                    </a:stretch>
+                  </pic:blipFill>
+                  <pic:spPr bwMode="auto">
+                    <a:xfrm>
+                      <a:off x="0" y="0"/>
+                      <a:ext cx="5943600" cy="491530"/>
+                    </a:xfrm>
+                    <a:prstGeom prst="rect">
+                      <a:avLst/>
+                    </a:prstGeom>
+                    <a:noFill/>
+                    <a:ln w="9525">
+                      <a:noFill/>
+                      <a:headEnd/>
+                      <a:tailEnd/>
+                    </a:ln>
+                  </pic:spPr>
+                </pic:pic>
+              </a:graphicData>
+            </a:graphic>
+          </wp:inline>
+        </w:drawing>
+      </w:r>
+    </w:p>
+    <w:p>
+      <w:pPr>
+        <w:pStyle w:val="ImageCaption"/>
+        <w:spacing w:line="396" w:lineRule="auto" w:after="100"/>
+      </w:pPr>
+      <w:r>
+        <w:t xml:space="preserve">05_SEQUENCE_PAYMENT</w:t>
+      </w:r>
+    </w:p>
+    <w:p>
+      <w:pPr>
+        <w:pStyle w:val="BodyText"/>
+        <w:spacing w:line="396" w:lineRule="auto" w:after="100"/>
+      </w:pPr>
+      <w:r>
+        <w:rPr>
+          <w:i/>
+          <w:iCs/>
+        </w:rPr>
+        <w:t xml:space="preserve">Nota. Elaboración para el estudio de caso SaborExpress; las figuras no certifican operaciones desplegadas.</w:t>
+      </w:r>
+    </w:p>
+    <w:p>
+      <w:pPr>
+        <w:pStyle w:val="CaptionedFigure"/>
+        <w:spacing w:line="396" w:lineRule="auto" w:after="100"/>
+      </w:pPr>
+      <w:r>
+        <w:drawing>
+          <wp:inline>
+            <wp:extent cx="5943600" cy="6188148"/>
+            <wp:effectExtent b="0" l="0" r="0" t="0"/>
+            <wp:docPr descr="09_AISLAMIENTO_ROLES" title="" id="70" name="Picture"/>
+            <a:graphic>
+              <a:graphicData uri="http://schemas.openxmlformats.org/drawingml/2006/picture">
+                <pic:pic>
+                  <pic:nvPicPr>
+                    <pic:cNvPr descr="recursos/09_AISLAMIENTO_ROLES.png" id="71" name="Picture"/>
+                    <pic:cNvPicPr>
+                      <a:picLocks noChangeArrowheads="1" noChangeAspect="1"/>
+                    </pic:cNvPicPr>
+                  </pic:nvPicPr>
+                  <pic:blipFill>
+                    <a:blip r:embed="rId69"/>
+                    <a:stretch>
+                      <a:fillRect/>
+                    </a:stretch>
+                  </pic:blipFill>
+                  <pic:spPr bwMode="auto">
+                    <a:xfrm>
+                      <a:off x="0" y="0"/>
+                      <a:ext cx="5943600" cy="6188148"/>
+                    </a:xfrm>
+                    <a:prstGeom prst="rect">
+                      <a:avLst/>
+                    </a:prstGeom>
+                    <a:noFill/>
+                    <a:ln w="9525">
+                      <a:noFill/>
+                      <a:headEnd/>
+                      <a:tailEnd/>
+                    </a:ln>
+                  </pic:spPr>
+                </pic:pic>
+              </a:graphicData>
+            </a:graphic>
+          </wp:inline>
+        </w:drawing>
+      </w:r>
+    </w:p>
+    <w:p>
+      <w:pPr>
+        <w:pStyle w:val="ImageCaption"/>
+        <w:spacing w:line="396" w:lineRule="auto" w:after="100"/>
+      </w:pPr>
+      <w:r>
+        <w:t xml:space="preserve">09_AISLAMIENTO_ROLES</w:t>
+      </w:r>
+    </w:p>
+    <w:p>
+      <w:pPr>
+        <w:pStyle w:val="BodyText"/>
+        <w:spacing w:line="396" w:lineRule="auto" w:after="100"/>
+      </w:pPr>
+      <w:r>
+        <w:rPr>
+          <w:i/>
+          <w:iCs/>
+        </w:rPr>
+        <w:t xml:space="preserve">Nota. Elaboración para el estudio de caso SaborExpress; las figuras no certifican operaciones desplegadas.</w:t>
+      </w:r>
+      <w:r>
+        <w:t xml:space="preserve"> </w:t>
+      </w:r>
+      <w:r>
+        <w:t xml:space="preserve">## 16. Cuaderno de diagnóstico y despliegue</w:t>
+      </w:r>
+    </w:p>
+    <w:p>
+      <w:pPr>
+        <w:pStyle w:val="Compact"/>
+        <w:numPr>
+          <w:ilvl w:val="0"/>
+          <w:numId w:val="1002"/>
+        </w:numPr>
+        <w:spacing w:line="396" w:lineRule="auto" w:after="100"/>
+      </w:pPr>
+      <w:r>
+        <w:t xml:space="preserve">Registrar SHA y entorno. 2. Verificar base de datos con credenciales de mínimo privilegio. 3. Confirmar servicio ASP.NET y configuración de</w:t>
+      </w:r>
+      <w:r>
+        <w:t xml:space="preserve"> </w:t>
+      </w:r>
+      <w:r>
+        <w:rPr>
+          <w:rStyle w:val="VerbatimChar"/>
+        </w:rPr>
+        <w:t xml:space="preserve">AllowedOrigins</w:t>
+      </w:r>
+      <w:r>
+        <w:t xml:space="preserve">. 4. Consultar Swagger y logs sin secretos. 5. Verificar 401 y 403 en rutas protegidas. 6. Revisar notificaciones con dos clientes conectados. 7. Verificar Wompi sandbox con referencia y checksum. 8. Registrar incidentes y plan de reversión. Estos pasos son una lista de operación, no resultados de una intervención realizada.</w:t>
+      </w:r>
+    </w:p>
+    <w:bookmarkEnd w:id="72"/>
+    <w:bookmarkEnd w:id="73"/>
     <w:sectPr>
-      <w:headerReference r:id="rId9" w:type="default"/>
-      <w:pgMar w:bottom="1440" w:left="1440" w:right="1440" w:top="1440"/>
+      <w:footerReference w:type="default" r:id="rId10"/>
+      <w:pgSz w:h="15840" w:w="12240"/>
+      <w:pgMar w:bottom="1440" w:left="1440" w:right="1440" w:top="1440" w:header="691" w:footer="720"/>
     </w:sectPr>
   </w:body>
 </w:document>
@@ -5534,6 +6409,24 @@
 <w:comments xmlns:w="http://schemas.openxmlformats.org/wordprocessingml/2006/main" xmlns:m="http://schemas.openxmlformats.org/officeDocument/2006/math" xmlns:r="http://schemas.openxmlformats.org/officeDocument/2006/relationships" xmlns:o="urn:schemas-microsoft-com:office:office" xmlns:v="urn:schemas-microsoft-com:vml" xmlns:w10="urn:schemas-microsoft-com:office:word" xmlns:a="http://schemas.openxmlformats.org/drawingml/2006/main" xmlns:pic="http://schemas.openxmlformats.org/drawingml/2006/picture" xmlns:wp="http://schemas.openxmlformats.org/drawingml/2006/wordprocessingDrawing"/>
 </file>
 
+<file path=word/footer1.xml><?xml version="1.0" encoding="utf-8"?>
+<w:ftr xmlns:m="http://schemas.openxmlformats.org/officeDocument/2006/math" xmlns:mc="http://schemas.openxmlformats.org/markup-compatibility/2006" xmlns:mo="http://schemas.microsoft.com/office/mac/office/2008/main" xmlns:mv="urn:schemas-microsoft-com:mac:vml" xmlns:o="urn:schemas-microsoft-com:office:office" xmlns:r="http://schemas.openxmlformats.org/officeDocument/2006/relationships" xmlns:v="urn:schemas-microsoft-com:vml" xmlns:w10="urn:schemas-microsoft-com:office:word" xmlns:w14="http://schemas.microsoft.com/office/word/2010/wordml" xmlns:w="http://schemas.openxmlformats.org/wordprocessingml/2006/main" xmlns:wne="http://schemas.microsoft.com/office/word/2006/wordml" xmlns:wp14="http://schemas.microsoft.com/office/word/2010/wordprocessingDrawing" xmlns:wp="http://schemas.openxmlformats.org/drawingml/2006/wordprocessingDrawing" xmlns:wpc="http://schemas.microsoft.com/office/word/2010/wordprocessingCanvas" xmlns:wpg="http://schemas.microsoft.com/office/word/2010/wordprocessingGroup" xmlns:wpi="http://schemas.microsoft.com/office/word/2010/wordprocessingInk" xmlns:wps="http://schemas.microsoft.com/office/word/2010/wordprocessingShape" mc:Ignorable="w14 wp14">
+  <w:p>
+    <w:pPr>
+      <w:pStyle w:val="Footer"/>
+      <w:jc w:val="right"/>
+    </w:pPr>
+    <w:r>
+      <w:rPr>
+        <w:sz w:val="16"/>
+      </w:rPr>
+      <w:t xml:space="preserve">SaborExpress | Yerson Stiven Cuellar Rubiano | Ficha 3145555 | Página </w:t>
+    </w:r>
+    <w:fldSimple w:instr="PAGE"/>
+  </w:p>
+</w:ftr>
+</file>
+
 <file path=word/footnotes.xml><?xml version="1.0" encoding="utf-8"?>
 <w:footnotes xmlns:w="http://schemas.openxmlformats.org/wordprocessingml/2006/main" xmlns:m="http://schemas.openxmlformats.org/officeDocument/2006/math" xmlns:r="http://schemas.openxmlformats.org/officeDocument/2006/relationships" xmlns:o="urn:schemas-microsoft-com:office:office" xmlns:v="urn:schemas-microsoft-com:vml" xmlns:w10="urn:schemas-microsoft-com:office:word" xmlns:a="http://schemas.openxmlformats.org/drawingml/2006/main" xmlns:pic="http://schemas.openxmlformats.org/drawingml/2006/picture" xmlns:wp="http://schemas.openxmlformats.org/drawingml/2006/wordprocessingDrawing">
   <w:footnote w:type="continuationSeparator" w:id="0">
@@ -5551,18 +6444,6 @@
     </w:p>
   </w:footnote>
 </w:footnotes>
-</file>
-
-<file path=word/header1.xml><?xml version="1.0" encoding="utf-8"?>
-<w:hdr xmlns:m="http://schemas.openxmlformats.org/officeDocument/2006/math" xmlns:mc="http://schemas.openxmlformats.org/markup-compatibility/2006" xmlns:mo="http://schemas.microsoft.com/office/mac/office/2008/main" xmlns:mv="urn:schemas-microsoft-com:mac:vml" xmlns:o="urn:schemas-microsoft-com:office:office" xmlns:r="http://schemas.openxmlformats.org/officeDocument/2006/relationships" xmlns:v="urn:schemas-microsoft-com:vml" xmlns:w10="urn:schemas-microsoft-com:office:word" xmlns:w14="http://schemas.microsoft.com/office/word/2010/wordml" xmlns:w="http://schemas.openxmlformats.org/wordprocessingml/2006/main" xmlns:wne="http://schemas.microsoft.com/office/word/2006/wordml" xmlns:wp14="http://schemas.microsoft.com/office/word/2010/wordprocessingDrawing" xmlns:wp="http://schemas.openxmlformats.org/drawingml/2006/wordprocessingDrawing" xmlns:wpc="http://schemas.microsoft.com/office/word/2010/wordprocessingCanvas" xmlns:wpg="http://schemas.microsoft.com/office/word/2010/wordprocessingGroup" xmlns:wpi="http://schemas.microsoft.com/office/word/2010/wordprocessingInk" xmlns:wps="http://schemas.microsoft.com/office/word/2010/wordprocessingShape" mc:Ignorable="w14 wp14">
-  <w:p>
-    <w:pPr>
-      <w:pStyle w:val="Header"/>
-      <w:jc w:val="right"/>
-    </w:pPr>
-    <w:fldSimple w:instr="PAGE"/>
-  </w:p>
-</w:hdr>
 </file>
 
 <file path=word/numbering.xml><?xml version="1.0" encoding="utf-8"?>
@@ -5719,11 +6600,126 @@
       </w:pPr>
     </w:lvl>
   </w:abstractNum>
+  <w:abstractNum w:abstractNumId="99411">
+    <w:nsid w:val="00A99411"/>
+    <w:multiLevelType w:val="multilevel"/>
+    <w:lvl w:ilvl="0">
+      <w:start w:val="1"/>
+      <w:numFmt w:val="decimal"/>
+      <w:lvlText w:val="%1."/>
+      <w:lvlJc w:val="left"/>
+      <w:pPr>
+        <w:ind w:left="720" w:hanging="480"/>
+      </w:pPr>
+    </w:lvl>
+    <w:lvl w:ilvl="1">
+      <w:start w:val="1"/>
+      <w:numFmt w:val="decimal"/>
+      <w:lvlText w:val="%2."/>
+      <w:lvlJc w:val="left"/>
+      <w:pPr>
+        <w:ind w:left="1440" w:hanging="480"/>
+      </w:pPr>
+    </w:lvl>
+    <w:lvl w:ilvl="2">
+      <w:start w:val="1"/>
+      <w:numFmt w:val="decimal"/>
+      <w:lvlText w:val="%3."/>
+      <w:lvlJc w:val="left"/>
+      <w:pPr>
+        <w:ind w:left="2160" w:hanging="480"/>
+      </w:pPr>
+    </w:lvl>
+    <w:lvl w:ilvl="3">
+      <w:start w:val="1"/>
+      <w:numFmt w:val="decimal"/>
+      <w:lvlText w:val="%4."/>
+      <w:lvlJc w:val="left"/>
+      <w:pPr>
+        <w:ind w:left="2880" w:hanging="480"/>
+      </w:pPr>
+    </w:lvl>
+    <w:lvl w:ilvl="4">
+      <w:start w:val="1"/>
+      <w:numFmt w:val="decimal"/>
+      <w:lvlText w:val="%5."/>
+      <w:lvlJc w:val="left"/>
+      <w:pPr>
+        <w:ind w:left="3600" w:hanging="480"/>
+      </w:pPr>
+    </w:lvl>
+    <w:lvl w:ilvl="5">
+      <w:start w:val="1"/>
+      <w:numFmt w:val="decimal"/>
+      <w:lvlText w:val="%6."/>
+      <w:lvlJc w:val="left"/>
+      <w:pPr>
+        <w:ind w:left="4320" w:hanging="480"/>
+      </w:pPr>
+    </w:lvl>
+    <w:lvl w:ilvl="6">
+      <w:start w:val="1"/>
+      <w:numFmt w:val="decimal"/>
+      <w:lvlText w:val="%7."/>
+      <w:lvlJc w:val="left"/>
+      <w:pPr>
+        <w:ind w:left="5040" w:hanging="480"/>
+      </w:pPr>
+    </w:lvl>
+    <w:lvl w:ilvl="7">
+      <w:start w:val="1"/>
+      <w:numFmt w:val="decimal"/>
+      <w:lvlText w:val="%8."/>
+      <w:lvlJc w:val="left"/>
+      <w:pPr>
+        <w:ind w:left="5760" w:hanging="480"/>
+      </w:pPr>
+    </w:lvl>
+    <w:lvl w:ilvl="8">
+      <w:start w:val="1"/>
+      <w:numFmt w:val="decimal"/>
+      <w:lvlText w:val="%9."/>
+      <w:lvlJc w:val="left"/>
+      <w:pPr>
+        <w:ind w:left="6480" w:hanging="480"/>
+      </w:pPr>
+    </w:lvl>
+  </w:abstractNum>
   <w:num w:numId="1000">
     <w:abstractNumId w:val="990"/>
   </w:num>
   <w:num w:numId="1001">
     <w:abstractNumId w:val="991"/>
+  </w:num>
+  <w:num w:numId="1002">
+    <w:abstractNumId w:val="99411"/>
+    <w:lvlOverride w:ilvl="0">
+      <w:startOverride w:val="1"/>
+    </w:lvlOverride>
+    <w:lvlOverride w:ilvl="1">
+      <w:startOverride w:val="1"/>
+    </w:lvlOverride>
+    <w:lvlOverride w:ilvl="2">
+      <w:startOverride w:val="1"/>
+    </w:lvlOverride>
+    <w:lvlOverride w:ilvl="3">
+      <w:startOverride w:val="1"/>
+    </w:lvlOverride>
+    <w:lvlOverride w:ilvl="4">
+      <w:startOverride w:val="1"/>
+    </w:lvlOverride>
+    <w:lvlOverride w:ilvl="5">
+      <w:startOverride w:val="1"/>
+    </w:lvlOverride>
+    <w:lvlOverride w:ilvl="6">
+      <w:startOverride w:val="1"/>
+    </w:lvlOverride>
+    <w:lvlOverride w:ilvl="7">
+      <w:startOverride w:val="1"/>
+    </w:lvlOverride>
+    <w:lvlOverride w:ilvl="8">
+      <w:startOverride w:val="1"/>
+    </w:lvlOverride>
   </w:num>
 </w:numbering>
 </file>
@@ -5750,12 +6746,11 @@
     <w:name w:val="Normal"/>
     <w:qFormat/>
     <w:pPr>
-      <w:spacing w:after="0" w:line="480" w:lineRule="auto"/>
-      <w:ind w:firstLine="720"/>
+      <w:spacing w:after="60" w:line="360" w:lineRule="auto"/>
     </w:pPr>
     <w:rPr>
       <w:rFonts w:ascii="Times New Roman" w:hAnsi="Times New Roman"/>
-      <w:color w:val="000000"/>
+      <w:color w:val="191E28"/>
       <w:sz w:val="24"/>
     </w:rPr>
   </w:style>
@@ -5765,27 +6760,35 @@
     <w:link w:val="BodyTextChar"/>
     <w:qFormat/>
     <w:pPr>
-      <w:spacing w:after="180" w:before="180"/>
+      <w:spacing w:after="60" w:before="180" w:line="360" w:lineRule="auto"/>
     </w:pPr>
+    <w:rPr>
+      <w:rFonts w:ascii="Times New Roman" w:hAnsi="Times New Roman"/>
+      <w:color w:val="191E28"/>
+      <w:sz w:val="24"/>
+    </w:rPr>
   </w:style>
   <w:style w:customStyle="1" w:styleId="FirstParagraph" w:type="paragraph">
     <w:name w:val="First Paragraph"/>
     <w:basedOn w:val="BodyText"/>
     <w:next w:val="BodyText"/>
     <w:qFormat/>
+    <w:pPr>
+      <w:spacing w:after="60" w:line="360" w:lineRule="auto"/>
+    </w:pPr>
+    <w:rPr>
+      <w:rFonts w:ascii="Times New Roman" w:hAnsi="Times New Roman"/>
+      <w:color w:val="191E28"/>
+      <w:sz w:val="24"/>
+    </w:rPr>
   </w:style>
   <w:style w:customStyle="1" w:styleId="Compact" w:type="paragraph">
     <w:name w:val="Compact"/>
     <w:basedOn w:val="BodyText"/>
     <w:qFormat/>
     <w:pPr>
-      <w:spacing w:after="0" w:before="36" w:line="240" w:lineRule="auto"/>
-      <w:ind w:firstLine="0"/>
+      <w:spacing w:after="36" w:before="36"/>
     </w:pPr>
-    <w:rPr>
-      <w:rFonts w:ascii="Times New Roman" w:hAnsi="Times New Roman"/>
-      <w:sz w:val="20"/>
-    </w:rPr>
   </w:style>
   <w:style w:styleId="Title" w:type="paragraph">
     <w:name w:val="Title"/>
@@ -5795,16 +6798,15 @@
     <w:pPr>
       <w:keepNext/>
       <w:keepLines/>
-      <w:spacing w:after="40" w:before="120" w:line="480" w:lineRule="auto"/>
-      <w:ind w:firstLine="0"/>
+      <w:spacing w:after="240" w:before="480"/>
       <w:jc w:val="center"/>
     </w:pPr>
     <w:rPr>
-      <w:rFonts w:ascii="Times New Roman" w:asciiTheme="majorHAnsi" w:cstheme="majorBidi" w:eastAsiaTheme="majorEastAsia" w:hAnsi="Times New Roman" w:hAnsiTheme="majorHAnsi"/>
+      <w:rFonts w:asciiTheme="majorHAnsi" w:cstheme="majorBidi" w:eastAsiaTheme="majorEastAsia" w:hAnsiTheme="majorHAnsi"/>
       <w:b/>
       <w:bCs/>
-      <w:color w:val="000000"/>
-      <w:sz w:val="24"/>
+      <w:color w:themeColor="accent1" w:themeShade="B5" w:val="345A8A"/>
+      <w:sz w:val="36"/>
       <w:szCs w:val="36"/>
     </w:rPr>
   </w:style>
@@ -5901,7 +6903,7 @@
       <w:rFonts w:asciiTheme="majorHAnsi" w:cstheme="majorBidi" w:eastAsiaTheme="majorEastAsia" w:hAnsiTheme="majorHAnsi"/>
       <w:b/>
       <w:bCs/>
-      <w:color w:val="000000"/>
+      <w:color w:themeColor="accent1" w:val="4F81BD"/>
       <w:sz w:val="32"/>
       <w:szCs w:val="32"/>
     </w:rPr>
@@ -5923,7 +6925,7 @@
       <w:rFonts w:asciiTheme="majorHAnsi" w:cstheme="majorBidi" w:eastAsiaTheme="majorEastAsia" w:hAnsiTheme="majorHAnsi"/>
       <w:b/>
       <w:bCs/>
-      <w:color w:val="000000"/>
+      <w:color w:themeColor="accent1" w:val="4F81BD"/>
       <w:sz w:val="28"/>
       <w:szCs w:val="28"/>
     </w:rPr>
@@ -5945,7 +6947,7 @@
       <w:rFonts w:asciiTheme="majorHAnsi" w:cstheme="majorBidi" w:eastAsiaTheme="majorEastAsia" w:hAnsiTheme="majorHAnsi"/>
       <w:b/>
       <w:bCs/>
-      <w:color w:val="000000"/>
+      <w:color w:themeColor="accent1" w:val="4F81BD"/>
       <w:sz w:val="24"/>
       <w:szCs w:val="24"/>
     </w:rPr>
@@ -6118,7 +7120,7 @@
     <w:qFormat/>
     <w:rPr>
       <w:rFonts w:ascii="Times New Roman" w:hAnsi="Times New Roman"/>
-      <w:sz w:val="18"/>
+      <w:sz w:val="20"/>
     </w:rPr>
     <w:tblPr>
       <w:tblInd w:type="dxa" w:w="0"/>
